--- a/Documentatie/logboek/Logboek Fabio.docx
+++ b/Documentatie/logboek/Logboek Fabio.docx
@@ -676,6 +676,13 @@
                 <w:lang w:val="nl-NL"/>
               </w:rPr>
               <w:t xml:space="preserve">Kick-off</w:t>
+            </w:r>
+            <w:r>
+              <w:rPr>
+                <w:highlight w:val="none"/>
+                <w:lang w:val="en-US"/>
+              </w:rPr>
+              <w:t xml:space="preserve"> SDC</w:t>
             </w:r>
             <w:r>
               <w:rPr>
@@ -1256,6 +1263,7 @@
                 <w:highlight w:val="none"/>
                 <w:lang w:val="en-US"/>
               </w:rPr>
+              <w:t xml:space="preserve">24-2-2026</w:t>
             </w:r>
             <w:r>
               <w:rPr>
@@ -1284,6 +1292,718 @@
                 <w:lang w:val="en-US"/>
               </w:rPr>
             </w:pPr>
+            <w:r>
+              <w:rPr>
+                <w:highlight w:val="none"/>
+                <w:lang w:val="en-US"/>
+              </w:rPr>
+              <w:t xml:space="preserve">1:20</w:t>
+            </w:r>
+            <w:r>
+              <w:rPr>
+                <w:highlight w:val="none"/>
+                <w:lang w:val="en-US"/>
+              </w:rPr>
+            </w:r>
+          </w:p>
+        </w:tc>
+        <w:tc>
+          <w:tcPr>
+            <w:tcBorders/>
+            <w:tcW w:w="1559" w:type="dxa"/>
+            <w:vMerge w:val="restart"/>
+            <w:textDirection w:val="lrTb"/>
+            <w:noWrap w:val="false"/>
+          </w:tcPr>
+          <w:p>
+            <w:pPr>
+              <w:pBdr/>
+              <w:spacing/>
+              <w:ind/>
+              <w:jc w:val="left"/>
+              <w:rPr>
+                <w:highlight w:val="none"/>
+                <w:lang w:val="en-US"/>
+              </w:rPr>
+            </w:pPr>
+            <w:r>
+              <w:rPr>
+                <w:highlight w:val="none"/>
+                <w:lang w:val="en-US"/>
+              </w:rPr>
+              <w:t xml:space="preserve">10:30 - 15:00</w:t>
+            </w:r>
+            <w:r>
+              <w:rPr>
+                <w:highlight w:val="none"/>
+                <w:lang w:val="en-US"/>
+              </w:rPr>
+            </w:r>
+          </w:p>
+        </w:tc>
+        <w:tc>
+          <w:tcPr>
+            <w:tcBorders/>
+            <w:tcW w:w="1417" w:type="dxa"/>
+            <w:vMerge w:val="restart"/>
+            <w:textDirection w:val="lrTb"/>
+            <w:noWrap w:val="false"/>
+          </w:tcPr>
+          <w:p>
+            <w:pPr>
+              <w:pBdr/>
+              <w:spacing/>
+              <w:ind/>
+              <w:jc w:val="left"/>
+              <w:rPr>
+                <w:highlight w:val="none"/>
+                <w:lang w:val="en-US"/>
+              </w:rPr>
+            </w:pPr>
+            <w:r>
+              <w:rPr>
+                <w:highlight w:val="none"/>
+                <w:lang w:val="en-US"/>
+              </w:rPr>
+              <w:t xml:space="preserve">-</w:t>
+            </w:r>
+            <w:r>
+              <w:rPr>
+                <w:highlight w:val="none"/>
+                <w:lang w:val="en-US"/>
+              </w:rPr>
+            </w:r>
+          </w:p>
+        </w:tc>
+        <w:tc>
+          <w:tcPr>
+            <w:tcBorders/>
+            <w:tcW w:w="2126" w:type="dxa"/>
+            <w:vMerge w:val="restart"/>
+            <w:textDirection w:val="lrTb"/>
+            <w:noWrap w:val="false"/>
+          </w:tcPr>
+          <w:p>
+            <w:pPr>
+              <w:pBdr/>
+              <w:spacing/>
+              <w:ind/>
+              <w:jc w:val="left"/>
+              <w:rPr>
+                <w:highlight w:val="none"/>
+                <w:lang w:val="en-US"/>
+              </w:rPr>
+            </w:pPr>
+            <w:r>
+              <w:rPr>
+                <w:highlight w:val="none"/>
+                <w:lang w:val="en-US"/>
+              </w:rPr>
+              <w:t xml:space="preserve">School</w:t>
+            </w:r>
+            <w:r>
+              <w:rPr>
+                <w:highlight w:val="none"/>
+                <w:lang w:val="en-US"/>
+              </w:rPr>
+            </w:r>
+          </w:p>
+        </w:tc>
+        <w:tc>
+          <w:tcPr>
+            <w:tcBorders/>
+            <w:tcW w:w="3827" w:type="dxa"/>
+            <w:vMerge w:val="restart"/>
+            <w:textDirection w:val="lrTb"/>
+            <w:noWrap w:val="false"/>
+          </w:tcPr>
+          <w:p>
+            <w:pPr>
+              <w:pBdr/>
+              <w:spacing/>
+              <w:ind/>
+              <w:jc w:val="left"/>
+              <w:rPr>
+                <w:highlight w:val="none"/>
+                <w:lang w:val="en-US"/>
+              </w:rPr>
+            </w:pPr>
+            <w:r>
+              <w:rPr>
+                <w:highlight w:val="none"/>
+                <w:lang w:val="en-US"/>
+              </w:rPr>
+              <w:t xml:space="preserve">Sprint 0 presentatie</w:t>
+            </w:r>
+            <w:r>
+              <w:rPr>
+                <w:highlight w:val="none"/>
+                <w:lang w:val="en-US"/>
+              </w:rPr>
+            </w:r>
+          </w:p>
+        </w:tc>
+      </w:tr>
+      <w:tr>
+        <w:trPr>
+          <w:trHeight w:val="186"/>
+        </w:trPr>
+        <w:tc>
+          <w:tcPr>
+            <w:tcBorders/>
+            <w:tcW w:w="1417" w:type="dxa"/>
+            <w:vMerge w:val="restart"/>
+            <w:textDirection w:val="lrTb"/>
+            <w:noWrap w:val="false"/>
+          </w:tcPr>
+          <w:p>
+            <w:pPr>
+              <w:pBdr/>
+              <w:spacing/>
+              <w:ind/>
+              <w:jc w:val="left"/>
+              <w:rPr>
+                <w:highlight w:val="none"/>
+                <w:lang w:val="en-US"/>
+              </w:rPr>
+            </w:pPr>
+            <w:r>
+              <w:rPr>
+                <w:highlight w:val="none"/>
+                <w:lang w:val="en-US"/>
+              </w:rPr>
+              <w:t xml:space="preserve">26-2-2026</w:t>
+            </w:r>
+            <w:r>
+              <w:rPr>
+                <w:highlight w:val="none"/>
+                <w:lang w:val="en-US"/>
+              </w:rPr>
+            </w:r>
+            <w:r>
+              <w:rPr>
+                <w:highlight w:val="none"/>
+                <w:lang w:val="en-US"/>
+              </w:rPr>
+            </w:r>
+          </w:p>
+        </w:tc>
+        <w:tc>
+          <w:tcPr>
+            <w:tcBorders/>
+            <w:tcW w:w="1134" w:type="dxa"/>
+            <w:vMerge w:val="restart"/>
+            <w:textDirection w:val="lrTb"/>
+            <w:noWrap w:val="false"/>
+          </w:tcPr>
+          <w:p>
+            <w:pPr>
+              <w:pBdr/>
+              <w:spacing/>
+              <w:ind/>
+              <w:jc w:val="left"/>
+              <w:rPr>
+                <w:highlight w:val="none"/>
+                <w:lang w:val="en-US"/>
+              </w:rPr>
+            </w:pPr>
+            <w:r>
+              <w:rPr>
+                <w:highlight w:val="none"/>
+                <w:lang w:val="en-US"/>
+              </w:rPr>
+              <w:t xml:space="preserve">3:40 </w:t>
+            </w:r>
+            <w:r>
+              <w:rPr>
+                <w:highlight w:val="none"/>
+                <w:lang w:val="en-US"/>
+              </w:rPr>
+            </w:r>
+            <w:r>
+              <w:rPr>
+                <w:highlight w:val="none"/>
+                <w:lang w:val="en-US"/>
+              </w:rPr>
+            </w:r>
+          </w:p>
+        </w:tc>
+        <w:tc>
+          <w:tcPr>
+            <w:tcBorders/>
+            <w:tcW w:w="1559" w:type="dxa"/>
+            <w:vMerge w:val="restart"/>
+            <w:textDirection w:val="lrTb"/>
+            <w:noWrap w:val="false"/>
+          </w:tcPr>
+          <w:p>
+            <w:pPr>
+              <w:pBdr/>
+              <w:spacing/>
+              <w:ind/>
+              <w:jc w:val="left"/>
+              <w:rPr>
+                <w:highlight w:val="none"/>
+                <w:lang w:val="en-US"/>
+              </w:rPr>
+            </w:pPr>
+            <w:r>
+              <w:rPr>
+                <w:highlight w:val="none"/>
+                <w:lang w:val="en-US"/>
+              </w:rPr>
+              <w:t xml:space="preserve">9:00 - 13:30</w:t>
+            </w:r>
+            <w:r>
+              <w:rPr>
+                <w:highlight w:val="none"/>
+                <w:lang w:val="en-US"/>
+              </w:rPr>
+            </w:r>
+            <w:r>
+              <w:rPr>
+                <w:highlight w:val="none"/>
+                <w:lang w:val="en-US"/>
+              </w:rPr>
+            </w:r>
+          </w:p>
+        </w:tc>
+        <w:tc>
+          <w:tcPr>
+            <w:tcBorders/>
+            <w:tcW w:w="1417" w:type="dxa"/>
+            <w:vMerge w:val="restart"/>
+            <w:textDirection w:val="lrTb"/>
+            <w:noWrap w:val="false"/>
+          </w:tcPr>
+          <w:p>
+            <w:pPr>
+              <w:pBdr/>
+              <w:spacing/>
+              <w:ind/>
+              <w:jc w:val="left"/>
+              <w:rPr>
+                <w:highlight w:val="none"/>
+                <w:lang w:val="en-US"/>
+              </w:rPr>
+            </w:pPr>
+            <w:r>
+              <w:rPr>
+                <w:highlight w:val="none"/>
+                <w:lang w:val="en-US"/>
+              </w:rPr>
+              <w:t xml:space="preserve">-</w:t>
+            </w:r>
+            <w:r>
+              <w:rPr>
+                <w:highlight w:val="none"/>
+                <w:lang w:val="en-US"/>
+              </w:rPr>
+            </w:r>
+            <w:r>
+              <w:rPr>
+                <w:highlight w:val="none"/>
+                <w:lang w:val="en-US"/>
+              </w:rPr>
+            </w:r>
+          </w:p>
+        </w:tc>
+        <w:tc>
+          <w:tcPr>
+            <w:tcBorders/>
+            <w:tcW w:w="2126" w:type="dxa"/>
+            <w:vMerge w:val="restart"/>
+            <w:textDirection w:val="lrTb"/>
+            <w:noWrap w:val="false"/>
+          </w:tcPr>
+          <w:p>
+            <w:pPr>
+              <w:pBdr/>
+              <w:spacing/>
+              <w:ind/>
+              <w:jc w:val="left"/>
+              <w:rPr>
+                <w:highlight w:val="none"/>
+                <w:lang w:val="nl-NL"/>
+              </w:rPr>
+            </w:pPr>
+            <w:r>
+              <w:rPr>
+                <w:highlight w:val="none"/>
+                <w:lang w:val="en-US"/>
+              </w:rPr>
+              <w:t xml:space="preserve">RDW Testcentrum</w:t>
+            </w:r>
+            <w:r>
+              <w:rPr>
+                <w:highlight w:val="none"/>
+                <w:lang w:val="nl-NL"/>
+              </w:rPr>
+            </w:r>
+            <w:r>
+              <w:rPr>
+                <w:highlight w:val="none"/>
+                <w:lang w:val="nl-NL"/>
+              </w:rPr>
+            </w:r>
+          </w:p>
+        </w:tc>
+        <w:tc>
+          <w:tcPr>
+            <w:tcBorders/>
+            <w:tcW w:w="3827" w:type="dxa"/>
+            <w:vMerge w:val="restart"/>
+            <w:textDirection w:val="lrTb"/>
+            <w:noWrap w:val="false"/>
+          </w:tcPr>
+          <w:p>
+            <w:pPr>
+              <w:pBdr/>
+              <w:spacing/>
+              <w:ind/>
+              <w:jc w:val="left"/>
+              <w:rPr>
+                <w:highlight w:val="none"/>
+                <w:lang w:val="en-US"/>
+              </w:rPr>
+            </w:pPr>
+            <w:r>
+              <w:rPr>
+                <w:highlight w:val="none"/>
+                <w:lang w:val="en-US"/>
+              </w:rPr>
+              <w:t xml:space="preserve">2de test dag. Met de kart op de baan geweest om data te opnemen</w:t>
+            </w:r>
+            <w:r>
+              <w:rPr>
+                <w:highlight w:val="none"/>
+                <w:lang w:val="en-US"/>
+              </w:rPr>
+            </w:r>
+            <w:r>
+              <w:rPr>
+                <w:highlight w:val="none"/>
+                <w:lang w:val="en-US"/>
+              </w:rPr>
+            </w:r>
+          </w:p>
+        </w:tc>
+      </w:tr>
+      <w:tr>
+        <w:trPr>
+          <w:trHeight w:val="186"/>
+        </w:trPr>
+        <w:tc>
+          <w:tcPr>
+            <w:tcBorders/>
+            <w:tcW w:w="1417" w:type="dxa"/>
+            <w:vMerge w:val="restart"/>
+            <w:textDirection w:val="lrTb"/>
+            <w:noWrap w:val="false"/>
+          </w:tcPr>
+          <w:p>
+            <w:pPr>
+              <w:pBdr/>
+              <w:spacing/>
+              <w:ind/>
+              <w:jc w:val="left"/>
+              <w:rPr>
+                <w:highlight w:val="none"/>
+                <w:lang w:val="en-US"/>
+              </w:rPr>
+            </w:pPr>
+            <w:r>
+              <w:rPr>
+                <w:highlight w:val="none"/>
+                <w:lang w:val="en-US"/>
+              </w:rPr>
+              <w:t xml:space="preserve">27-2-2026</w:t>
+            </w:r>
+            <w:r>
+              <w:rPr>
+                <w:highlight w:val="none"/>
+                <w:lang w:val="en-US"/>
+              </w:rPr>
+            </w:r>
+            <w:r>
+              <w:rPr>
+                <w:highlight w:val="none"/>
+                <w:lang w:val="en-US"/>
+              </w:rPr>
+            </w:r>
+          </w:p>
+        </w:tc>
+        <w:tc>
+          <w:tcPr>
+            <w:tcBorders/>
+            <w:tcW w:w="1134" w:type="dxa"/>
+            <w:vMerge w:val="restart"/>
+            <w:textDirection w:val="lrTb"/>
+            <w:noWrap w:val="false"/>
+          </w:tcPr>
+          <w:p>
+            <w:pPr>
+              <w:pBdr/>
+              <w:spacing/>
+              <w:ind/>
+              <w:jc w:val="left"/>
+              <w:rPr>
+                <w:highlight w:val="none"/>
+                <w:lang w:val="en-US"/>
+              </w:rPr>
+            </w:pPr>
+            <w:r>
+              <w:rPr>
+                <w:highlight w:val="none"/>
+                <w:lang w:val="en-US"/>
+              </w:rPr>
+              <w:t xml:space="preserve">1:20</w:t>
+            </w:r>
+            <w:r>
+              <w:rPr>
+                <w:highlight w:val="none"/>
+                <w:lang w:val="en-US"/>
+              </w:rPr>
+            </w:r>
+            <w:r>
+              <w:rPr>
+                <w:highlight w:val="none"/>
+                <w:lang w:val="en-US"/>
+              </w:rPr>
+            </w:r>
+          </w:p>
+        </w:tc>
+        <w:tc>
+          <w:tcPr>
+            <w:tcBorders/>
+            <w:tcW w:w="1559" w:type="dxa"/>
+            <w:vMerge w:val="restart"/>
+            <w:textDirection w:val="lrTb"/>
+            <w:noWrap w:val="false"/>
+          </w:tcPr>
+          <w:p>
+            <w:pPr>
+              <w:pBdr/>
+              <w:spacing/>
+              <w:ind/>
+              <w:jc w:val="left"/>
+              <w:rPr>
+                <w:highlight w:val="none"/>
+                <w:lang w:val="en-US"/>
+              </w:rPr>
+            </w:pPr>
+            <w:r>
+              <w:rPr>
+                <w:highlight w:val="none"/>
+                <w:lang w:val="en-US"/>
+              </w:rPr>
+              <w:t xml:space="preserve">10:00 - 15:00</w:t>
+            </w:r>
+            <w:r>
+              <w:rPr>
+                <w:highlight w:val="none"/>
+                <w:lang w:val="en-US"/>
+              </w:rPr>
+            </w:r>
+            <w:r>
+              <w:rPr>
+                <w:highlight w:val="none"/>
+                <w:lang w:val="en-US"/>
+              </w:rPr>
+            </w:r>
+          </w:p>
+        </w:tc>
+        <w:tc>
+          <w:tcPr>
+            <w:tcBorders/>
+            <w:tcW w:w="1417" w:type="dxa"/>
+            <w:vMerge w:val="restart"/>
+            <w:textDirection w:val="lrTb"/>
+            <w:noWrap w:val="false"/>
+          </w:tcPr>
+          <w:p>
+            <w:pPr>
+              <w:pBdr/>
+              <w:spacing/>
+              <w:ind/>
+              <w:jc w:val="left"/>
+              <w:rPr>
+                <w:highlight w:val="none"/>
+                <w:lang w:val="en-US"/>
+              </w:rPr>
+            </w:pPr>
+            <w:r>
+              <w:rPr>
+                <w:highlight w:val="none"/>
+                <w:lang w:val="en-US"/>
+              </w:rPr>
+              <w:t xml:space="preserve">-</w:t>
+            </w:r>
+            <w:r>
+              <w:rPr>
+                <w:highlight w:val="none"/>
+                <w:lang w:val="en-US"/>
+              </w:rPr>
+            </w:r>
+            <w:r>
+              <w:rPr>
+                <w:highlight w:val="none"/>
+                <w:lang w:val="en-US"/>
+              </w:rPr>
+            </w:r>
+          </w:p>
+        </w:tc>
+        <w:tc>
+          <w:tcPr>
+            <w:tcBorders/>
+            <w:tcW w:w="2126" w:type="dxa"/>
+            <w:vMerge w:val="restart"/>
+            <w:textDirection w:val="lrTb"/>
+            <w:noWrap w:val="false"/>
+          </w:tcPr>
+          <w:p>
+            <w:pPr>
+              <w:pBdr/>
+              <w:spacing/>
+              <w:ind/>
+              <w:jc w:val="left"/>
+              <w:rPr>
+                <w:highlight w:val="none"/>
+                <w:lang w:val="en-US"/>
+              </w:rPr>
+            </w:pPr>
+            <w:r>
+              <w:rPr>
+                <w:highlight w:val="none"/>
+                <w:lang w:val="en-US"/>
+              </w:rPr>
+              <w:t xml:space="preserve">School</w:t>
+            </w:r>
+            <w:r>
+              <w:rPr>
+                <w:highlight w:val="none"/>
+                <w:lang w:val="en-US"/>
+              </w:rPr>
+            </w:r>
+            <w:r>
+              <w:rPr>
+                <w:highlight w:val="none"/>
+                <w:lang w:val="en-US"/>
+              </w:rPr>
+            </w:r>
+          </w:p>
+        </w:tc>
+        <w:tc>
+          <w:tcPr>
+            <w:tcBorders/>
+            <w:tcW w:w="3827" w:type="dxa"/>
+            <w:vMerge w:val="restart"/>
+            <w:textDirection w:val="lrTb"/>
+            <w:noWrap w:val="false"/>
+          </w:tcPr>
+          <w:p>
+            <w:pPr>
+              <w:pBdr/>
+              <w:spacing/>
+              <w:ind/>
+              <w:jc w:val="left"/>
+              <w:rPr>
+                <w:highlight w:val="none"/>
+                <w:lang w:val="en-US"/>
+              </w:rPr>
+            </w:pPr>
+            <w:r>
+              <w:rPr>
+                <w:highlight w:val="none"/>
+                <w:lang w:val="en-US"/>
+              </w:rPr>
+              <w:t xml:space="preserve">Workshop kwaliteitseisen en alternatieven afwegen.</w:t>
+              <w:br/>
+              <w:t xml:space="preserve">requirements aangepast na feedback.</w:t>
+            </w:r>
+            <w:r>
+              <w:rPr>
+                <w:highlight w:val="none"/>
+                <w:lang w:val="en-US"/>
+              </w:rPr>
+            </w:r>
+            <w:r>
+              <w:rPr>
+                <w:highlight w:val="none"/>
+                <w:lang w:val="en-US"/>
+              </w:rPr>
+            </w:r>
+          </w:p>
+        </w:tc>
+      </w:tr>
+      <w:tr>
+        <w:trPr>
+          <w:trHeight w:val="186"/>
+        </w:trPr>
+        <w:tc>
+          <w:tcPr>
+            <w:tcBorders/>
+            <w:tcW w:w="1417" w:type="dxa"/>
+            <w:vMerge w:val="restart"/>
+            <w:textDirection w:val="lrTb"/>
+            <w:noWrap w:val="false"/>
+          </w:tcPr>
+          <w:p>
+            <w:pPr>
+              <w:pBdr/>
+              <w:spacing/>
+              <w:ind/>
+              <w:jc w:val="left"/>
+              <w:rPr>
+                <w:highlight w:val="none"/>
+                <w:lang w:val="en-US"/>
+              </w:rPr>
+            </w:pPr>
+            <w:r>
+              <w:rPr>
+                <w:highlight w:val="none"/>
+                <w:lang w:val="en-US"/>
+              </w:rPr>
+            </w:r>
+            <w:r>
+              <w:rPr>
+                <w:highlight w:val="none"/>
+                <w:lang w:val="en-US"/>
+              </w:rPr>
+            </w:r>
+            <w:r>
+              <w:rPr>
+                <w:highlight w:val="none"/>
+                <w:lang w:val="en-US"/>
+              </w:rPr>
+            </w:r>
+          </w:p>
+        </w:tc>
+        <w:tc>
+          <w:tcPr>
+            <w:tcBorders/>
+            <w:tcW w:w="1134" w:type="dxa"/>
+            <w:vMerge w:val="restart"/>
+            <w:textDirection w:val="lrTb"/>
+            <w:noWrap w:val="false"/>
+          </w:tcPr>
+          <w:p>
+            <w:pPr>
+              <w:pBdr/>
+              <w:spacing/>
+              <w:ind/>
+              <w:jc w:val="left"/>
+              <w:rPr>
+                <w:highlight w:val="none"/>
+                <w:lang w:val="en-US"/>
+              </w:rPr>
+            </w:pPr>
+            <w:r>
+              <w:rPr>
+                <w:highlight w:val="none"/>
+                <w:lang w:val="en-US"/>
+              </w:rPr>
+            </w:r>
             <w:r>
               <w:rPr>
                 <w:highlight w:val="none"/>
@@ -1329,6 +2049,12 @@
                 <w:lang w:val="en-US"/>
               </w:rPr>
             </w:r>
+            <w:r>
+              <w:rPr>
+                <w:highlight w:val="none"/>
+                <w:lang w:val="en-US"/>
+              </w:rPr>
+            </w:r>
           </w:p>
         </w:tc>
         <w:tc>
@@ -1350,6 +2076,12 @@
                 <w:lang w:val="en-US"/>
               </w:rPr>
             </w:pPr>
+            <w:r>
+              <w:rPr>
+                <w:highlight w:val="none"/>
+                <w:lang w:val="en-US"/>
+              </w:rPr>
+            </w:r>
             <w:r>
               <w:rPr>
                 <w:highlight w:val="none"/>
@@ -1395,6 +2127,12 @@
                 <w:lang w:val="en-US"/>
               </w:rPr>
             </w:r>
+            <w:r>
+              <w:rPr>
+                <w:highlight w:val="none"/>
+                <w:lang w:val="en-US"/>
+              </w:rPr>
+            </w:r>
           </w:p>
         </w:tc>
         <w:tc>
@@ -1416,6 +2154,12 @@
                 <w:lang w:val="en-US"/>
               </w:rPr>
             </w:pPr>
+            <w:r>
+              <w:rPr>
+                <w:highlight w:val="none"/>
+                <w:lang w:val="en-US"/>
+              </w:rPr>
+            </w:r>
             <w:r>
               <w:rPr>
                 <w:highlight w:val="none"/>

--- a/Documentatie/logboek/Logboek Fabio.docx
+++ b/Documentatie/logboek/Logboek Fabio.docx
@@ -1271,6 +1271,12 @@
                 <w:lang w:val="en-US"/>
               </w:rPr>
             </w:r>
+            <w:r>
+              <w:rPr>
+                <w:highlight w:val="none"/>
+                <w:lang w:val="en-US"/>
+              </w:rPr>
+            </w:r>
           </w:p>
         </w:tc>
         <w:tc>
@@ -1298,6 +1304,12 @@
                 <w:lang w:val="en-US"/>
               </w:rPr>
               <w:t xml:space="preserve">1:20</w:t>
+            </w:r>
+            <w:r>
+              <w:rPr>
+                <w:highlight w:val="none"/>
+                <w:lang w:val="en-US"/>
+              </w:rPr>
             </w:r>
             <w:r>
               <w:rPr>
@@ -1339,6 +1351,12 @@
                 <w:lang w:val="en-US"/>
               </w:rPr>
             </w:r>
+            <w:r>
+              <w:rPr>
+                <w:highlight w:val="none"/>
+                <w:lang w:val="en-US"/>
+              </w:rPr>
+            </w:r>
           </w:p>
         </w:tc>
         <w:tc>
@@ -1366,6 +1384,12 @@
                 <w:lang w:val="en-US"/>
               </w:rPr>
               <w:t xml:space="preserve">-</w:t>
+            </w:r>
+            <w:r>
+              <w:rPr>
+                <w:highlight w:val="none"/>
+                <w:lang w:val="en-US"/>
+              </w:rPr>
             </w:r>
             <w:r>
               <w:rPr>
@@ -1407,6 +1431,12 @@
                 <w:lang w:val="en-US"/>
               </w:rPr>
             </w:r>
+            <w:r>
+              <w:rPr>
+                <w:highlight w:val="none"/>
+                <w:lang w:val="en-US"/>
+              </w:rPr>
+            </w:r>
           </w:p>
         </w:tc>
         <w:tc>
@@ -1434,6 +1464,12 @@
                 <w:lang w:val="en-US"/>
               </w:rPr>
               <w:t xml:space="preserve">Sprint 0 presentatie</w:t>
+            </w:r>
+            <w:r>
+              <w:rPr>
+                <w:highlight w:val="none"/>
+                <w:lang w:val="en-US"/>
+              </w:rPr>
             </w:r>
             <w:r>
               <w:rPr>
@@ -1964,6 +2000,7 @@
                 <w:highlight w:val="none"/>
                 <w:lang w:val="en-US"/>
               </w:rPr>
+              <w:t xml:space="preserve">3-3-2026</w:t>
             </w:r>
             <w:r>
               <w:rPr>
@@ -2159,12 +2196,212 @@
                 <w:highlight w:val="none"/>
                 <w:lang w:val="en-US"/>
               </w:rPr>
+              <w:t xml:space="preserve">Sprint 1 presentatie</w:t>
             </w:r>
             <w:r>
               <w:rPr>
                 <w:highlight w:val="none"/>
                 <w:lang w:val="en-US"/>
               </w:rPr>
+            </w:r>
+          </w:p>
+        </w:tc>
+      </w:tr>
+      <w:tr>
+        <w:trPr>
+          <w:trHeight w:val="186"/>
+        </w:trPr>
+        <w:tc>
+          <w:tcPr>
+            <w:tcBorders/>
+            <w:tcW w:w="1417" w:type="dxa"/>
+            <w:vMerge w:val="restart"/>
+            <w:textDirection w:val="lrTb"/>
+            <w:noWrap w:val="false"/>
+          </w:tcPr>
+          <w:p>
+            <w:pPr>
+              <w:pBdr/>
+              <w:spacing/>
+              <w:ind/>
+              <w:jc w:val="left"/>
+              <w:rPr>
+                <w:highlight w:val="none"/>
+                <w:lang w:val="en-US"/>
+              </w:rPr>
+            </w:pPr>
+            <w:r>
+              <w:rPr>
+                <w:highlight w:val="none"/>
+                <w:lang w:val="en-US"/>
+              </w:rPr>
+              <w:t xml:space="preserve">5-3-2026</w:t>
+            </w:r>
+            <w:r>
+              <w:rPr>
+                <w:highlight w:val="none"/>
+                <w:lang w:val="en-US"/>
+              </w:rPr>
+            </w:r>
+          </w:p>
+        </w:tc>
+        <w:tc>
+          <w:tcPr>
+            <w:tcBorders/>
+            <w:tcW w:w="1134" w:type="dxa"/>
+            <w:vMerge w:val="restart"/>
+            <w:textDirection w:val="lrTb"/>
+            <w:noWrap w:val="false"/>
+          </w:tcPr>
+          <w:p>
+            <w:pPr>
+              <w:pBdr/>
+              <w:spacing/>
+              <w:ind/>
+              <w:jc w:val="left"/>
+              <w:rPr>
+                <w:highlight w:val="none"/>
+                <w:lang w:val="en-US"/>
+              </w:rPr>
+            </w:pPr>
+            <w:r>
+              <w:rPr>
+                <w:highlight w:val="none"/>
+                <w:lang w:val="en-US"/>
+              </w:rPr>
+            </w:r>
+            <w:r>
+              <w:rPr>
+                <w:highlight w:val="none"/>
+                <w:lang w:val="en-US"/>
+              </w:rPr>
+            </w:r>
+          </w:p>
+        </w:tc>
+        <w:tc>
+          <w:tcPr>
+            <w:tcBorders/>
+            <w:tcW w:w="1559" w:type="dxa"/>
+            <w:vMerge w:val="restart"/>
+            <w:textDirection w:val="lrTb"/>
+            <w:noWrap w:val="false"/>
+          </w:tcPr>
+          <w:p>
+            <w:pPr>
+              <w:pBdr/>
+              <w:spacing/>
+              <w:ind/>
+              <w:jc w:val="left"/>
+              <w:rPr>
+                <w:highlight w:val="none"/>
+                <w:lang w:val="en-US"/>
+              </w:rPr>
+            </w:pPr>
+            <w:r>
+              <w:rPr>
+                <w:highlight w:val="none"/>
+                <w:lang w:val="en-US"/>
+              </w:rPr>
+            </w:r>
+            <w:r>
+              <w:rPr>
+                <w:highlight w:val="none"/>
+                <w:lang w:val="en-US"/>
+              </w:rPr>
+            </w:r>
+          </w:p>
+        </w:tc>
+        <w:tc>
+          <w:tcPr>
+            <w:tcBorders/>
+            <w:tcW w:w="1417" w:type="dxa"/>
+            <w:vMerge w:val="restart"/>
+            <w:textDirection w:val="lrTb"/>
+            <w:noWrap w:val="false"/>
+          </w:tcPr>
+          <w:p>
+            <w:pPr>
+              <w:pBdr/>
+              <w:spacing/>
+              <w:ind/>
+              <w:jc w:val="left"/>
+              <w:rPr>
+                <w:highlight w:val="none"/>
+                <w:lang w:val="en-US"/>
+              </w:rPr>
+            </w:pPr>
+            <w:r>
+              <w:rPr>
+                <w:highlight w:val="none"/>
+                <w:lang w:val="en-US"/>
+              </w:rPr>
+            </w:r>
+            <w:r>
+              <w:rPr>
+                <w:highlight w:val="none"/>
+                <w:lang w:val="en-US"/>
+              </w:rPr>
+            </w:r>
+          </w:p>
+        </w:tc>
+        <w:tc>
+          <w:tcPr>
+            <w:tcBorders/>
+            <w:tcW w:w="2126" w:type="dxa"/>
+            <w:vMerge w:val="restart"/>
+            <w:textDirection w:val="lrTb"/>
+            <w:noWrap w:val="false"/>
+          </w:tcPr>
+          <w:p>
+            <w:pPr>
+              <w:pBdr/>
+              <w:spacing/>
+              <w:ind/>
+              <w:jc w:val="left"/>
+              <w:rPr>
+                <w:highlight w:val="none"/>
+                <w:lang w:val="en-US"/>
+              </w:rPr>
+            </w:pPr>
+            <w:r>
+              <w:rPr>
+                <w:highlight w:val="none"/>
+                <w:lang w:val="en-US"/>
+              </w:rPr>
+            </w:r>
+            <w:r>
+              <w:rPr>
+                <w:highlight w:val="none"/>
+                <w:lang w:val="en-US"/>
+              </w:rPr>
+            </w:r>
+          </w:p>
+        </w:tc>
+        <w:tc>
+          <w:tcPr>
+            <w:tcBorders/>
+            <w:tcW w:w="3827" w:type="dxa"/>
+            <w:vMerge w:val="restart"/>
+            <w:textDirection w:val="lrTb"/>
+            <w:noWrap w:val="false"/>
+          </w:tcPr>
+          <w:p>
+            <w:pPr>
+              <w:pBdr/>
+              <w:spacing/>
+              <w:ind/>
+              <w:jc w:val="left"/>
+              <w:rPr>
+                <w:highlight w:val="none"/>
+                <w:lang w:val="en-US"/>
+              </w:rPr>
+            </w:pPr>
+            <w:r>
+              <w:rPr>
+                <w:highlight w:val="none"/>
+                <w:lang w:val="en-US"/>
+              </w:rPr>
+              <w:t xml:space="preserve">Begonnen met OS onderzoek schrijven</w:t>
             </w:r>
             <w:r>
               <w:rPr>

--- a/Documentatie/logboek/Logboek Fabio.docx
+++ b/Documentatie/logboek/Logboek Fabio.docx
@@ -2040,6 +2040,7 @@
                 <w:highlight w:val="none"/>
                 <w:lang w:val="en-US"/>
               </w:rPr>
+              <w:t xml:space="preserve">1:20</w:t>
             </w:r>
             <w:r>
               <w:rPr>
@@ -2079,6 +2080,7 @@
                 <w:highlight w:val="none"/>
                 <w:lang w:val="en-US"/>
               </w:rPr>
+              <w:t xml:space="preserve">10:30 - 15:00</w:t>
             </w:r>
             <w:r>
               <w:rPr>
@@ -2118,6 +2120,7 @@
                 <w:highlight w:val="none"/>
                 <w:lang w:val="en-US"/>
               </w:rPr>
+              <w:t xml:space="preserve">-</w:t>
             </w:r>
             <w:r>
               <w:rPr>
@@ -2157,6 +2160,7 @@
                 <w:highlight w:val="none"/>
                 <w:lang w:val="en-US"/>
               </w:rPr>
+              <w:t xml:space="preserve">School</w:t>
             </w:r>
             <w:r>
               <w:rPr>
@@ -2204,6 +2208,12 @@
                 <w:lang w:val="en-US"/>
               </w:rPr>
             </w:r>
+            <w:r>
+              <w:rPr>
+                <w:highlight w:val="none"/>
+                <w:lang w:val="en-US"/>
+              </w:rPr>
+            </w:r>
           </w:p>
         </w:tc>
       </w:tr>
@@ -2243,6 +2253,12 @@
                 <w:lang w:val="en-US"/>
               </w:rPr>
             </w:r>
+            <w:r>
+              <w:rPr>
+                <w:highlight w:val="none"/>
+                <w:lang w:val="en-US"/>
+              </w:rPr>
+            </w:r>
           </w:p>
         </w:tc>
         <w:tc>
@@ -2264,6 +2280,13 @@
                 <w:lang w:val="en-US"/>
               </w:rPr>
             </w:pPr>
+            <w:r>
+              <w:rPr>
+                <w:highlight w:val="none"/>
+                <w:lang w:val="en-US"/>
+              </w:rPr>
+              <w:t xml:space="preserve">1:20</w:t>
+            </w:r>
             <w:r>
               <w:rPr>
                 <w:highlight w:val="none"/>
@@ -2302,6 +2325,13 @@
                 <w:highlight w:val="none"/>
                 <w:lang w:val="en-US"/>
               </w:rPr>
+              <w:t xml:space="preserve">10:30 - 15:30</w:t>
+            </w:r>
+            <w:r>
+              <w:rPr>
+                <w:highlight w:val="none"/>
+                <w:lang w:val="en-US"/>
+              </w:rPr>
             </w:r>
             <w:r>
               <w:rPr>
@@ -2335,6 +2365,13 @@
                 <w:highlight w:val="none"/>
                 <w:lang w:val="en-US"/>
               </w:rPr>
+              <w:t xml:space="preserve">-</w:t>
+            </w:r>
+            <w:r>
+              <w:rPr>
+                <w:highlight w:val="none"/>
+                <w:lang w:val="en-US"/>
+              </w:rPr>
             </w:r>
             <w:r>
               <w:rPr>
@@ -2363,6 +2400,13 @@
                 <w:lang w:val="en-US"/>
               </w:rPr>
             </w:pPr>
+            <w:r>
+              <w:rPr>
+                <w:highlight w:val="none"/>
+                <w:lang w:val="en-US"/>
+              </w:rPr>
+              <w:t xml:space="preserve">School</w:t>
+            </w:r>
             <w:r>
               <w:rPr>
                 <w:highlight w:val="none"/>
@@ -2409,6 +2453,249 @@
                 <w:lang w:val="en-US"/>
               </w:rPr>
             </w:r>
+            <w:r>
+              <w:rPr>
+                <w:highlight w:val="none"/>
+                <w:lang w:val="en-US"/>
+              </w:rPr>
+            </w:r>
+          </w:p>
+        </w:tc>
+      </w:tr>
+      <w:tr>
+        <w:trPr>
+          <w:trHeight w:val="186"/>
+        </w:trPr>
+        <w:tc>
+          <w:tcPr>
+            <w:tcBorders/>
+            <w:tcW w:w="1417" w:type="dxa"/>
+            <w:vMerge w:val="restart"/>
+            <w:textDirection w:val="lrTb"/>
+            <w:noWrap w:val="false"/>
+          </w:tcPr>
+          <w:p>
+            <w:pPr>
+              <w:pBdr/>
+              <w:spacing/>
+              <w:ind/>
+              <w:jc w:val="left"/>
+              <w:rPr>
+                <w:highlight w:val="none"/>
+                <w:lang w:val="en-US"/>
+              </w:rPr>
+            </w:pPr>
+            <w:r>
+              <w:rPr>
+                <w:highlight w:val="none"/>
+                <w:lang w:val="en-US"/>
+              </w:rPr>
+              <w:t xml:space="preserve">6-3-2026</w:t>
+            </w:r>
+            <w:r>
+              <w:rPr>
+                <w:highlight w:val="none"/>
+                <w:lang w:val="en-US"/>
+              </w:rPr>
+            </w:r>
+          </w:p>
+        </w:tc>
+        <w:tc>
+          <w:tcPr>
+            <w:tcBorders/>
+            <w:tcW w:w="1134" w:type="dxa"/>
+            <w:vMerge w:val="restart"/>
+            <w:textDirection w:val="lrTb"/>
+            <w:noWrap w:val="false"/>
+          </w:tcPr>
+          <w:p>
+            <w:pPr>
+              <w:pBdr/>
+              <w:spacing/>
+              <w:ind/>
+              <w:jc w:val="left"/>
+              <w:rPr>
+                <w:highlight w:val="none"/>
+                <w:lang w:val="en-US"/>
+              </w:rPr>
+            </w:pPr>
+            <w:r>
+              <w:rPr>
+                <w:highlight w:val="none"/>
+                <w:lang w:val="en-US"/>
+              </w:rPr>
+              <w:t xml:space="preserve">1:20</w:t>
+            </w:r>
+            <w:r>
+              <w:rPr>
+                <w:highlight w:val="none"/>
+                <w:lang w:val="en-US"/>
+              </w:rPr>
+            </w:r>
+          </w:p>
+        </w:tc>
+        <w:tc>
+          <w:tcPr>
+            <w:tcBorders/>
+            <w:tcW w:w="1559" w:type="dxa"/>
+            <w:vMerge w:val="restart"/>
+            <w:textDirection w:val="lrTb"/>
+            <w:noWrap w:val="false"/>
+          </w:tcPr>
+          <w:p>
+            <w:pPr>
+              <w:pBdr/>
+              <w:spacing/>
+              <w:ind/>
+              <w:jc w:val="left"/>
+              <w:rPr>
+                <w:highlight w:val="none"/>
+                <w:lang w:val="en-US"/>
+              </w:rPr>
+            </w:pPr>
+            <w:r>
+              <w:rPr>
+                <w:highlight w:val="none"/>
+                <w:lang w:val="en-US"/>
+              </w:rPr>
+              <w:t xml:space="preserve">10:00 - 17:00</w:t>
+            </w:r>
+            <w:r>
+              <w:rPr>
+                <w:highlight w:val="none"/>
+                <w:lang w:val="en-US"/>
+              </w:rPr>
+            </w:r>
+          </w:p>
+        </w:tc>
+        <w:tc>
+          <w:tcPr>
+            <w:tcBorders/>
+            <w:tcW w:w="1417" w:type="dxa"/>
+            <w:vMerge w:val="restart"/>
+            <w:textDirection w:val="lrTb"/>
+            <w:noWrap w:val="false"/>
+          </w:tcPr>
+          <w:p>
+            <w:pPr>
+              <w:pBdr/>
+              <w:spacing/>
+              <w:ind/>
+              <w:jc w:val="left"/>
+              <w:rPr>
+                <w:highlight w:val="none"/>
+                <w:lang w:val="en-US"/>
+              </w:rPr>
+            </w:pPr>
+            <w:r>
+              <w:rPr>
+                <w:highlight w:val="none"/>
+                <w:lang w:val="en-US"/>
+              </w:rPr>
+              <w:t xml:space="preserve">-</w:t>
+            </w:r>
+            <w:r>
+              <w:rPr>
+                <w:highlight w:val="none"/>
+                <w:lang w:val="en-US"/>
+              </w:rPr>
+            </w:r>
+          </w:p>
+        </w:tc>
+        <w:tc>
+          <w:tcPr>
+            <w:tcBorders/>
+            <w:tcW w:w="2126" w:type="dxa"/>
+            <w:vMerge w:val="restart"/>
+            <w:textDirection w:val="lrTb"/>
+            <w:noWrap w:val="false"/>
+          </w:tcPr>
+          <w:p>
+            <w:pPr>
+              <w:pBdr/>
+              <w:spacing/>
+              <w:ind/>
+              <w:jc w:val="left"/>
+              <w:rPr>
+                <w:highlight w:val="none"/>
+                <w:lang w:val="en-US"/>
+              </w:rPr>
+            </w:pPr>
+            <w:r>
+              <w:rPr>
+                <w:highlight w:val="none"/>
+                <w:lang w:val="en-US"/>
+              </w:rPr>
+              <w:t xml:space="preserve">School</w:t>
+            </w:r>
+            <w:r>
+              <w:rPr>
+                <w:highlight w:val="none"/>
+                <w:lang w:val="en-US"/>
+              </w:rPr>
+            </w:r>
+          </w:p>
+        </w:tc>
+        <w:tc>
+          <w:tcPr>
+            <w:tcBorders/>
+            <w:tcW w:w="3827" w:type="dxa"/>
+            <w:vMerge w:val="restart"/>
+            <w:textDirection w:val="lrTb"/>
+            <w:noWrap w:val="false"/>
+          </w:tcPr>
+          <w:p>
+            <w:pPr>
+              <w:pBdr/>
+              <w:spacing/>
+              <w:ind/>
+              <w:jc w:val="left"/>
+              <w:rPr>
+                <w:highlight w:val="none"/>
+                <w:lang w:val="en-US"/>
+              </w:rPr>
+            </w:pPr>
+            <w:r>
+              <w:rPr>
+                <w:highlight w:val="none"/>
+                <w:lang w:val="en-US"/>
+              </w:rPr>
+              <w:t xml:space="preserve">Samenwerkingsovereenkomt met de groep gemaakt.</w:t>
+              <w:br/>
+              <w:t xml:space="preserve">Camera test code geschreven.</w:t>
+            </w:r>
+            <w:r>
+              <w:rPr>
+                <w:highlight w:val="none"/>
+                <w:lang w:val="en-US"/>
+              </w:rPr>
+            </w:r>
+          </w:p>
+          <w:p>
+            <w:pPr>
+              <w:pBdr/>
+              <w:spacing/>
+              <w:ind/>
+              <w:jc w:val="left"/>
+              <w:rPr>
+                <w:highlight w:val="none"/>
+                <w:lang w:val="en-US"/>
+              </w:rPr>
+            </w:pPr>
+            <w:r>
+              <w:rPr>
+                <w:highlight w:val="none"/>
+                <w:lang w:val="en-US"/>
+              </w:rPr>
+              <w:t xml:space="preserve">Ondersteund met maken lijn detectie.  </w:t>
+            </w:r>
+            <w:r>
+              <w:rPr>
+                <w:highlight w:val="none"/>
+                <w:lang w:val="en-US"/>
+              </w:rPr>
+            </w:r>
+            <w:r/>
           </w:p>
         </w:tc>
       </w:tr>

--- a/Documentatie/logboek/Logboek Fabio.docx
+++ b/Documentatie/logboek/Logboek Fabio.docx
@@ -2498,6 +2498,12 @@
                 <w:lang w:val="en-US"/>
               </w:rPr>
             </w:r>
+            <w:r>
+              <w:rPr>
+                <w:highlight w:val="none"/>
+                <w:lang w:val="en-US"/>
+              </w:rPr>
+            </w:r>
           </w:p>
         </w:tc>
         <w:tc>
@@ -2525,6 +2531,12 @@
                 <w:lang w:val="en-US"/>
               </w:rPr>
               <w:t xml:space="preserve">1:20</w:t>
+            </w:r>
+            <w:r>
+              <w:rPr>
+                <w:highlight w:val="none"/>
+                <w:lang w:val="en-US"/>
+              </w:rPr>
             </w:r>
             <w:r>
               <w:rPr>
@@ -2566,6 +2578,12 @@
                 <w:lang w:val="en-US"/>
               </w:rPr>
             </w:r>
+            <w:r>
+              <w:rPr>
+                <w:highlight w:val="none"/>
+                <w:lang w:val="en-US"/>
+              </w:rPr>
+            </w:r>
           </w:p>
         </w:tc>
         <w:tc>
@@ -2593,6 +2611,12 @@
                 <w:lang w:val="en-US"/>
               </w:rPr>
               <w:t xml:space="preserve">-</w:t>
+            </w:r>
+            <w:r>
+              <w:rPr>
+                <w:highlight w:val="none"/>
+                <w:lang w:val="en-US"/>
+              </w:rPr>
             </w:r>
             <w:r>
               <w:rPr>
@@ -2634,6 +2658,12 @@
                 <w:lang w:val="en-US"/>
               </w:rPr>
             </w:r>
+            <w:r>
+              <w:rPr>
+                <w:highlight w:val="none"/>
+                <w:lang w:val="en-US"/>
+              </w:rPr>
+            </w:r>
           </w:p>
         </w:tc>
         <w:tc>
@@ -2670,6 +2700,12 @@
                 <w:lang w:val="en-US"/>
               </w:rPr>
             </w:r>
+            <w:r>
+              <w:rPr>
+                <w:highlight w:val="none"/>
+                <w:lang w:val="en-US"/>
+              </w:rPr>
+            </w:r>
           </w:p>
           <w:p>
             <w:pPr>
@@ -2695,7 +2731,1303 @@
                 <w:lang w:val="en-US"/>
               </w:rPr>
             </w:r>
-            <w:r/>
+            <w:r>
+              <w:rPr>
+                <w:highlight w:val="none"/>
+                <w:lang w:val="en-US"/>
+              </w:rPr>
+            </w:r>
+          </w:p>
+        </w:tc>
+      </w:tr>
+      <w:tr>
+        <w:trPr>
+          <w:trHeight w:val="300"/>
+        </w:trPr>
+        <w:tc>
+          <w:tcPr>
+            <w:tcBorders/>
+            <w:tcW w:w="1417" w:type="dxa"/>
+            <w:vMerge w:val="restart"/>
+            <w:textDirection w:val="lrTb"/>
+            <w:noWrap w:val="false"/>
+          </w:tcPr>
+          <w:p>
+            <w:pPr>
+              <w:pBdr/>
+              <w:spacing/>
+              <w:ind/>
+              <w:jc w:val="left"/>
+              <w:rPr>
+                <w:highlight w:val="none"/>
+                <w:lang w:val="en-US"/>
+              </w:rPr>
+            </w:pPr>
+            <w:r>
+              <w:rPr>
+                <w:highlight w:val="none"/>
+                <w:lang w:val="en-US"/>
+              </w:rPr>
+              <w:t xml:space="preserve">10-3-2026</w:t>
+            </w:r>
+            <w:r>
+              <w:rPr>
+                <w:highlight w:val="none"/>
+                <w:lang w:val="en-US"/>
+              </w:rPr>
+            </w:r>
+          </w:p>
+        </w:tc>
+        <w:tc>
+          <w:tcPr>
+            <w:tcBorders/>
+            <w:tcW w:w="1134" w:type="dxa"/>
+            <w:vMerge w:val="restart"/>
+            <w:textDirection w:val="lrTb"/>
+            <w:noWrap w:val="false"/>
+          </w:tcPr>
+          <w:p>
+            <w:pPr>
+              <w:pBdr/>
+              <w:spacing/>
+              <w:ind/>
+              <w:jc w:val="left"/>
+              <w:rPr>
+                <w:highlight w:val="none"/>
+                <w:lang w:val="en-US"/>
+              </w:rPr>
+            </w:pPr>
+            <w:r>
+              <w:rPr>
+                <w:highlight w:val="none"/>
+                <w:lang w:val="en-US"/>
+              </w:rPr>
+              <w:t xml:space="preserve">1:20</w:t>
+            </w:r>
+            <w:r>
+              <w:rPr>
+                <w:highlight w:val="none"/>
+                <w:lang w:val="en-US"/>
+              </w:rPr>
+            </w:r>
+          </w:p>
+        </w:tc>
+        <w:tc>
+          <w:tcPr>
+            <w:tcBorders/>
+            <w:tcW w:w="1559" w:type="dxa"/>
+            <w:vMerge w:val="restart"/>
+            <w:textDirection w:val="lrTb"/>
+            <w:noWrap w:val="false"/>
+          </w:tcPr>
+          <w:p>
+            <w:pPr>
+              <w:pBdr/>
+              <w:spacing/>
+              <w:ind/>
+              <w:jc w:val="left"/>
+              <w:rPr>
+                <w:highlight w:val="none"/>
+                <w:lang w:val="en-US"/>
+              </w:rPr>
+            </w:pPr>
+            <w:r>
+              <w:rPr>
+                <w:highlight w:val="none"/>
+                <w:lang w:val="en-US"/>
+              </w:rPr>
+              <w:t xml:space="preserve">9:00 - 15:00</w:t>
+            </w:r>
+            <w:r>
+              <w:rPr>
+                <w:highlight w:val="none"/>
+                <w:lang w:val="en-US"/>
+              </w:rPr>
+            </w:r>
+          </w:p>
+        </w:tc>
+        <w:tc>
+          <w:tcPr>
+            <w:tcBorders/>
+            <w:tcW w:w="1417" w:type="dxa"/>
+            <w:vMerge w:val="restart"/>
+            <w:textDirection w:val="lrTb"/>
+            <w:noWrap w:val="false"/>
+          </w:tcPr>
+          <w:p>
+            <w:pPr>
+              <w:pBdr/>
+              <w:spacing/>
+              <w:ind/>
+              <w:jc w:val="left"/>
+              <w:rPr>
+                <w:highlight w:val="none"/>
+                <w:lang w:val="en-US"/>
+              </w:rPr>
+            </w:pPr>
+            <w:r>
+              <w:rPr>
+                <w:highlight w:val="none"/>
+                <w:lang w:val="en-US"/>
+              </w:rPr>
+              <w:t xml:space="preserve">-</w:t>
+            </w:r>
+            <w:r>
+              <w:rPr>
+                <w:highlight w:val="none"/>
+                <w:lang w:val="en-US"/>
+              </w:rPr>
+            </w:r>
+          </w:p>
+        </w:tc>
+        <w:tc>
+          <w:tcPr>
+            <w:tcBorders/>
+            <w:tcW w:w="2126" w:type="dxa"/>
+            <w:vMerge w:val="restart"/>
+            <w:textDirection w:val="lrTb"/>
+            <w:noWrap w:val="false"/>
+          </w:tcPr>
+          <w:p>
+            <w:pPr>
+              <w:pBdr/>
+              <w:spacing/>
+              <w:ind/>
+              <w:jc w:val="left"/>
+              <w:rPr>
+                <w:highlight w:val="none"/>
+                <w:lang w:val="en-US"/>
+              </w:rPr>
+            </w:pPr>
+            <w:r>
+              <w:rPr>
+                <w:highlight w:val="none"/>
+                <w:lang w:val="en-US"/>
+              </w:rPr>
+              <w:t xml:space="preserve">School </w:t>
+            </w:r>
+            <w:r>
+              <w:rPr>
+                <w:highlight w:val="none"/>
+                <w:lang w:val="en-US"/>
+              </w:rPr>
+            </w:r>
+          </w:p>
+        </w:tc>
+        <w:tc>
+          <w:tcPr>
+            <w:tcBorders/>
+            <w:tcW w:w="3827" w:type="dxa"/>
+            <w:vMerge w:val="restart"/>
+            <w:textDirection w:val="lrTb"/>
+            <w:noWrap w:val="false"/>
+          </w:tcPr>
+          <w:p>
+            <w:pPr>
+              <w:pBdr/>
+              <w:spacing/>
+              <w:ind/>
+              <w:jc w:val="left"/>
+              <w:rPr>
+                <w:highlight w:val="none"/>
+                <w:lang w:val="en-US"/>
+              </w:rPr>
+            </w:pPr>
+            <w:r>
+              <w:rPr>
+                <w:highlight w:val="none"/>
+                <w:lang w:val="en-US"/>
+              </w:rPr>
+              <w:t xml:space="preserve">Data verzameld voor OS onderzoek</w:t>
+            </w:r>
+            <w:r>
+              <w:rPr>
+                <w:highlight w:val="none"/>
+                <w:lang w:val="en-US"/>
+              </w:rPr>
+            </w:r>
+          </w:p>
+        </w:tc>
+      </w:tr>
+      <w:tr>
+        <w:trPr>
+          <w:trHeight w:val="186"/>
+        </w:trPr>
+        <w:tc>
+          <w:tcPr>
+            <w:tcBorders/>
+            <w:tcW w:w="1417" w:type="dxa"/>
+            <w:vMerge w:val="restart"/>
+            <w:textDirection w:val="lrTb"/>
+            <w:noWrap w:val="false"/>
+          </w:tcPr>
+          <w:p>
+            <w:pPr>
+              <w:pBdr/>
+              <w:spacing/>
+              <w:ind/>
+              <w:jc w:val="left"/>
+              <w:rPr>
+                <w:highlight w:val="none"/>
+                <w:lang w:val="en-US"/>
+              </w:rPr>
+            </w:pPr>
+            <w:r>
+              <w:rPr>
+                <w:highlight w:val="none"/>
+                <w:lang w:val="en-US"/>
+              </w:rPr>
+              <w:t xml:space="preserve">12-3-2026</w:t>
+            </w:r>
+            <w:r>
+              <w:rPr>
+                <w:highlight w:val="none"/>
+                <w:lang w:val="en-US"/>
+              </w:rPr>
+            </w:r>
+          </w:p>
+        </w:tc>
+        <w:tc>
+          <w:tcPr>
+            <w:tcBorders/>
+            <w:tcW w:w="1134" w:type="dxa"/>
+            <w:vMerge w:val="restart"/>
+            <w:textDirection w:val="lrTb"/>
+            <w:noWrap w:val="false"/>
+          </w:tcPr>
+          <w:p>
+            <w:pPr>
+              <w:pBdr/>
+              <w:spacing/>
+              <w:ind/>
+              <w:jc w:val="left"/>
+              <w:rPr>
+                <w:highlight w:val="none"/>
+                <w:lang w:val="en-US"/>
+              </w:rPr>
+            </w:pPr>
+            <w:r>
+              <w:rPr>
+                <w:highlight w:val="none"/>
+                <w:lang w:val="en-US"/>
+              </w:rPr>
+              <w:t xml:space="preserve">3:40</w:t>
+            </w:r>
+            <w:r>
+              <w:rPr>
+                <w:highlight w:val="none"/>
+                <w:lang w:val="en-US"/>
+              </w:rPr>
+            </w:r>
+          </w:p>
+        </w:tc>
+        <w:tc>
+          <w:tcPr>
+            <w:tcBorders/>
+            <w:tcW w:w="1559" w:type="dxa"/>
+            <w:vMerge w:val="restart"/>
+            <w:textDirection w:val="lrTb"/>
+            <w:noWrap w:val="false"/>
+          </w:tcPr>
+          <w:p>
+            <w:pPr>
+              <w:pBdr/>
+              <w:spacing/>
+              <w:ind/>
+              <w:jc w:val="left"/>
+              <w:rPr>
+                <w:highlight w:val="none"/>
+                <w:lang w:val="en-US"/>
+              </w:rPr>
+            </w:pPr>
+            <w:r>
+              <w:rPr>
+                <w:highlight w:val="none"/>
+                <w:lang w:val="en-US"/>
+              </w:rPr>
+              <w:t xml:space="preserve">9:50 - 14:15</w:t>
+            </w:r>
+            <w:r>
+              <w:rPr>
+                <w:highlight w:val="none"/>
+                <w:lang w:val="en-US"/>
+              </w:rPr>
+            </w:r>
+          </w:p>
+        </w:tc>
+        <w:tc>
+          <w:tcPr>
+            <w:tcBorders/>
+            <w:tcW w:w="1417" w:type="dxa"/>
+            <w:vMerge w:val="restart"/>
+            <w:textDirection w:val="lrTb"/>
+            <w:noWrap w:val="false"/>
+          </w:tcPr>
+          <w:p>
+            <w:pPr>
+              <w:pBdr/>
+              <w:spacing/>
+              <w:ind/>
+              <w:jc w:val="left"/>
+              <w:rPr>
+                <w:highlight w:val="none"/>
+                <w:lang w:val="en-US"/>
+              </w:rPr>
+            </w:pPr>
+            <w:r>
+              <w:rPr>
+                <w:highlight w:val="none"/>
+                <w:lang w:val="en-US"/>
+              </w:rPr>
+              <w:t xml:space="preserve">-</w:t>
+            </w:r>
+            <w:r>
+              <w:rPr>
+                <w:highlight w:val="none"/>
+                <w:lang w:val="en-US"/>
+              </w:rPr>
+            </w:r>
+          </w:p>
+        </w:tc>
+        <w:tc>
+          <w:tcPr>
+            <w:tcBorders/>
+            <w:tcW w:w="2126" w:type="dxa"/>
+            <w:vMerge w:val="restart"/>
+            <w:textDirection w:val="lrTb"/>
+            <w:noWrap w:val="false"/>
+          </w:tcPr>
+          <w:p>
+            <w:pPr>
+              <w:pBdr/>
+              <w:spacing/>
+              <w:ind/>
+              <w:jc w:val="left"/>
+              <w:rPr>
+                <w:highlight w:val="none"/>
+                <w:lang w:val="nl-NL"/>
+              </w:rPr>
+            </w:pPr>
+            <w:r>
+              <w:rPr>
+                <w:highlight w:val="none"/>
+                <w:lang w:val="en-US"/>
+              </w:rPr>
+              <w:t xml:space="preserve">RDW Testcentrum</w:t>
+            </w:r>
+            <w:r>
+              <w:rPr>
+                <w:highlight w:val="none"/>
+                <w:lang w:val="nl-NL"/>
+              </w:rPr>
+            </w:r>
+            <w:r>
+              <w:rPr>
+                <w:highlight w:val="none"/>
+                <w:lang w:val="nl-NL"/>
+              </w:rPr>
+            </w:r>
+            <w:r>
+              <w:rPr>
+                <w:highlight w:val="none"/>
+                <w:lang w:val="en-US"/>
+              </w:rPr>
+            </w:r>
+            <w:r>
+              <w:rPr>
+                <w:highlight w:val="none"/>
+                <w:lang w:val="en-US"/>
+              </w:rPr>
+            </w:r>
+            <w:r>
+              <w:rPr>
+                <w:highlight w:val="none"/>
+                <w:lang w:val="nl-NL"/>
+              </w:rPr>
+            </w:r>
+          </w:p>
+        </w:tc>
+        <w:tc>
+          <w:tcPr>
+            <w:tcBorders/>
+            <w:tcW w:w="3827" w:type="dxa"/>
+            <w:vMerge w:val="restart"/>
+            <w:textDirection w:val="lrTb"/>
+            <w:noWrap w:val="false"/>
+          </w:tcPr>
+          <w:p>
+            <w:pPr>
+              <w:pBdr/>
+              <w:spacing/>
+              <w:ind/>
+              <w:jc w:val="left"/>
+              <w:rPr>
+                <w:highlight w:val="none"/>
+                <w:lang w:val="en-US"/>
+              </w:rPr>
+            </w:pPr>
+            <w:r>
+              <w:rPr>
+                <w:highlight w:val="none"/>
+                <w:lang w:val="en-US"/>
+              </w:rPr>
+              <w:t xml:space="preserve">Nieuwe test data verzameld voor lijn en object detectie</w:t>
+            </w:r>
+            <w:r>
+              <w:rPr>
+                <w:highlight w:val="none"/>
+                <w:lang w:val="en-US"/>
+              </w:rPr>
+            </w:r>
+          </w:p>
+        </w:tc>
+      </w:tr>
+      <w:tr>
+        <w:trPr>
+          <w:trHeight w:val="186"/>
+        </w:trPr>
+        <w:tc>
+          <w:tcPr>
+            <w:tcBorders/>
+            <w:tcW w:w="1417" w:type="dxa"/>
+            <w:vMerge w:val="restart"/>
+            <w:textDirection w:val="lrTb"/>
+            <w:noWrap w:val="false"/>
+          </w:tcPr>
+          <w:p>
+            <w:pPr>
+              <w:pBdr/>
+              <w:spacing/>
+              <w:ind/>
+              <w:jc w:val="left"/>
+              <w:rPr>
+                <w:highlight w:val="none"/>
+                <w:lang w:val="en-US"/>
+              </w:rPr>
+            </w:pPr>
+            <w:r>
+              <w:rPr>
+                <w:highlight w:val="none"/>
+                <w:lang w:val="en-US"/>
+              </w:rPr>
+              <w:t xml:space="preserve">13-3-2026</w:t>
+            </w:r>
+            <w:r>
+              <w:rPr>
+                <w:highlight w:val="none"/>
+                <w:lang w:val="en-US"/>
+              </w:rPr>
+            </w:r>
+          </w:p>
+        </w:tc>
+        <w:tc>
+          <w:tcPr>
+            <w:tcBorders/>
+            <w:tcW w:w="1134" w:type="dxa"/>
+            <w:vMerge w:val="restart"/>
+            <w:textDirection w:val="lrTb"/>
+            <w:noWrap w:val="false"/>
+          </w:tcPr>
+          <w:p>
+            <w:pPr>
+              <w:pBdr/>
+              <w:spacing/>
+              <w:ind/>
+              <w:jc w:val="left"/>
+              <w:rPr>
+                <w:highlight w:val="none"/>
+                <w:lang w:val="en-US"/>
+              </w:rPr>
+            </w:pPr>
+            <w:r>
+              <w:rPr>
+                <w:highlight w:val="none"/>
+                <w:lang w:val="en-US"/>
+              </w:rPr>
+              <w:t xml:space="preserve">1:20</w:t>
+            </w:r>
+            <w:r>
+              <w:rPr>
+                <w:highlight w:val="none"/>
+                <w:lang w:val="en-US"/>
+              </w:rPr>
+            </w:r>
+          </w:p>
+        </w:tc>
+        <w:tc>
+          <w:tcPr>
+            <w:tcBorders/>
+            <w:tcW w:w="1559" w:type="dxa"/>
+            <w:vMerge w:val="restart"/>
+            <w:textDirection w:val="lrTb"/>
+            <w:noWrap w:val="false"/>
+          </w:tcPr>
+          <w:p>
+            <w:pPr>
+              <w:pBdr/>
+              <w:spacing/>
+              <w:ind/>
+              <w:jc w:val="left"/>
+              <w:rPr>
+                <w:highlight w:val="none"/>
+                <w:lang w:val="en-US"/>
+              </w:rPr>
+            </w:pPr>
+            <w:r>
+              <w:rPr>
+                <w:highlight w:val="none"/>
+                <w:lang w:val="en-US"/>
+              </w:rPr>
+              <w:t xml:space="preserve">10:00 - 13:00</w:t>
+            </w:r>
+            <w:r>
+              <w:rPr>
+                <w:highlight w:val="none"/>
+                <w:lang w:val="en-US"/>
+              </w:rPr>
+            </w:r>
+          </w:p>
+        </w:tc>
+        <w:tc>
+          <w:tcPr>
+            <w:tcBorders/>
+            <w:tcW w:w="1417" w:type="dxa"/>
+            <w:vMerge w:val="restart"/>
+            <w:textDirection w:val="lrTb"/>
+            <w:noWrap w:val="false"/>
+          </w:tcPr>
+          <w:p>
+            <w:pPr>
+              <w:pBdr/>
+              <w:spacing/>
+              <w:ind/>
+              <w:jc w:val="left"/>
+              <w:rPr>
+                <w:highlight w:val="none"/>
+                <w:lang w:val="en-US"/>
+              </w:rPr>
+            </w:pPr>
+            <w:r>
+              <w:rPr>
+                <w:highlight w:val="none"/>
+                <w:lang w:val="en-US"/>
+              </w:rPr>
+              <w:t xml:space="preserve">-</w:t>
+            </w:r>
+            <w:r>
+              <w:rPr>
+                <w:highlight w:val="none"/>
+                <w:lang w:val="en-US"/>
+              </w:rPr>
+            </w:r>
+          </w:p>
+        </w:tc>
+        <w:tc>
+          <w:tcPr>
+            <w:tcBorders/>
+            <w:tcW w:w="2126" w:type="dxa"/>
+            <w:vMerge w:val="restart"/>
+            <w:textDirection w:val="lrTb"/>
+            <w:noWrap w:val="false"/>
+          </w:tcPr>
+          <w:p>
+            <w:pPr>
+              <w:pBdr/>
+              <w:spacing/>
+              <w:ind/>
+              <w:jc w:val="left"/>
+              <w:rPr>
+                <w:highlight w:val="none"/>
+                <w:lang w:val="en-US"/>
+              </w:rPr>
+            </w:pPr>
+            <w:r>
+              <w:rPr>
+                <w:highlight w:val="none"/>
+                <w:lang w:val="en-US"/>
+              </w:rPr>
+              <w:t xml:space="preserve">School </w:t>
+            </w:r>
+            <w:r>
+              <w:rPr>
+                <w:highlight w:val="none"/>
+                <w:lang w:val="en-US"/>
+              </w:rPr>
+            </w:r>
+          </w:p>
+        </w:tc>
+        <w:tc>
+          <w:tcPr>
+            <w:tcBorders/>
+            <w:tcW w:w="3827" w:type="dxa"/>
+            <w:vMerge w:val="restart"/>
+            <w:textDirection w:val="lrTb"/>
+            <w:noWrap w:val="false"/>
+          </w:tcPr>
+          <w:p>
+            <w:pPr>
+              <w:pBdr/>
+              <w:spacing/>
+              <w:ind/>
+              <w:jc w:val="left"/>
+              <w:rPr>
+                <w:highlight w:val="none"/>
+                <w:lang w:val="en-US"/>
+              </w:rPr>
+            </w:pPr>
+            <w:r>
+              <w:rPr>
+                <w:highlight w:val="none"/>
+                <w:lang w:val="en-US"/>
+              </w:rPr>
+              <w:t xml:space="preserve">Workshop architectuur ontwerp.</w:t>
+            </w:r>
+            <w:r>
+              <w:rPr>
+                <w:highlight w:val="none"/>
+                <w:lang w:val="en-US"/>
+              </w:rPr>
+            </w:r>
+          </w:p>
+          <w:p>
+            <w:pPr>
+              <w:pBdr/>
+              <w:spacing/>
+              <w:ind/>
+              <w:jc w:val="left"/>
+              <w:rPr>
+                <w:highlight w:val="none"/>
+                <w:lang w:val="en-US"/>
+              </w:rPr>
+            </w:pPr>
+            <w:r>
+              <w:rPr>
+                <w:highlight w:val="none"/>
+                <w:lang w:val="en-US" w:bidi="en-US"/>
+              </w:rPr>
+              <w:t xml:space="preserve">Kort naar lijn detectie gekeken.</w:t>
+            </w:r>
+            <w:r>
+              <w:rPr>
+                <w:highlight w:val="none"/>
+                <w:lang w:val="en-US" w:bidi="en-US"/>
+              </w:rPr>
+            </w:r>
+            <w:r>
+              <w:rPr>
+                <w:highlight w:val="none"/>
+                <w:lang w:val="en-US"/>
+              </w:rPr>
+            </w:r>
+          </w:p>
+        </w:tc>
+      </w:tr>
+      <w:tr>
+        <w:trPr>
+          <w:trHeight w:val="186"/>
+        </w:trPr>
+        <w:tc>
+          <w:tcPr>
+            <w:tcBorders/>
+            <w:tcW w:w="1417" w:type="dxa"/>
+            <w:vMerge w:val="restart"/>
+            <w:textDirection w:val="lrTb"/>
+            <w:noWrap w:val="false"/>
+          </w:tcPr>
+          <w:p>
+            <w:pPr>
+              <w:pBdr/>
+              <w:spacing/>
+              <w:ind/>
+              <w:jc w:val="left"/>
+              <w:rPr>
+                <w:highlight w:val="none"/>
+                <w:lang w:val="en-US"/>
+              </w:rPr>
+            </w:pPr>
+            <w:r>
+              <w:rPr>
+                <w:highlight w:val="none"/>
+                <w:lang w:val="en-US"/>
+              </w:rPr>
+            </w:r>
+            <w:r>
+              <w:rPr>
+                <w:highlight w:val="none"/>
+                <w:lang w:val="en-US"/>
+              </w:rPr>
+            </w:r>
+          </w:p>
+        </w:tc>
+        <w:tc>
+          <w:tcPr>
+            <w:tcBorders/>
+            <w:tcW w:w="1134" w:type="dxa"/>
+            <w:vMerge w:val="restart"/>
+            <w:textDirection w:val="lrTb"/>
+            <w:noWrap w:val="false"/>
+          </w:tcPr>
+          <w:p>
+            <w:pPr>
+              <w:pBdr/>
+              <w:spacing/>
+              <w:ind/>
+              <w:jc w:val="left"/>
+              <w:rPr>
+                <w:highlight w:val="none"/>
+                <w:lang w:val="en-US"/>
+              </w:rPr>
+            </w:pPr>
+            <w:r>
+              <w:rPr>
+                <w:highlight w:val="none"/>
+                <w:lang w:val="en-US"/>
+              </w:rPr>
+            </w:r>
+            <w:r>
+              <w:rPr>
+                <w:highlight w:val="none"/>
+                <w:lang w:val="en-US"/>
+              </w:rPr>
+            </w:r>
+          </w:p>
+        </w:tc>
+        <w:tc>
+          <w:tcPr>
+            <w:tcBorders/>
+            <w:tcW w:w="1559" w:type="dxa"/>
+            <w:vMerge w:val="restart"/>
+            <w:textDirection w:val="lrTb"/>
+            <w:noWrap w:val="false"/>
+          </w:tcPr>
+          <w:p>
+            <w:pPr>
+              <w:pBdr/>
+              <w:spacing/>
+              <w:ind/>
+              <w:jc w:val="left"/>
+              <w:rPr>
+                <w:highlight w:val="none"/>
+                <w:lang w:val="en-US"/>
+              </w:rPr>
+            </w:pPr>
+            <w:r>
+              <w:rPr>
+                <w:highlight w:val="none"/>
+                <w:lang w:val="en-US"/>
+              </w:rPr>
+            </w:r>
+            <w:r>
+              <w:rPr>
+                <w:highlight w:val="none"/>
+                <w:lang w:val="en-US"/>
+              </w:rPr>
+            </w:r>
+          </w:p>
+        </w:tc>
+        <w:tc>
+          <w:tcPr>
+            <w:tcBorders/>
+            <w:tcW w:w="1417" w:type="dxa"/>
+            <w:vMerge w:val="restart"/>
+            <w:textDirection w:val="lrTb"/>
+            <w:noWrap w:val="false"/>
+          </w:tcPr>
+          <w:p>
+            <w:pPr>
+              <w:pBdr/>
+              <w:spacing/>
+              <w:ind/>
+              <w:jc w:val="left"/>
+              <w:rPr>
+                <w:highlight w:val="none"/>
+                <w:lang w:val="en-US"/>
+              </w:rPr>
+            </w:pPr>
+            <w:r>
+              <w:rPr>
+                <w:highlight w:val="none"/>
+                <w:lang w:val="en-US"/>
+              </w:rPr>
+            </w:r>
+            <w:r>
+              <w:rPr>
+                <w:highlight w:val="none"/>
+                <w:lang w:val="en-US"/>
+              </w:rPr>
+            </w:r>
+          </w:p>
+        </w:tc>
+        <w:tc>
+          <w:tcPr>
+            <w:tcBorders/>
+            <w:tcW w:w="2126" w:type="dxa"/>
+            <w:vMerge w:val="restart"/>
+            <w:textDirection w:val="lrTb"/>
+            <w:noWrap w:val="false"/>
+          </w:tcPr>
+          <w:p>
+            <w:pPr>
+              <w:pBdr/>
+              <w:spacing/>
+              <w:ind/>
+              <w:jc w:val="left"/>
+              <w:rPr>
+                <w:highlight w:val="none"/>
+                <w:lang w:val="en-US"/>
+              </w:rPr>
+            </w:pPr>
+            <w:r>
+              <w:rPr>
+                <w:highlight w:val="none"/>
+                <w:lang w:val="en-US"/>
+              </w:rPr>
+            </w:r>
+            <w:r>
+              <w:rPr>
+                <w:highlight w:val="none"/>
+                <w:lang w:val="en-US"/>
+              </w:rPr>
+            </w:r>
+          </w:p>
+        </w:tc>
+        <w:tc>
+          <w:tcPr>
+            <w:tcBorders/>
+            <w:tcW w:w="3827" w:type="dxa"/>
+            <w:vMerge w:val="restart"/>
+            <w:textDirection w:val="lrTb"/>
+            <w:noWrap w:val="false"/>
+          </w:tcPr>
+          <w:p>
+            <w:pPr>
+              <w:pBdr/>
+              <w:spacing/>
+              <w:ind/>
+              <w:jc w:val="left"/>
+              <w:rPr>
+                <w:highlight w:val="none"/>
+                <w:lang w:val="en-US"/>
+              </w:rPr>
+            </w:pPr>
+            <w:r>
+              <w:rPr>
+                <w:highlight w:val="none"/>
+                <w:lang w:val="en-US"/>
+              </w:rPr>
+            </w:r>
+            <w:r>
+              <w:rPr>
+                <w:highlight w:val="none"/>
+                <w:lang w:val="en-US"/>
+              </w:rPr>
+            </w:r>
+          </w:p>
+        </w:tc>
+      </w:tr>
+      <w:tr>
+        <w:trPr>
+          <w:trHeight w:val="186"/>
+        </w:trPr>
+        <w:tc>
+          <w:tcPr>
+            <w:tcBorders/>
+            <w:tcW w:w="1417" w:type="dxa"/>
+            <w:vMerge w:val="restart"/>
+            <w:textDirection w:val="lrTb"/>
+            <w:noWrap w:val="false"/>
+          </w:tcPr>
+          <w:p>
+            <w:pPr>
+              <w:pBdr/>
+              <w:spacing/>
+              <w:ind/>
+              <w:jc w:val="left"/>
+              <w:rPr>
+                <w:highlight w:val="none"/>
+                <w:lang w:val="en-US"/>
+              </w:rPr>
+            </w:pPr>
+            <w:r>
+              <w:rPr>
+                <w:highlight w:val="none"/>
+                <w:lang w:val="en-US"/>
+              </w:rPr>
+            </w:r>
+            <w:r>
+              <w:rPr>
+                <w:highlight w:val="none"/>
+                <w:lang w:val="en-US"/>
+              </w:rPr>
+            </w:r>
+          </w:p>
+        </w:tc>
+        <w:tc>
+          <w:tcPr>
+            <w:tcBorders/>
+            <w:tcW w:w="1134" w:type="dxa"/>
+            <w:vMerge w:val="restart"/>
+            <w:textDirection w:val="lrTb"/>
+            <w:noWrap w:val="false"/>
+          </w:tcPr>
+          <w:p>
+            <w:pPr>
+              <w:pBdr/>
+              <w:spacing/>
+              <w:ind/>
+              <w:jc w:val="left"/>
+              <w:rPr>
+                <w:highlight w:val="none"/>
+                <w:lang w:val="en-US"/>
+              </w:rPr>
+            </w:pPr>
+            <w:r>
+              <w:rPr>
+                <w:highlight w:val="none"/>
+                <w:lang w:val="en-US"/>
+              </w:rPr>
+            </w:r>
+            <w:r>
+              <w:rPr>
+                <w:highlight w:val="none"/>
+                <w:lang w:val="en-US"/>
+              </w:rPr>
+            </w:r>
+          </w:p>
+        </w:tc>
+        <w:tc>
+          <w:tcPr>
+            <w:tcBorders/>
+            <w:tcW w:w="1559" w:type="dxa"/>
+            <w:vMerge w:val="restart"/>
+            <w:textDirection w:val="lrTb"/>
+            <w:noWrap w:val="false"/>
+          </w:tcPr>
+          <w:p>
+            <w:pPr>
+              <w:pBdr/>
+              <w:spacing/>
+              <w:ind/>
+              <w:jc w:val="left"/>
+              <w:rPr>
+                <w:highlight w:val="none"/>
+                <w:lang w:val="en-US"/>
+              </w:rPr>
+            </w:pPr>
+            <w:r>
+              <w:rPr>
+                <w:highlight w:val="none"/>
+                <w:lang w:val="en-US"/>
+              </w:rPr>
+            </w:r>
+            <w:r>
+              <w:rPr>
+                <w:highlight w:val="none"/>
+                <w:lang w:val="en-US"/>
+              </w:rPr>
+            </w:r>
+          </w:p>
+        </w:tc>
+        <w:tc>
+          <w:tcPr>
+            <w:tcBorders/>
+            <w:tcW w:w="1417" w:type="dxa"/>
+            <w:vMerge w:val="restart"/>
+            <w:textDirection w:val="lrTb"/>
+            <w:noWrap w:val="false"/>
+          </w:tcPr>
+          <w:p>
+            <w:pPr>
+              <w:pBdr/>
+              <w:spacing/>
+              <w:ind/>
+              <w:jc w:val="left"/>
+              <w:rPr>
+                <w:highlight w:val="none"/>
+                <w:lang w:val="en-US"/>
+              </w:rPr>
+            </w:pPr>
+            <w:r>
+              <w:rPr>
+                <w:highlight w:val="none"/>
+                <w:lang w:val="en-US"/>
+              </w:rPr>
+            </w:r>
+            <w:r>
+              <w:rPr>
+                <w:highlight w:val="none"/>
+                <w:lang w:val="en-US"/>
+              </w:rPr>
+            </w:r>
+          </w:p>
+        </w:tc>
+        <w:tc>
+          <w:tcPr>
+            <w:tcBorders/>
+            <w:tcW w:w="2126" w:type="dxa"/>
+            <w:vMerge w:val="restart"/>
+            <w:textDirection w:val="lrTb"/>
+            <w:noWrap w:val="false"/>
+          </w:tcPr>
+          <w:p>
+            <w:pPr>
+              <w:pBdr/>
+              <w:spacing/>
+              <w:ind/>
+              <w:jc w:val="left"/>
+              <w:rPr>
+                <w:highlight w:val="none"/>
+                <w:lang w:val="en-US"/>
+              </w:rPr>
+            </w:pPr>
+            <w:r>
+              <w:rPr>
+                <w:highlight w:val="none"/>
+                <w:lang w:val="en-US"/>
+              </w:rPr>
+            </w:r>
+            <w:r>
+              <w:rPr>
+                <w:highlight w:val="none"/>
+                <w:lang w:val="en-US"/>
+              </w:rPr>
+            </w:r>
+          </w:p>
+        </w:tc>
+        <w:tc>
+          <w:tcPr>
+            <w:tcBorders/>
+            <w:tcW w:w="3827" w:type="dxa"/>
+            <w:vMerge w:val="restart"/>
+            <w:textDirection w:val="lrTb"/>
+            <w:noWrap w:val="false"/>
+          </w:tcPr>
+          <w:p>
+            <w:pPr>
+              <w:pBdr/>
+              <w:spacing/>
+              <w:ind/>
+              <w:jc w:val="left"/>
+              <w:rPr>
+                <w:highlight w:val="none"/>
+                <w:lang w:val="en-US"/>
+              </w:rPr>
+            </w:pPr>
+            <w:r>
+              <w:rPr>
+                <w:highlight w:val="none"/>
+                <w:lang w:val="en-US"/>
+              </w:rPr>
+            </w:r>
+            <w:r>
+              <w:rPr>
+                <w:highlight w:val="none"/>
+                <w:lang w:val="en-US"/>
+              </w:rPr>
+            </w:r>
+          </w:p>
+        </w:tc>
+      </w:tr>
+      <w:tr>
+        <w:trPr>
+          <w:trHeight w:val="186"/>
+        </w:trPr>
+        <w:tc>
+          <w:tcPr>
+            <w:tcBorders/>
+            <w:tcW w:w="1417" w:type="dxa"/>
+            <w:vMerge w:val="restart"/>
+            <w:textDirection w:val="lrTb"/>
+            <w:noWrap w:val="false"/>
+          </w:tcPr>
+          <w:p>
+            <w:pPr>
+              <w:pBdr/>
+              <w:spacing/>
+              <w:ind/>
+              <w:jc w:val="left"/>
+              <w:rPr>
+                <w:highlight w:val="none"/>
+                <w:lang w:val="en-US"/>
+              </w:rPr>
+            </w:pPr>
+            <w:r>
+              <w:rPr>
+                <w:highlight w:val="none"/>
+                <w:lang w:val="en-US"/>
+              </w:rPr>
+            </w:r>
+            <w:r>
+              <w:rPr>
+                <w:highlight w:val="none"/>
+                <w:lang w:val="en-US"/>
+              </w:rPr>
+            </w:r>
+          </w:p>
+        </w:tc>
+        <w:tc>
+          <w:tcPr>
+            <w:tcBorders/>
+            <w:tcW w:w="1134" w:type="dxa"/>
+            <w:vMerge w:val="restart"/>
+            <w:textDirection w:val="lrTb"/>
+            <w:noWrap w:val="false"/>
+          </w:tcPr>
+          <w:p>
+            <w:pPr>
+              <w:pBdr/>
+              <w:spacing/>
+              <w:ind/>
+              <w:jc w:val="left"/>
+              <w:rPr>
+                <w:highlight w:val="none"/>
+                <w:lang w:val="en-US"/>
+              </w:rPr>
+            </w:pPr>
+            <w:r>
+              <w:rPr>
+                <w:highlight w:val="none"/>
+                <w:lang w:val="en-US"/>
+              </w:rPr>
+            </w:r>
+            <w:r>
+              <w:rPr>
+                <w:highlight w:val="none"/>
+                <w:lang w:val="en-US"/>
+              </w:rPr>
+            </w:r>
+          </w:p>
+        </w:tc>
+        <w:tc>
+          <w:tcPr>
+            <w:tcBorders/>
+            <w:tcW w:w="1559" w:type="dxa"/>
+            <w:vMerge w:val="restart"/>
+            <w:textDirection w:val="lrTb"/>
+            <w:noWrap w:val="false"/>
+          </w:tcPr>
+          <w:p>
+            <w:pPr>
+              <w:pBdr/>
+              <w:spacing/>
+              <w:ind/>
+              <w:jc w:val="left"/>
+              <w:rPr>
+                <w:highlight w:val="none"/>
+                <w:lang w:val="en-US"/>
+              </w:rPr>
+            </w:pPr>
+            <w:r>
+              <w:rPr>
+                <w:highlight w:val="none"/>
+                <w:lang w:val="en-US"/>
+              </w:rPr>
+            </w:r>
+            <w:r>
+              <w:rPr>
+                <w:highlight w:val="none"/>
+                <w:lang w:val="en-US"/>
+              </w:rPr>
+            </w:r>
+          </w:p>
+        </w:tc>
+        <w:tc>
+          <w:tcPr>
+            <w:tcBorders/>
+            <w:tcW w:w="1417" w:type="dxa"/>
+            <w:vMerge w:val="restart"/>
+            <w:textDirection w:val="lrTb"/>
+            <w:noWrap w:val="false"/>
+          </w:tcPr>
+          <w:p>
+            <w:pPr>
+              <w:pBdr/>
+              <w:spacing/>
+              <w:ind/>
+              <w:jc w:val="left"/>
+              <w:rPr>
+                <w:highlight w:val="none"/>
+                <w:lang w:val="en-US"/>
+              </w:rPr>
+            </w:pPr>
+            <w:r>
+              <w:rPr>
+                <w:highlight w:val="none"/>
+                <w:lang w:val="en-US"/>
+              </w:rPr>
+            </w:r>
+            <w:r>
+              <w:rPr>
+                <w:highlight w:val="none"/>
+                <w:lang w:val="en-US"/>
+              </w:rPr>
+            </w:r>
+          </w:p>
+        </w:tc>
+        <w:tc>
+          <w:tcPr>
+            <w:tcBorders/>
+            <w:tcW w:w="2126" w:type="dxa"/>
+            <w:vMerge w:val="restart"/>
+            <w:textDirection w:val="lrTb"/>
+            <w:noWrap w:val="false"/>
+          </w:tcPr>
+          <w:p>
+            <w:pPr>
+              <w:pBdr/>
+              <w:spacing/>
+              <w:ind/>
+              <w:jc w:val="left"/>
+              <w:rPr>
+                <w:highlight w:val="none"/>
+                <w:lang w:val="en-US"/>
+              </w:rPr>
+            </w:pPr>
+            <w:r>
+              <w:rPr>
+                <w:highlight w:val="none"/>
+                <w:lang w:val="en-US"/>
+              </w:rPr>
+            </w:r>
+            <w:r>
+              <w:rPr>
+                <w:highlight w:val="none"/>
+                <w:lang w:val="en-US"/>
+              </w:rPr>
+            </w:r>
+          </w:p>
+        </w:tc>
+        <w:tc>
+          <w:tcPr>
+            <w:tcBorders/>
+            <w:tcW w:w="3827" w:type="dxa"/>
+            <w:vMerge w:val="restart"/>
+            <w:textDirection w:val="lrTb"/>
+            <w:noWrap w:val="false"/>
+          </w:tcPr>
+          <w:p>
+            <w:pPr>
+              <w:pBdr/>
+              <w:spacing/>
+              <w:ind/>
+              <w:jc w:val="left"/>
+              <w:rPr>
+                <w:highlight w:val="none"/>
+                <w:lang w:val="en-US"/>
+              </w:rPr>
+            </w:pPr>
+            <w:r>
+              <w:rPr>
+                <w:highlight w:val="none"/>
+                <w:lang w:val="en-US"/>
+              </w:rPr>
+            </w:r>
+            <w:r>
+              <w:rPr>
+                <w:highlight w:val="none"/>
+                <w:lang w:val="en-US"/>
+              </w:rPr>
+            </w:r>
           </w:p>
         </w:tc>
       </w:tr>

--- a/Documentatie/logboek/Logboek Fabio.docx
+++ b/Documentatie/logboek/Logboek Fabio.docx
@@ -26,7 +26,7 @@
         <w:rPr>
           <w:sz w:val="40"/>
           <w:szCs w:val="40"/>
-          <w:lang w:val="nl-NL"/>
+          <w:lang w:val="nl-NL" w:bidi="nl-NL"/>
         </w:rPr>
       </w:r>
       <w:r>
@@ -57,7 +57,7 @@
       <w:r>
         <w:rPr>
           <w:highlight w:val="none"/>
-          <w:lang w:val="nl-NL"/>
+          <w:lang w:val="nl-NL" w:bidi="nl-NL"/>
         </w:rPr>
       </w:r>
       <w:r>
@@ -172,7 +172,7 @@
                 <w:b/>
                 <w:bCs/>
                 <w:highlight w:val="none"/>
-                <w:lang w:val="nl-NL"/>
+                <w:lang w:val="nl-NL" w:bidi="nl-NL"/>
               </w:rPr>
             </w:r>
             <w:r>
@@ -219,7 +219,7 @@
                 <w:b/>
                 <w:bCs/>
                 <w:highlight w:val="none"/>
-                <w:lang w:val="nl-NL"/>
+                <w:lang w:val="nl-NL" w:bidi="nl-NL"/>
               </w:rPr>
             </w:r>
             <w:r>
@@ -266,7 +266,7 @@
                 <w:b/>
                 <w:bCs/>
                 <w:highlight w:val="none"/>
-                <w:lang w:val="nl-NL"/>
+                <w:lang w:val="nl-NL" w:bidi="nl-NL"/>
               </w:rPr>
             </w:r>
             <w:r>
@@ -313,7 +313,7 @@
                 <w:b/>
                 <w:bCs/>
                 <w:highlight w:val="none"/>
-                <w:lang w:val="nl-NL"/>
+                <w:lang w:val="nl-NL" w:bidi="nl-NL"/>
               </w:rPr>
             </w:r>
             <w:r>
@@ -360,7 +360,7 @@
                 <w:b/>
                 <w:bCs/>
                 <w:highlight w:val="none"/>
-                <w:lang w:val="nl-NL"/>
+                <w:lang w:val="nl-NL" w:bidi="nl-NL"/>
               </w:rPr>
             </w:r>
             <w:r>
@@ -407,7 +407,7 @@
                 <w:b/>
                 <w:bCs/>
                 <w:highlight w:val="none"/>
-                <w:lang w:val="nl-NL"/>
+                <w:lang w:val="nl-NL" w:bidi="nl-NL"/>
               </w:rPr>
             </w:r>
             <w:r>
@@ -451,7 +451,7 @@
             <w:r>
               <w:rPr>
                 <w:highlight w:val="none"/>
-                <w:lang w:val="nl-NL"/>
+                <w:lang w:val="nl-NL" w:bidi="nl-NL"/>
               </w:rPr>
             </w:r>
             <w:r>
@@ -490,7 +490,7 @@
             <w:r>
               <w:rPr>
                 <w:highlight w:val="none"/>
-                <w:lang w:val="nl-NL"/>
+                <w:lang w:val="nl-NL" w:bidi="nl-NL"/>
               </w:rPr>
             </w:r>
             <w:r>
@@ -535,7 +535,7 @@
             <w:r>
               <w:rPr>
                 <w:highlight w:val="none"/>
-                <w:lang w:val="en-US"/>
+                <w:lang w:val="nl-NL"/>
               </w:rPr>
               <w:t xml:space="preserve"> </w:t>
             </w:r>
@@ -549,7 +549,7 @@
             <w:r>
               <w:rPr>
                 <w:highlight w:val="none"/>
-                <w:lang w:val="en-US"/>
+                <w:lang w:val="nl-NL"/>
               </w:rPr>
               <w:t xml:space="preserve"> </w:t>
             </w:r>
@@ -563,7 +563,7 @@
             <w:r>
               <w:rPr>
                 <w:highlight w:val="none"/>
-                <w:lang w:val="nl-NL"/>
+                <w:lang w:val="nl-NL" w:bidi="nl-NL"/>
               </w:rPr>
             </w:r>
             <w:r>
@@ -602,7 +602,7 @@
             <w:r>
               <w:rPr>
                 <w:highlight w:val="none"/>
-                <w:lang w:val="nl-NL"/>
+                <w:lang w:val="nl-NL" w:bidi="nl-NL"/>
               </w:rPr>
             </w:r>
             <w:r>
@@ -641,7 +641,7 @@
             <w:r>
               <w:rPr>
                 <w:highlight w:val="none"/>
-                <w:lang w:val="nl-NL"/>
+                <w:lang w:val="nl-NL" w:bidi="nl-NL"/>
               </w:rPr>
             </w:r>
             <w:r>
@@ -680,14 +680,14 @@
             <w:r>
               <w:rPr>
                 <w:highlight w:val="none"/>
-                <w:lang w:val="en-US"/>
+                <w:lang w:val="nl-NL"/>
               </w:rPr>
               <w:t xml:space="preserve"> SDC</w:t>
             </w:r>
             <w:r>
               <w:rPr>
                 <w:highlight w:val="none"/>
-                <w:lang w:val="nl-NL"/>
+                <w:lang w:val="nl-NL" w:bidi="nl-NL"/>
               </w:rPr>
             </w:r>
             <w:r>
@@ -730,7 +730,7 @@
             <w:r>
               <w:rPr>
                 <w:highlight w:val="none"/>
-                <w:lang w:val="nl-NL"/>
+                <w:lang w:val="nl-NL" w:bidi="nl-NL"/>
               </w:rPr>
             </w:r>
             <w:r>
@@ -770,7 +770,7 @@
             <w:r>
               <w:rPr>
                 <w:highlight w:val="none"/>
-                <w:lang w:val="nl-NL"/>
+                <w:lang w:val="nl-NL" w:bidi="nl-NL"/>
               </w:rPr>
             </w:r>
             <w:r>
@@ -810,7 +810,7 @@
             <w:r>
               <w:rPr>
                 <w:highlight w:val="none"/>
-                <w:lang w:val="en-US"/>
+                <w:lang w:val="nl-NL"/>
               </w:rPr>
               <w:t xml:space="preserve"> </w:t>
             </w:r>
@@ -824,14 +824,14 @@
             <w:r>
               <w:rPr>
                 <w:highlight w:val="none"/>
-                <w:lang w:val="en-US"/>
+                <w:lang w:val="nl-NL"/>
               </w:rPr>
               <w:t xml:space="preserve"> 17:00</w:t>
             </w:r>
             <w:r>
               <w:rPr>
                 <w:highlight w:val="none"/>
-                <w:lang w:val="nl-NL"/>
+                <w:lang w:val="nl-NL" w:bidi="nl-NL"/>
               </w:rPr>
             </w:r>
             <w:r>
@@ -871,7 +871,7 @@
             <w:r>
               <w:rPr>
                 <w:highlight w:val="none"/>
-                <w:lang w:val="nl-NL"/>
+                <w:lang w:val="nl-NL" w:bidi="nl-NL"/>
               </w:rPr>
             </w:r>
             <w:r>
@@ -911,7 +911,7 @@
             <w:r>
               <w:rPr>
                 <w:highlight w:val="none"/>
-                <w:lang w:val="nl-NL"/>
+                <w:lang w:val="nl-NL" w:bidi="nl-NL"/>
               </w:rPr>
             </w:r>
             <w:r>
@@ -951,7 +951,7 @@
             <w:r>
               <w:rPr>
                 <w:highlight w:val="none"/>
-                <w:lang w:val="nl-NL"/>
+                <w:lang w:val="nl-NL" w:bidi="nl-NL"/>
               </w:rPr>
             </w:r>
             <w:r>
@@ -975,14 +975,14 @@
             <w:r>
               <w:rPr>
                 <w:highlight w:val="none"/>
-                <w:lang w:val="en-US"/>
+                <w:lang w:val="nl-NL"/>
               </w:rPr>
               <w:t xml:space="preserve">Start maken aan documentatie en opzetten planning.</w:t>
             </w:r>
             <w:r>
               <w:rPr>
                 <w:highlight w:val="none"/>
-                <w:lang w:val="nl-NL"/>
+                <w:lang w:val="nl-NL" w:bidi="nl-NL"/>
               </w:rPr>
             </w:r>
             <w:r>
@@ -1018,14 +1018,14 @@
             <w:r>
               <w:rPr>
                 <w:highlight w:val="none"/>
-                <w:lang w:val="en-US"/>
+                <w:lang w:val="nl-NL"/>
               </w:rPr>
               <w:t xml:space="preserve">19-2-2026</w:t>
             </w:r>
             <w:r>
               <w:rPr>
                 <w:highlight w:val="none"/>
-                <w:lang w:val="nl-NL"/>
+                <w:lang w:val="nl-NL" w:bidi="nl-NL"/>
               </w:rPr>
             </w:r>
             <w:r>
@@ -1058,14 +1058,14 @@
             <w:r>
               <w:rPr>
                 <w:highlight w:val="none"/>
-                <w:lang w:val="en-US"/>
+                <w:lang w:val="nl-NL"/>
               </w:rPr>
               <w:t xml:space="preserve">3:10</w:t>
             </w:r>
             <w:r>
               <w:rPr>
                 <w:highlight w:val="none"/>
-                <w:lang w:val="nl-NL"/>
+                <w:lang w:val="nl-NL" w:bidi="nl-NL"/>
               </w:rPr>
             </w:r>
             <w:r>
@@ -1098,14 +1098,14 @@
             <w:r>
               <w:rPr>
                 <w:highlight w:val="none"/>
-                <w:lang w:val="en-US"/>
+                <w:lang w:val="nl-NL"/>
               </w:rPr>
               <w:t xml:space="preserve">13:00 - 16:30</w:t>
             </w:r>
             <w:r>
               <w:rPr>
                 <w:highlight w:val="none"/>
-                <w:lang w:val="nl-NL"/>
+                <w:lang w:val="nl-NL" w:bidi="nl-NL"/>
               </w:rPr>
             </w:r>
             <w:r>
@@ -1138,14 +1138,14 @@
             <w:r>
               <w:rPr>
                 <w:highlight w:val="none"/>
-                <w:lang w:val="en-US"/>
+                <w:lang w:val="nl-NL"/>
               </w:rPr>
               <w:t xml:space="preserve">294</w:t>
             </w:r>
             <w:r>
               <w:rPr>
                 <w:highlight w:val="none"/>
-                <w:lang w:val="nl-NL"/>
+                <w:lang w:val="nl-NL" w:bidi="nl-NL"/>
               </w:rPr>
             </w:r>
             <w:r>
@@ -1178,14 +1178,14 @@
             <w:r>
               <w:rPr>
                 <w:highlight w:val="none"/>
-                <w:lang w:val="en-US"/>
+                <w:lang w:val="nl-NL"/>
               </w:rPr>
               <w:t xml:space="preserve">RDW Testcentrum</w:t>
             </w:r>
             <w:r>
               <w:rPr>
                 <w:highlight w:val="none"/>
-                <w:lang w:val="nl-NL"/>
+                <w:lang w:val="nl-NL" w:bidi="nl-NL"/>
               </w:rPr>
             </w:r>
             <w:r>
@@ -1218,14 +1218,14 @@
             <w:r>
               <w:rPr>
                 <w:highlight w:val="none"/>
-                <w:lang w:val="en-US"/>
+                <w:lang w:val="nl-NL"/>
               </w:rPr>
               <w:t xml:space="preserve">1ste test dag</w:t>
             </w:r>
             <w:r>
               <w:rPr>
                 <w:highlight w:val="none"/>
-                <w:lang w:val="nl-NL"/>
+                <w:lang w:val="nl-NL" w:bidi="nl-NL"/>
               </w:rPr>
             </w:r>
             <w:r>
@@ -1255,26 +1255,26 @@
               <w:jc w:val="left"/>
               <w:rPr>
                 <w:highlight w:val="none"/>
-                <w:lang w:val="en-US"/>
+                <w:lang w:val="nl-NL"/>
               </w:rPr>
             </w:pPr>
             <w:r>
               <w:rPr>
                 <w:highlight w:val="none"/>
-                <w:lang w:val="en-US"/>
+                <w:lang w:val="nl-NL"/>
               </w:rPr>
               <w:t xml:space="preserve">24-2-2026</w:t>
             </w:r>
             <w:r>
               <w:rPr>
                 <w:highlight w:val="none"/>
-                <w:lang w:val="en-US"/>
-              </w:rPr>
-            </w:r>
-            <w:r>
-              <w:rPr>
-                <w:highlight w:val="none"/>
-                <w:lang w:val="en-US"/>
+                <w:lang w:val="nl-NL" w:bidi="nl-NL"/>
+              </w:rPr>
+            </w:r>
+            <w:r>
+              <w:rPr>
+                <w:highlight w:val="none"/>
+                <w:lang w:val="nl-NL"/>
               </w:rPr>
             </w:r>
           </w:p>
@@ -1295,26 +1295,26 @@
               <w:jc w:val="left"/>
               <w:rPr>
                 <w:highlight w:val="none"/>
-                <w:lang w:val="en-US"/>
+                <w:lang w:val="nl-NL"/>
               </w:rPr>
             </w:pPr>
             <w:r>
               <w:rPr>
                 <w:highlight w:val="none"/>
-                <w:lang w:val="en-US"/>
+                <w:lang w:val="nl-NL"/>
               </w:rPr>
               <w:t xml:space="preserve">1:20</w:t>
             </w:r>
             <w:r>
               <w:rPr>
                 <w:highlight w:val="none"/>
-                <w:lang w:val="en-US"/>
-              </w:rPr>
-            </w:r>
-            <w:r>
-              <w:rPr>
-                <w:highlight w:val="none"/>
-                <w:lang w:val="en-US"/>
+                <w:lang w:val="nl-NL" w:bidi="nl-NL"/>
+              </w:rPr>
+            </w:r>
+            <w:r>
+              <w:rPr>
+                <w:highlight w:val="none"/>
+                <w:lang w:val="nl-NL"/>
               </w:rPr>
             </w:r>
           </w:p>
@@ -1335,26 +1335,26 @@
               <w:jc w:val="left"/>
               <w:rPr>
                 <w:highlight w:val="none"/>
-                <w:lang w:val="en-US"/>
+                <w:lang w:val="nl-NL"/>
               </w:rPr>
             </w:pPr>
             <w:r>
               <w:rPr>
                 <w:highlight w:val="none"/>
-                <w:lang w:val="en-US"/>
+                <w:lang w:val="nl-NL"/>
               </w:rPr>
               <w:t xml:space="preserve">10:30 - 15:00</w:t>
             </w:r>
             <w:r>
               <w:rPr>
                 <w:highlight w:val="none"/>
-                <w:lang w:val="en-US"/>
-              </w:rPr>
-            </w:r>
-            <w:r>
-              <w:rPr>
-                <w:highlight w:val="none"/>
-                <w:lang w:val="en-US"/>
+                <w:lang w:val="nl-NL" w:bidi="nl-NL"/>
+              </w:rPr>
+            </w:r>
+            <w:r>
+              <w:rPr>
+                <w:highlight w:val="none"/>
+                <w:lang w:val="nl-NL"/>
               </w:rPr>
             </w:r>
           </w:p>
@@ -1375,26 +1375,26 @@
               <w:jc w:val="left"/>
               <w:rPr>
                 <w:highlight w:val="none"/>
-                <w:lang w:val="en-US"/>
+                <w:lang w:val="nl-NL"/>
               </w:rPr>
             </w:pPr>
             <w:r>
               <w:rPr>
                 <w:highlight w:val="none"/>
-                <w:lang w:val="en-US"/>
+                <w:lang w:val="nl-NL"/>
               </w:rPr>
               <w:t xml:space="preserve">-</w:t>
             </w:r>
             <w:r>
               <w:rPr>
                 <w:highlight w:val="none"/>
-                <w:lang w:val="en-US"/>
-              </w:rPr>
-            </w:r>
-            <w:r>
-              <w:rPr>
-                <w:highlight w:val="none"/>
-                <w:lang w:val="en-US"/>
+                <w:lang w:val="nl-NL" w:bidi="nl-NL"/>
+              </w:rPr>
+            </w:r>
+            <w:r>
+              <w:rPr>
+                <w:highlight w:val="none"/>
+                <w:lang w:val="nl-NL"/>
               </w:rPr>
             </w:r>
           </w:p>
@@ -1415,26 +1415,26 @@
               <w:jc w:val="left"/>
               <w:rPr>
                 <w:highlight w:val="none"/>
-                <w:lang w:val="en-US"/>
+                <w:lang w:val="nl-NL"/>
               </w:rPr>
             </w:pPr>
             <w:r>
               <w:rPr>
                 <w:highlight w:val="none"/>
-                <w:lang w:val="en-US"/>
+                <w:lang w:val="nl-NL"/>
               </w:rPr>
               <w:t xml:space="preserve">School</w:t>
             </w:r>
             <w:r>
               <w:rPr>
                 <w:highlight w:val="none"/>
-                <w:lang w:val="en-US"/>
-              </w:rPr>
-            </w:r>
-            <w:r>
-              <w:rPr>
-                <w:highlight w:val="none"/>
-                <w:lang w:val="en-US"/>
+                <w:lang w:val="nl-NL" w:bidi="nl-NL"/>
+              </w:rPr>
+            </w:r>
+            <w:r>
+              <w:rPr>
+                <w:highlight w:val="none"/>
+                <w:lang w:val="nl-NL"/>
               </w:rPr>
             </w:r>
           </w:p>
@@ -1455,26 +1455,26 @@
               <w:jc w:val="left"/>
               <w:rPr>
                 <w:highlight w:val="none"/>
-                <w:lang w:val="en-US"/>
+                <w:lang w:val="nl-NL"/>
               </w:rPr>
             </w:pPr>
             <w:r>
               <w:rPr>
                 <w:highlight w:val="none"/>
-                <w:lang w:val="en-US"/>
+                <w:lang w:val="nl-NL"/>
               </w:rPr>
               <w:t xml:space="preserve">Sprint 0 presentatie</w:t>
             </w:r>
             <w:r>
               <w:rPr>
                 <w:highlight w:val="none"/>
-                <w:lang w:val="en-US"/>
-              </w:rPr>
-            </w:r>
-            <w:r>
-              <w:rPr>
-                <w:highlight w:val="none"/>
-                <w:lang w:val="en-US"/>
+                <w:lang w:val="nl-NL" w:bidi="nl-NL"/>
+              </w:rPr>
+            </w:r>
+            <w:r>
+              <w:rPr>
+                <w:highlight w:val="none"/>
+                <w:lang w:val="nl-NL"/>
               </w:rPr>
             </w:r>
           </w:p>
@@ -1500,26 +1500,26 @@
               <w:jc w:val="left"/>
               <w:rPr>
                 <w:highlight w:val="none"/>
-                <w:lang w:val="en-US"/>
+                <w:lang w:val="nl-NL"/>
               </w:rPr>
             </w:pPr>
             <w:r>
               <w:rPr>
                 <w:highlight w:val="none"/>
-                <w:lang w:val="en-US"/>
+                <w:lang w:val="nl-NL"/>
               </w:rPr>
               <w:t xml:space="preserve">26-2-2026</w:t>
             </w:r>
             <w:r>
               <w:rPr>
                 <w:highlight w:val="none"/>
-                <w:lang w:val="en-US"/>
-              </w:rPr>
-            </w:r>
-            <w:r>
-              <w:rPr>
-                <w:highlight w:val="none"/>
-                <w:lang w:val="en-US"/>
+                <w:lang w:val="nl-NL" w:bidi="nl-NL"/>
+              </w:rPr>
+            </w:r>
+            <w:r>
+              <w:rPr>
+                <w:highlight w:val="none"/>
+                <w:lang w:val="nl-NL"/>
               </w:rPr>
             </w:r>
           </w:p>
@@ -1540,26 +1540,26 @@
               <w:jc w:val="left"/>
               <w:rPr>
                 <w:highlight w:val="none"/>
-                <w:lang w:val="en-US"/>
+                <w:lang w:val="nl-NL"/>
               </w:rPr>
             </w:pPr>
             <w:r>
               <w:rPr>
                 <w:highlight w:val="none"/>
-                <w:lang w:val="en-US"/>
+                <w:lang w:val="nl-NL"/>
               </w:rPr>
               <w:t xml:space="preserve">3:40 </w:t>
             </w:r>
             <w:r>
               <w:rPr>
                 <w:highlight w:val="none"/>
-                <w:lang w:val="en-US"/>
-              </w:rPr>
-            </w:r>
-            <w:r>
-              <w:rPr>
-                <w:highlight w:val="none"/>
-                <w:lang w:val="en-US"/>
+                <w:lang w:val="nl-NL" w:bidi="nl-NL"/>
+              </w:rPr>
+            </w:r>
+            <w:r>
+              <w:rPr>
+                <w:highlight w:val="none"/>
+                <w:lang w:val="nl-NL"/>
               </w:rPr>
             </w:r>
           </w:p>
@@ -1580,26 +1580,26 @@
               <w:jc w:val="left"/>
               <w:rPr>
                 <w:highlight w:val="none"/>
-                <w:lang w:val="en-US"/>
+                <w:lang w:val="nl-NL"/>
               </w:rPr>
             </w:pPr>
             <w:r>
               <w:rPr>
                 <w:highlight w:val="none"/>
-                <w:lang w:val="en-US"/>
+                <w:lang w:val="nl-NL"/>
               </w:rPr>
               <w:t xml:space="preserve">9:00 - 13:30</w:t>
             </w:r>
             <w:r>
               <w:rPr>
                 <w:highlight w:val="none"/>
-                <w:lang w:val="en-US"/>
-              </w:rPr>
-            </w:r>
-            <w:r>
-              <w:rPr>
-                <w:highlight w:val="none"/>
-                <w:lang w:val="en-US"/>
+                <w:lang w:val="nl-NL" w:bidi="nl-NL"/>
+              </w:rPr>
+            </w:r>
+            <w:r>
+              <w:rPr>
+                <w:highlight w:val="none"/>
+                <w:lang w:val="nl-NL"/>
               </w:rPr>
             </w:r>
           </w:p>
@@ -1620,26 +1620,26 @@
               <w:jc w:val="left"/>
               <w:rPr>
                 <w:highlight w:val="none"/>
-                <w:lang w:val="en-US"/>
+                <w:lang w:val="nl-NL"/>
               </w:rPr>
             </w:pPr>
             <w:r>
               <w:rPr>
                 <w:highlight w:val="none"/>
-                <w:lang w:val="en-US"/>
+                <w:lang w:val="nl-NL"/>
               </w:rPr>
               <w:t xml:space="preserve">-</w:t>
             </w:r>
             <w:r>
               <w:rPr>
                 <w:highlight w:val="none"/>
-                <w:lang w:val="en-US"/>
-              </w:rPr>
-            </w:r>
-            <w:r>
-              <w:rPr>
-                <w:highlight w:val="none"/>
-                <w:lang w:val="en-US"/>
+                <w:lang w:val="nl-NL" w:bidi="nl-NL"/>
+              </w:rPr>
+            </w:r>
+            <w:r>
+              <w:rPr>
+                <w:highlight w:val="none"/>
+                <w:lang w:val="nl-NL"/>
               </w:rPr>
             </w:r>
           </w:p>
@@ -1666,14 +1666,14 @@
             <w:r>
               <w:rPr>
                 <w:highlight w:val="none"/>
-                <w:lang w:val="en-US"/>
+                <w:lang w:val="nl-NL"/>
               </w:rPr>
               <w:t xml:space="preserve">RDW Testcentrum</w:t>
             </w:r>
             <w:r>
               <w:rPr>
                 <w:highlight w:val="none"/>
-                <w:lang w:val="nl-NL"/>
+                <w:lang w:val="nl-NL" w:bidi="nl-NL"/>
               </w:rPr>
             </w:r>
             <w:r>
@@ -1700,26 +1700,26 @@
               <w:jc w:val="left"/>
               <w:rPr>
                 <w:highlight w:val="none"/>
-                <w:lang w:val="en-US"/>
+                <w:lang w:val="nl-NL"/>
               </w:rPr>
             </w:pPr>
             <w:r>
               <w:rPr>
                 <w:highlight w:val="none"/>
-                <w:lang w:val="en-US"/>
+                <w:lang w:val="nl-NL"/>
               </w:rPr>
               <w:t xml:space="preserve">2de test dag. Met de kart op de baan geweest om data te opnemen</w:t>
             </w:r>
             <w:r>
               <w:rPr>
                 <w:highlight w:val="none"/>
-                <w:lang w:val="en-US"/>
-              </w:rPr>
-            </w:r>
-            <w:r>
-              <w:rPr>
-                <w:highlight w:val="none"/>
-                <w:lang w:val="en-US"/>
+                <w:lang w:val="nl-NL" w:bidi="nl-NL"/>
+              </w:rPr>
+            </w:r>
+            <w:r>
+              <w:rPr>
+                <w:highlight w:val="none"/>
+                <w:lang w:val="nl-NL"/>
               </w:rPr>
             </w:r>
           </w:p>
@@ -1745,26 +1745,26 @@
               <w:jc w:val="left"/>
               <w:rPr>
                 <w:highlight w:val="none"/>
-                <w:lang w:val="en-US"/>
+                <w:lang w:val="nl-NL"/>
               </w:rPr>
             </w:pPr>
             <w:r>
               <w:rPr>
                 <w:highlight w:val="none"/>
-                <w:lang w:val="en-US"/>
+                <w:lang w:val="nl-NL"/>
               </w:rPr>
               <w:t xml:space="preserve">27-2-2026</w:t>
             </w:r>
             <w:r>
               <w:rPr>
                 <w:highlight w:val="none"/>
-                <w:lang w:val="en-US"/>
-              </w:rPr>
-            </w:r>
-            <w:r>
-              <w:rPr>
-                <w:highlight w:val="none"/>
-                <w:lang w:val="en-US"/>
+                <w:lang w:val="nl-NL" w:bidi="nl-NL"/>
+              </w:rPr>
+            </w:r>
+            <w:r>
+              <w:rPr>
+                <w:highlight w:val="none"/>
+                <w:lang w:val="nl-NL"/>
               </w:rPr>
             </w:r>
           </w:p>
@@ -1785,26 +1785,26 @@
               <w:jc w:val="left"/>
               <w:rPr>
                 <w:highlight w:val="none"/>
-                <w:lang w:val="en-US"/>
+                <w:lang w:val="nl-NL"/>
               </w:rPr>
             </w:pPr>
             <w:r>
               <w:rPr>
                 <w:highlight w:val="none"/>
-                <w:lang w:val="en-US"/>
+                <w:lang w:val="nl-NL"/>
               </w:rPr>
               <w:t xml:space="preserve">1:20</w:t>
             </w:r>
             <w:r>
               <w:rPr>
                 <w:highlight w:val="none"/>
-                <w:lang w:val="en-US"/>
-              </w:rPr>
-            </w:r>
-            <w:r>
-              <w:rPr>
-                <w:highlight w:val="none"/>
-                <w:lang w:val="en-US"/>
+                <w:lang w:val="nl-NL" w:bidi="nl-NL"/>
+              </w:rPr>
+            </w:r>
+            <w:r>
+              <w:rPr>
+                <w:highlight w:val="none"/>
+                <w:lang w:val="nl-NL"/>
               </w:rPr>
             </w:r>
           </w:p>
@@ -1825,26 +1825,26 @@
               <w:jc w:val="left"/>
               <w:rPr>
                 <w:highlight w:val="none"/>
-                <w:lang w:val="en-US"/>
+                <w:lang w:val="nl-NL"/>
               </w:rPr>
             </w:pPr>
             <w:r>
               <w:rPr>
                 <w:highlight w:val="none"/>
-                <w:lang w:val="en-US"/>
+                <w:lang w:val="nl-NL"/>
               </w:rPr>
               <w:t xml:space="preserve">10:00 - 15:00</w:t>
             </w:r>
             <w:r>
               <w:rPr>
                 <w:highlight w:val="none"/>
-                <w:lang w:val="en-US"/>
-              </w:rPr>
-            </w:r>
-            <w:r>
-              <w:rPr>
-                <w:highlight w:val="none"/>
-                <w:lang w:val="en-US"/>
+                <w:lang w:val="nl-NL" w:bidi="nl-NL"/>
+              </w:rPr>
+            </w:r>
+            <w:r>
+              <w:rPr>
+                <w:highlight w:val="none"/>
+                <w:lang w:val="nl-NL"/>
               </w:rPr>
             </w:r>
           </w:p>
@@ -1865,26 +1865,26 @@
               <w:jc w:val="left"/>
               <w:rPr>
                 <w:highlight w:val="none"/>
-                <w:lang w:val="en-US"/>
+                <w:lang w:val="nl-NL"/>
               </w:rPr>
             </w:pPr>
             <w:r>
               <w:rPr>
                 <w:highlight w:val="none"/>
-                <w:lang w:val="en-US"/>
+                <w:lang w:val="nl-NL"/>
               </w:rPr>
               <w:t xml:space="preserve">-</w:t>
             </w:r>
             <w:r>
               <w:rPr>
                 <w:highlight w:val="none"/>
-                <w:lang w:val="en-US"/>
-              </w:rPr>
-            </w:r>
-            <w:r>
-              <w:rPr>
-                <w:highlight w:val="none"/>
-                <w:lang w:val="en-US"/>
+                <w:lang w:val="nl-NL" w:bidi="nl-NL"/>
+              </w:rPr>
+            </w:r>
+            <w:r>
+              <w:rPr>
+                <w:highlight w:val="none"/>
+                <w:lang w:val="nl-NL"/>
               </w:rPr>
             </w:r>
           </w:p>
@@ -1905,26 +1905,26 @@
               <w:jc w:val="left"/>
               <w:rPr>
                 <w:highlight w:val="none"/>
-                <w:lang w:val="en-US"/>
+                <w:lang w:val="nl-NL"/>
               </w:rPr>
             </w:pPr>
             <w:r>
               <w:rPr>
                 <w:highlight w:val="none"/>
-                <w:lang w:val="en-US"/>
+                <w:lang w:val="nl-NL"/>
               </w:rPr>
               <w:t xml:space="preserve">School</w:t>
             </w:r>
             <w:r>
               <w:rPr>
                 <w:highlight w:val="none"/>
-                <w:lang w:val="en-US"/>
-              </w:rPr>
-            </w:r>
-            <w:r>
-              <w:rPr>
-                <w:highlight w:val="none"/>
-                <w:lang w:val="en-US"/>
+                <w:lang w:val="nl-NL" w:bidi="nl-NL"/>
+              </w:rPr>
+            </w:r>
+            <w:r>
+              <w:rPr>
+                <w:highlight w:val="none"/>
+                <w:lang w:val="nl-NL"/>
               </w:rPr>
             </w:r>
           </w:p>
@@ -1945,13 +1945,13 @@
               <w:jc w:val="left"/>
               <w:rPr>
                 <w:highlight w:val="none"/>
-                <w:lang w:val="en-US"/>
+                <w:lang w:val="nl-NL"/>
               </w:rPr>
             </w:pPr>
             <w:r>
               <w:rPr>
                 <w:highlight w:val="none"/>
-                <w:lang w:val="en-US"/>
+                <w:lang w:val="nl-NL"/>
               </w:rPr>
               <w:t xml:space="preserve">Workshop kwaliteitseisen en alternatieven afwegen.</w:t>
               <w:br/>
@@ -1960,13 +1960,13 @@
             <w:r>
               <w:rPr>
                 <w:highlight w:val="none"/>
-                <w:lang w:val="en-US"/>
-              </w:rPr>
-            </w:r>
-            <w:r>
-              <w:rPr>
-                <w:highlight w:val="none"/>
-                <w:lang w:val="en-US"/>
+                <w:lang w:val="nl-NL" w:bidi="nl-NL"/>
+              </w:rPr>
+            </w:r>
+            <w:r>
+              <w:rPr>
+                <w:highlight w:val="none"/>
+                <w:lang w:val="nl-NL"/>
               </w:rPr>
             </w:r>
           </w:p>
@@ -1992,26 +1992,26 @@
               <w:jc w:val="left"/>
               <w:rPr>
                 <w:highlight w:val="none"/>
-                <w:lang w:val="en-US"/>
+                <w:lang w:val="nl-NL"/>
               </w:rPr>
             </w:pPr>
             <w:r>
               <w:rPr>
                 <w:highlight w:val="none"/>
-                <w:lang w:val="en-US"/>
+                <w:lang w:val="nl-NL"/>
               </w:rPr>
               <w:t xml:space="preserve">3-3-2026</w:t>
             </w:r>
             <w:r>
               <w:rPr>
                 <w:highlight w:val="none"/>
-                <w:lang w:val="en-US"/>
-              </w:rPr>
-            </w:r>
-            <w:r>
-              <w:rPr>
-                <w:highlight w:val="none"/>
-                <w:lang w:val="en-US"/>
+                <w:lang w:val="nl-NL" w:bidi="nl-NL"/>
+              </w:rPr>
+            </w:r>
+            <w:r>
+              <w:rPr>
+                <w:highlight w:val="none"/>
+                <w:lang w:val="nl-NL"/>
               </w:rPr>
             </w:r>
           </w:p>
@@ -2032,26 +2032,26 @@
               <w:jc w:val="left"/>
               <w:rPr>
                 <w:highlight w:val="none"/>
-                <w:lang w:val="en-US"/>
+                <w:lang w:val="nl-NL"/>
               </w:rPr>
             </w:pPr>
             <w:r>
               <w:rPr>
                 <w:highlight w:val="none"/>
-                <w:lang w:val="en-US"/>
+                <w:lang w:val="nl-NL"/>
               </w:rPr>
               <w:t xml:space="preserve">1:20</w:t>
             </w:r>
             <w:r>
               <w:rPr>
                 <w:highlight w:val="none"/>
-                <w:lang w:val="en-US"/>
-              </w:rPr>
-            </w:r>
-            <w:r>
-              <w:rPr>
-                <w:highlight w:val="none"/>
-                <w:lang w:val="en-US"/>
+                <w:lang w:val="nl-NL" w:bidi="nl-NL"/>
+              </w:rPr>
+            </w:r>
+            <w:r>
+              <w:rPr>
+                <w:highlight w:val="none"/>
+                <w:lang w:val="nl-NL"/>
               </w:rPr>
             </w:r>
           </w:p>
@@ -2072,26 +2072,26 @@
               <w:jc w:val="left"/>
               <w:rPr>
                 <w:highlight w:val="none"/>
-                <w:lang w:val="en-US"/>
+                <w:lang w:val="nl-NL"/>
               </w:rPr>
             </w:pPr>
             <w:r>
               <w:rPr>
                 <w:highlight w:val="none"/>
-                <w:lang w:val="en-US"/>
+                <w:lang w:val="nl-NL"/>
               </w:rPr>
               <w:t xml:space="preserve">10:30 - 15:00</w:t>
             </w:r>
             <w:r>
               <w:rPr>
                 <w:highlight w:val="none"/>
-                <w:lang w:val="en-US"/>
-              </w:rPr>
-            </w:r>
-            <w:r>
-              <w:rPr>
-                <w:highlight w:val="none"/>
-                <w:lang w:val="en-US"/>
+                <w:lang w:val="nl-NL" w:bidi="nl-NL"/>
+              </w:rPr>
+            </w:r>
+            <w:r>
+              <w:rPr>
+                <w:highlight w:val="none"/>
+                <w:lang w:val="nl-NL"/>
               </w:rPr>
             </w:r>
           </w:p>
@@ -2112,26 +2112,26 @@
               <w:jc w:val="left"/>
               <w:rPr>
                 <w:highlight w:val="none"/>
-                <w:lang w:val="en-US"/>
+                <w:lang w:val="nl-NL"/>
               </w:rPr>
             </w:pPr>
             <w:r>
               <w:rPr>
                 <w:highlight w:val="none"/>
-                <w:lang w:val="en-US"/>
+                <w:lang w:val="nl-NL"/>
               </w:rPr>
               <w:t xml:space="preserve">-</w:t>
             </w:r>
             <w:r>
               <w:rPr>
                 <w:highlight w:val="none"/>
-                <w:lang w:val="en-US"/>
-              </w:rPr>
-            </w:r>
-            <w:r>
-              <w:rPr>
-                <w:highlight w:val="none"/>
-                <w:lang w:val="en-US"/>
+                <w:lang w:val="nl-NL" w:bidi="nl-NL"/>
+              </w:rPr>
+            </w:r>
+            <w:r>
+              <w:rPr>
+                <w:highlight w:val="none"/>
+                <w:lang w:val="nl-NL"/>
               </w:rPr>
             </w:r>
           </w:p>
@@ -2152,26 +2152,26 @@
               <w:jc w:val="left"/>
               <w:rPr>
                 <w:highlight w:val="none"/>
-                <w:lang w:val="en-US"/>
+                <w:lang w:val="nl-NL"/>
               </w:rPr>
             </w:pPr>
             <w:r>
               <w:rPr>
                 <w:highlight w:val="none"/>
-                <w:lang w:val="en-US"/>
+                <w:lang w:val="nl-NL"/>
               </w:rPr>
               <w:t xml:space="preserve">School</w:t>
             </w:r>
             <w:r>
               <w:rPr>
                 <w:highlight w:val="none"/>
-                <w:lang w:val="en-US"/>
-              </w:rPr>
-            </w:r>
-            <w:r>
-              <w:rPr>
-                <w:highlight w:val="none"/>
-                <w:lang w:val="en-US"/>
+                <w:lang w:val="nl-NL" w:bidi="nl-NL"/>
+              </w:rPr>
+            </w:r>
+            <w:r>
+              <w:rPr>
+                <w:highlight w:val="none"/>
+                <w:lang w:val="nl-NL"/>
               </w:rPr>
             </w:r>
           </w:p>
@@ -2192,26 +2192,26 @@
               <w:jc w:val="left"/>
               <w:rPr>
                 <w:highlight w:val="none"/>
-                <w:lang w:val="en-US"/>
+                <w:lang w:val="nl-NL"/>
               </w:rPr>
             </w:pPr>
             <w:r>
               <w:rPr>
                 <w:highlight w:val="none"/>
-                <w:lang w:val="en-US"/>
+                <w:lang w:val="nl-NL"/>
               </w:rPr>
               <w:t xml:space="preserve">Sprint 1 presentatie</w:t>
             </w:r>
             <w:r>
               <w:rPr>
                 <w:highlight w:val="none"/>
-                <w:lang w:val="en-US"/>
-              </w:rPr>
-            </w:r>
-            <w:r>
-              <w:rPr>
-                <w:highlight w:val="none"/>
-                <w:lang w:val="en-US"/>
+                <w:lang w:val="nl-NL" w:bidi="nl-NL"/>
+              </w:rPr>
+            </w:r>
+            <w:r>
+              <w:rPr>
+                <w:highlight w:val="none"/>
+                <w:lang w:val="nl-NL"/>
               </w:rPr>
             </w:r>
           </w:p>
@@ -2237,26 +2237,26 @@
               <w:jc w:val="left"/>
               <w:rPr>
                 <w:highlight w:val="none"/>
-                <w:lang w:val="en-US"/>
+                <w:lang w:val="nl-NL"/>
               </w:rPr>
             </w:pPr>
             <w:r>
               <w:rPr>
                 <w:highlight w:val="none"/>
-                <w:lang w:val="en-US"/>
+                <w:lang w:val="nl-NL"/>
               </w:rPr>
               <w:t xml:space="preserve">5-3-2026</w:t>
             </w:r>
             <w:r>
               <w:rPr>
                 <w:highlight w:val="none"/>
-                <w:lang w:val="en-US"/>
-              </w:rPr>
-            </w:r>
-            <w:r>
-              <w:rPr>
-                <w:highlight w:val="none"/>
-                <w:lang w:val="en-US"/>
+                <w:lang w:val="nl-NL" w:bidi="nl-NL"/>
+              </w:rPr>
+            </w:r>
+            <w:r>
+              <w:rPr>
+                <w:highlight w:val="none"/>
+                <w:lang w:val="nl-NL"/>
               </w:rPr>
             </w:r>
           </w:p>
@@ -2277,26 +2277,26 @@
               <w:jc w:val="left"/>
               <w:rPr>
                 <w:highlight w:val="none"/>
-                <w:lang w:val="en-US"/>
+                <w:lang w:val="nl-NL"/>
               </w:rPr>
             </w:pPr>
             <w:r>
               <w:rPr>
                 <w:highlight w:val="none"/>
-                <w:lang w:val="en-US"/>
+                <w:lang w:val="nl-NL"/>
               </w:rPr>
               <w:t xml:space="preserve">1:20</w:t>
             </w:r>
             <w:r>
               <w:rPr>
                 <w:highlight w:val="none"/>
-                <w:lang w:val="en-US"/>
-              </w:rPr>
-            </w:r>
-            <w:r>
-              <w:rPr>
-                <w:highlight w:val="none"/>
-                <w:lang w:val="en-US"/>
+                <w:lang w:val="nl-NL" w:bidi="nl-NL"/>
+              </w:rPr>
+            </w:r>
+            <w:r>
+              <w:rPr>
+                <w:highlight w:val="none"/>
+                <w:lang w:val="nl-NL"/>
               </w:rPr>
             </w:r>
           </w:p>
@@ -2317,26 +2317,26 @@
               <w:jc w:val="left"/>
               <w:rPr>
                 <w:highlight w:val="none"/>
-                <w:lang w:val="en-US"/>
+                <w:lang w:val="nl-NL"/>
               </w:rPr>
             </w:pPr>
             <w:r>
               <w:rPr>
                 <w:highlight w:val="none"/>
-                <w:lang w:val="en-US"/>
+                <w:lang w:val="nl-NL"/>
               </w:rPr>
               <w:t xml:space="preserve">10:30 - 15:30</w:t>
             </w:r>
             <w:r>
               <w:rPr>
                 <w:highlight w:val="none"/>
-                <w:lang w:val="en-US"/>
-              </w:rPr>
-            </w:r>
-            <w:r>
-              <w:rPr>
-                <w:highlight w:val="none"/>
-                <w:lang w:val="en-US"/>
+                <w:lang w:val="nl-NL" w:bidi="nl-NL"/>
+              </w:rPr>
+            </w:r>
+            <w:r>
+              <w:rPr>
+                <w:highlight w:val="none"/>
+                <w:lang w:val="nl-NL"/>
               </w:rPr>
             </w:r>
           </w:p>
@@ -2357,26 +2357,26 @@
               <w:jc w:val="left"/>
               <w:rPr>
                 <w:highlight w:val="none"/>
-                <w:lang w:val="en-US"/>
+                <w:lang w:val="nl-NL"/>
               </w:rPr>
             </w:pPr>
             <w:r>
               <w:rPr>
                 <w:highlight w:val="none"/>
-                <w:lang w:val="en-US"/>
+                <w:lang w:val="nl-NL"/>
               </w:rPr>
               <w:t xml:space="preserve">-</w:t>
             </w:r>
             <w:r>
               <w:rPr>
                 <w:highlight w:val="none"/>
-                <w:lang w:val="en-US"/>
-              </w:rPr>
-            </w:r>
-            <w:r>
-              <w:rPr>
-                <w:highlight w:val="none"/>
-                <w:lang w:val="en-US"/>
+                <w:lang w:val="nl-NL" w:bidi="nl-NL"/>
+              </w:rPr>
+            </w:r>
+            <w:r>
+              <w:rPr>
+                <w:highlight w:val="none"/>
+                <w:lang w:val="nl-NL"/>
               </w:rPr>
             </w:r>
           </w:p>
@@ -2397,26 +2397,26 @@
               <w:jc w:val="left"/>
               <w:rPr>
                 <w:highlight w:val="none"/>
-                <w:lang w:val="en-US"/>
+                <w:lang w:val="nl-NL"/>
               </w:rPr>
             </w:pPr>
             <w:r>
               <w:rPr>
                 <w:highlight w:val="none"/>
-                <w:lang w:val="en-US"/>
+                <w:lang w:val="nl-NL"/>
               </w:rPr>
               <w:t xml:space="preserve">School</w:t>
             </w:r>
             <w:r>
               <w:rPr>
                 <w:highlight w:val="none"/>
-                <w:lang w:val="en-US"/>
-              </w:rPr>
-            </w:r>
-            <w:r>
-              <w:rPr>
-                <w:highlight w:val="none"/>
-                <w:lang w:val="en-US"/>
+                <w:lang w:val="nl-NL" w:bidi="nl-NL"/>
+              </w:rPr>
+            </w:r>
+            <w:r>
+              <w:rPr>
+                <w:highlight w:val="none"/>
+                <w:lang w:val="nl-NL"/>
               </w:rPr>
             </w:r>
           </w:p>
@@ -2437,26 +2437,26 @@
               <w:jc w:val="left"/>
               <w:rPr>
                 <w:highlight w:val="none"/>
-                <w:lang w:val="en-US"/>
+                <w:lang w:val="nl-NL"/>
               </w:rPr>
             </w:pPr>
             <w:r>
               <w:rPr>
                 <w:highlight w:val="none"/>
-                <w:lang w:val="en-US"/>
+                <w:lang w:val="nl-NL"/>
               </w:rPr>
               <w:t xml:space="preserve">Begonnen met OS onderzoek schrijven</w:t>
             </w:r>
             <w:r>
               <w:rPr>
                 <w:highlight w:val="none"/>
-                <w:lang w:val="en-US"/>
-              </w:rPr>
-            </w:r>
-            <w:r>
-              <w:rPr>
-                <w:highlight w:val="none"/>
-                <w:lang w:val="en-US"/>
+                <w:lang w:val="nl-NL" w:bidi="nl-NL"/>
+              </w:rPr>
+            </w:r>
+            <w:r>
+              <w:rPr>
+                <w:highlight w:val="none"/>
+                <w:lang w:val="nl-NL"/>
               </w:rPr>
             </w:r>
           </w:p>
@@ -2482,26 +2482,26 @@
               <w:jc w:val="left"/>
               <w:rPr>
                 <w:highlight w:val="none"/>
-                <w:lang w:val="en-US"/>
+                <w:lang w:val="nl-NL"/>
               </w:rPr>
             </w:pPr>
             <w:r>
               <w:rPr>
                 <w:highlight w:val="none"/>
-                <w:lang w:val="en-US"/>
+                <w:lang w:val="nl-NL"/>
               </w:rPr>
               <w:t xml:space="preserve">6-3-2026</w:t>
             </w:r>
             <w:r>
               <w:rPr>
                 <w:highlight w:val="none"/>
-                <w:lang w:val="en-US"/>
-              </w:rPr>
-            </w:r>
-            <w:r>
-              <w:rPr>
-                <w:highlight w:val="none"/>
-                <w:lang w:val="en-US"/>
+                <w:lang w:val="nl-NL" w:bidi="nl-NL"/>
+              </w:rPr>
+            </w:r>
+            <w:r>
+              <w:rPr>
+                <w:highlight w:val="none"/>
+                <w:lang w:val="nl-NL"/>
               </w:rPr>
             </w:r>
           </w:p>
@@ -2522,26 +2522,26 @@
               <w:jc w:val="left"/>
               <w:rPr>
                 <w:highlight w:val="none"/>
-                <w:lang w:val="en-US"/>
+                <w:lang w:val="nl-NL"/>
               </w:rPr>
             </w:pPr>
             <w:r>
               <w:rPr>
                 <w:highlight w:val="none"/>
-                <w:lang w:val="en-US"/>
+                <w:lang w:val="nl-NL"/>
               </w:rPr>
               <w:t xml:space="preserve">1:20</w:t>
             </w:r>
             <w:r>
               <w:rPr>
                 <w:highlight w:val="none"/>
-                <w:lang w:val="en-US"/>
-              </w:rPr>
-            </w:r>
-            <w:r>
-              <w:rPr>
-                <w:highlight w:val="none"/>
-                <w:lang w:val="en-US"/>
+                <w:lang w:val="nl-NL" w:bidi="nl-NL"/>
+              </w:rPr>
+            </w:r>
+            <w:r>
+              <w:rPr>
+                <w:highlight w:val="none"/>
+                <w:lang w:val="nl-NL"/>
               </w:rPr>
             </w:r>
           </w:p>
@@ -2562,26 +2562,26 @@
               <w:jc w:val="left"/>
               <w:rPr>
                 <w:highlight w:val="none"/>
-                <w:lang w:val="en-US"/>
+                <w:lang w:val="nl-NL"/>
               </w:rPr>
             </w:pPr>
             <w:r>
               <w:rPr>
                 <w:highlight w:val="none"/>
-                <w:lang w:val="en-US"/>
+                <w:lang w:val="nl-NL"/>
               </w:rPr>
               <w:t xml:space="preserve">10:00 - 17:00</w:t>
             </w:r>
             <w:r>
               <w:rPr>
                 <w:highlight w:val="none"/>
-                <w:lang w:val="en-US"/>
-              </w:rPr>
-            </w:r>
-            <w:r>
-              <w:rPr>
-                <w:highlight w:val="none"/>
-                <w:lang w:val="en-US"/>
+                <w:lang w:val="nl-NL" w:bidi="nl-NL"/>
+              </w:rPr>
+            </w:r>
+            <w:r>
+              <w:rPr>
+                <w:highlight w:val="none"/>
+                <w:lang w:val="nl-NL"/>
               </w:rPr>
             </w:r>
           </w:p>
@@ -2602,26 +2602,26 @@
               <w:jc w:val="left"/>
               <w:rPr>
                 <w:highlight w:val="none"/>
-                <w:lang w:val="en-US"/>
+                <w:lang w:val="nl-NL"/>
               </w:rPr>
             </w:pPr>
             <w:r>
               <w:rPr>
                 <w:highlight w:val="none"/>
-                <w:lang w:val="en-US"/>
+                <w:lang w:val="nl-NL"/>
               </w:rPr>
               <w:t xml:space="preserve">-</w:t>
             </w:r>
             <w:r>
               <w:rPr>
                 <w:highlight w:val="none"/>
-                <w:lang w:val="en-US"/>
-              </w:rPr>
-            </w:r>
-            <w:r>
-              <w:rPr>
-                <w:highlight w:val="none"/>
-                <w:lang w:val="en-US"/>
+                <w:lang w:val="nl-NL" w:bidi="nl-NL"/>
+              </w:rPr>
+            </w:r>
+            <w:r>
+              <w:rPr>
+                <w:highlight w:val="none"/>
+                <w:lang w:val="nl-NL"/>
               </w:rPr>
             </w:r>
           </w:p>
@@ -2642,26 +2642,26 @@
               <w:jc w:val="left"/>
               <w:rPr>
                 <w:highlight w:val="none"/>
-                <w:lang w:val="en-US"/>
+                <w:lang w:val="nl-NL"/>
               </w:rPr>
             </w:pPr>
             <w:r>
               <w:rPr>
                 <w:highlight w:val="none"/>
-                <w:lang w:val="en-US"/>
+                <w:lang w:val="nl-NL"/>
               </w:rPr>
               <w:t xml:space="preserve">School</w:t>
             </w:r>
             <w:r>
               <w:rPr>
                 <w:highlight w:val="none"/>
-                <w:lang w:val="en-US"/>
-              </w:rPr>
-            </w:r>
-            <w:r>
-              <w:rPr>
-                <w:highlight w:val="none"/>
-                <w:lang w:val="en-US"/>
+                <w:lang w:val="nl-NL" w:bidi="nl-NL"/>
+              </w:rPr>
+            </w:r>
+            <w:r>
+              <w:rPr>
+                <w:highlight w:val="none"/>
+                <w:lang w:val="nl-NL"/>
               </w:rPr>
             </w:r>
           </w:p>
@@ -2682,13 +2682,13 @@
               <w:jc w:val="left"/>
               <w:rPr>
                 <w:highlight w:val="none"/>
-                <w:lang w:val="en-US"/>
+                <w:lang w:val="nl-NL"/>
               </w:rPr>
             </w:pPr>
             <w:r>
               <w:rPr>
                 <w:highlight w:val="none"/>
-                <w:lang w:val="en-US"/>
+                <w:lang w:val="nl-NL"/>
               </w:rPr>
               <w:t xml:space="preserve">Samenwerkingsovereenkomt met de groep gemaakt.</w:t>
               <w:br/>
@@ -2697,13 +2697,13 @@
             <w:r>
               <w:rPr>
                 <w:highlight w:val="none"/>
-                <w:lang w:val="en-US"/>
-              </w:rPr>
-            </w:r>
-            <w:r>
-              <w:rPr>
-                <w:highlight w:val="none"/>
-                <w:lang w:val="en-US"/>
+                <w:lang w:val="nl-NL" w:bidi="nl-NL"/>
+              </w:rPr>
+            </w:r>
+            <w:r>
+              <w:rPr>
+                <w:highlight w:val="none"/>
+                <w:lang w:val="nl-NL"/>
               </w:rPr>
             </w:r>
           </w:p>
@@ -2715,26 +2715,26 @@
               <w:jc w:val="left"/>
               <w:rPr>
                 <w:highlight w:val="none"/>
-                <w:lang w:val="en-US"/>
+                <w:lang w:val="nl-NL"/>
               </w:rPr>
             </w:pPr>
             <w:r>
               <w:rPr>
                 <w:highlight w:val="none"/>
-                <w:lang w:val="en-US"/>
+                <w:lang w:val="nl-NL"/>
               </w:rPr>
               <w:t xml:space="preserve">Ondersteund met maken lijn detectie.  </w:t>
             </w:r>
             <w:r>
               <w:rPr>
                 <w:highlight w:val="none"/>
-                <w:lang w:val="en-US"/>
-              </w:rPr>
-            </w:r>
-            <w:r>
-              <w:rPr>
-                <w:highlight w:val="none"/>
-                <w:lang w:val="en-US"/>
+                <w:lang w:val="nl-NL" w:bidi="nl-NL"/>
+              </w:rPr>
+            </w:r>
+            <w:r>
+              <w:rPr>
+                <w:highlight w:val="none"/>
+                <w:lang w:val="nl-NL"/>
               </w:rPr>
             </w:r>
           </w:p>
@@ -2760,20 +2760,26 @@
               <w:jc w:val="left"/>
               <w:rPr>
                 <w:highlight w:val="none"/>
-                <w:lang w:val="en-US"/>
+                <w:lang w:val="nl-NL"/>
               </w:rPr>
             </w:pPr>
             <w:r>
               <w:rPr>
                 <w:highlight w:val="none"/>
-                <w:lang w:val="en-US"/>
+                <w:lang w:val="nl-NL"/>
               </w:rPr>
               <w:t xml:space="preserve">10-3-2026</w:t>
             </w:r>
             <w:r>
               <w:rPr>
                 <w:highlight w:val="none"/>
-                <w:lang w:val="en-US"/>
+                <w:lang w:val="nl-NL" w:bidi="nl-NL"/>
+              </w:rPr>
+            </w:r>
+            <w:r>
+              <w:rPr>
+                <w:highlight w:val="none"/>
+                <w:lang w:val="nl-NL"/>
               </w:rPr>
             </w:r>
           </w:p>
@@ -2794,20 +2800,26 @@
               <w:jc w:val="left"/>
               <w:rPr>
                 <w:highlight w:val="none"/>
-                <w:lang w:val="en-US"/>
+                <w:lang w:val="nl-NL"/>
               </w:rPr>
             </w:pPr>
             <w:r>
               <w:rPr>
                 <w:highlight w:val="none"/>
-                <w:lang w:val="en-US"/>
+                <w:lang w:val="nl-NL"/>
               </w:rPr>
               <w:t xml:space="preserve">1:20</w:t>
             </w:r>
             <w:r>
               <w:rPr>
                 <w:highlight w:val="none"/>
-                <w:lang w:val="en-US"/>
+                <w:lang w:val="nl-NL" w:bidi="nl-NL"/>
+              </w:rPr>
+            </w:r>
+            <w:r>
+              <w:rPr>
+                <w:highlight w:val="none"/>
+                <w:lang w:val="nl-NL"/>
               </w:rPr>
             </w:r>
           </w:p>
@@ -2828,20 +2840,26 @@
               <w:jc w:val="left"/>
               <w:rPr>
                 <w:highlight w:val="none"/>
-                <w:lang w:val="en-US"/>
+                <w:lang w:val="nl-NL"/>
               </w:rPr>
             </w:pPr>
             <w:r>
               <w:rPr>
                 <w:highlight w:val="none"/>
-                <w:lang w:val="en-US"/>
+                <w:lang w:val="nl-NL"/>
               </w:rPr>
               <w:t xml:space="preserve">9:00 - 15:00</w:t>
             </w:r>
             <w:r>
               <w:rPr>
                 <w:highlight w:val="none"/>
-                <w:lang w:val="en-US"/>
+                <w:lang w:val="nl-NL" w:bidi="nl-NL"/>
+              </w:rPr>
+            </w:r>
+            <w:r>
+              <w:rPr>
+                <w:highlight w:val="none"/>
+                <w:lang w:val="nl-NL"/>
               </w:rPr>
             </w:r>
           </w:p>
@@ -2862,20 +2880,26 @@
               <w:jc w:val="left"/>
               <w:rPr>
                 <w:highlight w:val="none"/>
-                <w:lang w:val="en-US"/>
+                <w:lang w:val="nl-NL"/>
               </w:rPr>
             </w:pPr>
             <w:r>
               <w:rPr>
                 <w:highlight w:val="none"/>
-                <w:lang w:val="en-US"/>
+                <w:lang w:val="nl-NL"/>
               </w:rPr>
               <w:t xml:space="preserve">-</w:t>
             </w:r>
             <w:r>
               <w:rPr>
                 <w:highlight w:val="none"/>
-                <w:lang w:val="en-US"/>
+                <w:lang w:val="nl-NL" w:bidi="nl-NL"/>
+              </w:rPr>
+            </w:r>
+            <w:r>
+              <w:rPr>
+                <w:highlight w:val="none"/>
+                <w:lang w:val="nl-NL"/>
               </w:rPr>
             </w:r>
           </w:p>
@@ -2896,20 +2920,26 @@
               <w:jc w:val="left"/>
               <w:rPr>
                 <w:highlight w:val="none"/>
-                <w:lang w:val="en-US"/>
+                <w:lang w:val="nl-NL"/>
               </w:rPr>
             </w:pPr>
             <w:r>
               <w:rPr>
                 <w:highlight w:val="none"/>
-                <w:lang w:val="en-US"/>
+                <w:lang w:val="nl-NL"/>
               </w:rPr>
               <w:t xml:space="preserve">School </w:t>
             </w:r>
             <w:r>
               <w:rPr>
                 <w:highlight w:val="none"/>
-                <w:lang w:val="en-US"/>
+                <w:lang w:val="nl-NL" w:bidi="nl-NL"/>
+              </w:rPr>
+            </w:r>
+            <w:r>
+              <w:rPr>
+                <w:highlight w:val="none"/>
+                <w:lang w:val="nl-NL"/>
               </w:rPr>
             </w:r>
           </w:p>
@@ -2930,20 +2960,26 @@
               <w:jc w:val="left"/>
               <w:rPr>
                 <w:highlight w:val="none"/>
-                <w:lang w:val="en-US"/>
+                <w:lang w:val="nl-NL"/>
               </w:rPr>
             </w:pPr>
             <w:r>
               <w:rPr>
                 <w:highlight w:val="none"/>
-                <w:lang w:val="en-US"/>
+                <w:lang w:val="nl-NL"/>
               </w:rPr>
               <w:t xml:space="preserve">Data verzameld voor OS onderzoek</w:t>
             </w:r>
             <w:r>
               <w:rPr>
                 <w:highlight w:val="none"/>
-                <w:lang w:val="en-US"/>
+                <w:lang w:val="nl-NL" w:bidi="nl-NL"/>
+              </w:rPr>
+            </w:r>
+            <w:r>
+              <w:rPr>
+                <w:highlight w:val="none"/>
+                <w:lang w:val="nl-NL"/>
               </w:rPr>
             </w:r>
           </w:p>
@@ -2969,20 +3005,26 @@
               <w:jc w:val="left"/>
               <w:rPr>
                 <w:highlight w:val="none"/>
-                <w:lang w:val="en-US"/>
+                <w:lang w:val="nl-NL"/>
               </w:rPr>
             </w:pPr>
             <w:r>
               <w:rPr>
                 <w:highlight w:val="none"/>
-                <w:lang w:val="en-US"/>
+                <w:lang w:val="nl-NL"/>
               </w:rPr>
               <w:t xml:space="preserve">12-3-2026</w:t>
             </w:r>
             <w:r>
               <w:rPr>
                 <w:highlight w:val="none"/>
-                <w:lang w:val="en-US"/>
+                <w:lang w:val="nl-NL" w:bidi="nl-NL"/>
+              </w:rPr>
+            </w:r>
+            <w:r>
+              <w:rPr>
+                <w:highlight w:val="none"/>
+                <w:lang w:val="nl-NL"/>
               </w:rPr>
             </w:r>
           </w:p>
@@ -3003,20 +3045,26 @@
               <w:jc w:val="left"/>
               <w:rPr>
                 <w:highlight w:val="none"/>
-                <w:lang w:val="en-US"/>
+                <w:lang w:val="nl-NL"/>
               </w:rPr>
             </w:pPr>
             <w:r>
               <w:rPr>
                 <w:highlight w:val="none"/>
-                <w:lang w:val="en-US"/>
+                <w:lang w:val="nl-NL"/>
               </w:rPr>
               <w:t xml:space="preserve">3:40</w:t>
             </w:r>
             <w:r>
               <w:rPr>
                 <w:highlight w:val="none"/>
-                <w:lang w:val="en-US"/>
+                <w:lang w:val="nl-NL" w:bidi="nl-NL"/>
+              </w:rPr>
+            </w:r>
+            <w:r>
+              <w:rPr>
+                <w:highlight w:val="none"/>
+                <w:lang w:val="nl-NL"/>
               </w:rPr>
             </w:r>
           </w:p>
@@ -3037,20 +3085,26 @@
               <w:jc w:val="left"/>
               <w:rPr>
                 <w:highlight w:val="none"/>
-                <w:lang w:val="en-US"/>
+                <w:lang w:val="nl-NL"/>
               </w:rPr>
             </w:pPr>
             <w:r>
               <w:rPr>
                 <w:highlight w:val="none"/>
-                <w:lang w:val="en-US"/>
+                <w:lang w:val="nl-NL"/>
               </w:rPr>
               <w:t xml:space="preserve">9:50 - 14:15</w:t>
             </w:r>
             <w:r>
               <w:rPr>
                 <w:highlight w:val="none"/>
-                <w:lang w:val="en-US"/>
+                <w:lang w:val="nl-NL" w:bidi="nl-NL"/>
+              </w:rPr>
+            </w:r>
+            <w:r>
+              <w:rPr>
+                <w:highlight w:val="none"/>
+                <w:lang w:val="nl-NL"/>
               </w:rPr>
             </w:r>
           </w:p>
@@ -3071,20 +3125,26 @@
               <w:jc w:val="left"/>
               <w:rPr>
                 <w:highlight w:val="none"/>
-                <w:lang w:val="en-US"/>
+                <w:lang w:val="nl-NL"/>
               </w:rPr>
             </w:pPr>
             <w:r>
               <w:rPr>
                 <w:highlight w:val="none"/>
-                <w:lang w:val="en-US"/>
+                <w:lang w:val="nl-NL"/>
               </w:rPr>
               <w:t xml:space="preserve">-</w:t>
             </w:r>
             <w:r>
               <w:rPr>
                 <w:highlight w:val="none"/>
-                <w:lang w:val="en-US"/>
+                <w:lang w:val="nl-NL" w:bidi="nl-NL"/>
+              </w:rPr>
+            </w:r>
+            <w:r>
+              <w:rPr>
+                <w:highlight w:val="none"/>
+                <w:lang w:val="nl-NL"/>
               </w:rPr>
             </w:r>
           </w:p>
@@ -3111,32 +3171,14 @@
             <w:r>
               <w:rPr>
                 <w:highlight w:val="none"/>
-                <w:lang w:val="en-US"/>
+                <w:lang w:val="nl-NL"/>
               </w:rPr>
               <w:t xml:space="preserve">RDW Testcentrum</w:t>
             </w:r>
             <w:r>
               <w:rPr>
                 <w:highlight w:val="none"/>
-                <w:lang w:val="nl-NL"/>
-              </w:rPr>
-            </w:r>
-            <w:r>
-              <w:rPr>
-                <w:highlight w:val="none"/>
-                <w:lang w:val="nl-NL"/>
-              </w:rPr>
-            </w:r>
-            <w:r>
-              <w:rPr>
-                <w:highlight w:val="none"/>
-                <w:lang w:val="en-US"/>
-              </w:rPr>
-            </w:r>
-            <w:r>
-              <w:rPr>
-                <w:highlight w:val="none"/>
-                <w:lang w:val="en-US"/>
+                <w:lang w:val="nl-NL" w:bidi="nl-NL"/>
               </w:rPr>
             </w:r>
             <w:r>
@@ -3163,20 +3205,26 @@
               <w:jc w:val="left"/>
               <w:rPr>
                 <w:highlight w:val="none"/>
-                <w:lang w:val="en-US"/>
+                <w:lang w:val="nl-NL"/>
               </w:rPr>
             </w:pPr>
             <w:r>
               <w:rPr>
                 <w:highlight w:val="none"/>
-                <w:lang w:val="en-US"/>
+                <w:lang w:val="nl-NL"/>
               </w:rPr>
               <w:t xml:space="preserve">Nieuwe test data verzameld voor lijn en object detectie</w:t>
             </w:r>
             <w:r>
               <w:rPr>
                 <w:highlight w:val="none"/>
-                <w:lang w:val="en-US"/>
+                <w:lang w:val="nl-NL" w:bidi="nl-NL"/>
+              </w:rPr>
+            </w:r>
+            <w:r>
+              <w:rPr>
+                <w:highlight w:val="none"/>
+                <w:lang w:val="nl-NL"/>
               </w:rPr>
             </w:r>
           </w:p>
@@ -3202,20 +3250,26 @@
               <w:jc w:val="left"/>
               <w:rPr>
                 <w:highlight w:val="none"/>
-                <w:lang w:val="en-US"/>
+                <w:lang w:val="nl-NL"/>
               </w:rPr>
             </w:pPr>
             <w:r>
               <w:rPr>
                 <w:highlight w:val="none"/>
-                <w:lang w:val="en-US"/>
+                <w:lang w:val="nl-NL"/>
               </w:rPr>
               <w:t xml:space="preserve">13-3-2026</w:t>
             </w:r>
             <w:r>
               <w:rPr>
                 <w:highlight w:val="none"/>
-                <w:lang w:val="en-US"/>
+                <w:lang w:val="nl-NL" w:bidi="nl-NL"/>
+              </w:rPr>
+            </w:r>
+            <w:r>
+              <w:rPr>
+                <w:highlight w:val="none"/>
+                <w:lang w:val="nl-NL"/>
               </w:rPr>
             </w:r>
           </w:p>
@@ -3236,20 +3290,26 @@
               <w:jc w:val="left"/>
               <w:rPr>
                 <w:highlight w:val="none"/>
-                <w:lang w:val="en-US"/>
+                <w:lang w:val="nl-NL"/>
               </w:rPr>
             </w:pPr>
             <w:r>
               <w:rPr>
                 <w:highlight w:val="none"/>
-                <w:lang w:val="en-US"/>
+                <w:lang w:val="nl-NL"/>
               </w:rPr>
               <w:t xml:space="preserve">1:20</w:t>
             </w:r>
             <w:r>
               <w:rPr>
                 <w:highlight w:val="none"/>
-                <w:lang w:val="en-US"/>
+                <w:lang w:val="nl-NL" w:bidi="nl-NL"/>
+              </w:rPr>
+            </w:r>
+            <w:r>
+              <w:rPr>
+                <w:highlight w:val="none"/>
+                <w:lang w:val="nl-NL"/>
               </w:rPr>
             </w:r>
           </w:p>
@@ -3270,20 +3330,26 @@
               <w:jc w:val="left"/>
               <w:rPr>
                 <w:highlight w:val="none"/>
-                <w:lang w:val="en-US"/>
+                <w:lang w:val="nl-NL"/>
               </w:rPr>
             </w:pPr>
             <w:r>
               <w:rPr>
                 <w:highlight w:val="none"/>
-                <w:lang w:val="en-US"/>
+                <w:lang w:val="nl-NL"/>
               </w:rPr>
               <w:t xml:space="preserve">10:00 - 13:00</w:t>
             </w:r>
             <w:r>
               <w:rPr>
                 <w:highlight w:val="none"/>
-                <w:lang w:val="en-US"/>
+                <w:lang w:val="nl-NL" w:bidi="nl-NL"/>
+              </w:rPr>
+            </w:r>
+            <w:r>
+              <w:rPr>
+                <w:highlight w:val="none"/>
+                <w:lang w:val="nl-NL"/>
               </w:rPr>
             </w:r>
           </w:p>
@@ -3304,20 +3370,26 @@
               <w:jc w:val="left"/>
               <w:rPr>
                 <w:highlight w:val="none"/>
-                <w:lang w:val="en-US"/>
+                <w:lang w:val="nl-NL"/>
               </w:rPr>
             </w:pPr>
             <w:r>
               <w:rPr>
                 <w:highlight w:val="none"/>
-                <w:lang w:val="en-US"/>
+                <w:lang w:val="nl-NL"/>
               </w:rPr>
               <w:t xml:space="preserve">-</w:t>
             </w:r>
             <w:r>
               <w:rPr>
                 <w:highlight w:val="none"/>
-                <w:lang w:val="en-US"/>
+                <w:lang w:val="nl-NL" w:bidi="nl-NL"/>
+              </w:rPr>
+            </w:r>
+            <w:r>
+              <w:rPr>
+                <w:highlight w:val="none"/>
+                <w:lang w:val="nl-NL"/>
               </w:rPr>
             </w:r>
           </w:p>
@@ -3338,20 +3410,26 @@
               <w:jc w:val="left"/>
               <w:rPr>
                 <w:highlight w:val="none"/>
-                <w:lang w:val="en-US"/>
+                <w:lang w:val="nl-NL"/>
               </w:rPr>
             </w:pPr>
             <w:r>
               <w:rPr>
                 <w:highlight w:val="none"/>
-                <w:lang w:val="en-US"/>
+                <w:lang w:val="nl-NL"/>
               </w:rPr>
               <w:t xml:space="preserve">School </w:t>
             </w:r>
             <w:r>
               <w:rPr>
                 <w:highlight w:val="none"/>
-                <w:lang w:val="en-US"/>
+                <w:lang w:val="nl-NL" w:bidi="nl-NL"/>
+              </w:rPr>
+            </w:r>
+            <w:r>
+              <w:rPr>
+                <w:highlight w:val="none"/>
+                <w:lang w:val="nl-NL"/>
               </w:rPr>
             </w:r>
           </w:p>
@@ -3372,20 +3450,26 @@
               <w:jc w:val="left"/>
               <w:rPr>
                 <w:highlight w:val="none"/>
-                <w:lang w:val="en-US"/>
+                <w:lang w:val="nl-NL"/>
               </w:rPr>
             </w:pPr>
             <w:r>
               <w:rPr>
                 <w:highlight w:val="none"/>
-                <w:lang w:val="en-US"/>
+                <w:lang w:val="nl-NL"/>
               </w:rPr>
               <w:t xml:space="preserve">Workshop architectuur ontwerp.</w:t>
             </w:r>
             <w:r>
               <w:rPr>
                 <w:highlight w:val="none"/>
-                <w:lang w:val="en-US"/>
+                <w:lang w:val="nl-NL" w:bidi="nl-NL"/>
+              </w:rPr>
+            </w:r>
+            <w:r>
+              <w:rPr>
+                <w:highlight w:val="none"/>
+                <w:lang w:val="nl-NL"/>
               </w:rPr>
             </w:r>
           </w:p>
@@ -3397,20 +3481,1407 @@
               <w:jc w:val="left"/>
               <w:rPr>
                 <w:highlight w:val="none"/>
+                <w:lang w:val="nl-NL"/>
+              </w:rPr>
+            </w:pPr>
+            <w:r>
+              <w:rPr>
+                <w:highlight w:val="none"/>
+                <w:lang w:val="nl-NL" w:bidi="en-US"/>
+              </w:rPr>
+              <w:t xml:space="preserve">Kort naar lijn detectie gekeken.</w:t>
+            </w:r>
+            <w:r>
+              <w:rPr>
+                <w:highlight w:val="none"/>
+                <w:lang w:val="nl-NL" w:bidi="nl-NL"/>
+              </w:rPr>
+            </w:r>
+            <w:r>
+              <w:rPr>
+                <w:highlight w:val="none"/>
+                <w:lang w:val="nl-NL"/>
+              </w:rPr>
+            </w:r>
+          </w:p>
+        </w:tc>
+      </w:tr>
+      <w:tr>
+        <w:trPr>
+          <w:trHeight w:val="186"/>
+        </w:trPr>
+        <w:tc>
+          <w:tcPr>
+            <w:tcBorders/>
+            <w:tcW w:w="1417" w:type="dxa"/>
+            <w:vMerge w:val="restart"/>
+            <w:textDirection w:val="lrTb"/>
+            <w:noWrap w:val="false"/>
+          </w:tcPr>
+          <w:p>
+            <w:pPr>
+              <w:pBdr/>
+              <w:spacing/>
+              <w:ind/>
+              <w:jc w:val="left"/>
+              <w:rPr>
+                <w:highlight w:val="none"/>
+                <w:lang w:val="nl-NL"/>
+              </w:rPr>
+            </w:pPr>
+            <w:r>
+              <w:rPr>
+                <w:highlight w:val="none"/>
+                <w:lang w:val="nl-NL"/>
+              </w:rPr>
+              <w:t xml:space="preserve">16-3-2026</w:t>
+            </w:r>
+            <w:r>
+              <w:rPr>
+                <w:highlight w:val="none"/>
+                <w:lang w:val="nl-NL" w:bidi="nl-NL"/>
+              </w:rPr>
+            </w:r>
+            <w:r>
+              <w:rPr>
+                <w:highlight w:val="none"/>
+                <w:lang w:val="nl-NL"/>
+              </w:rPr>
+            </w:r>
+          </w:p>
+        </w:tc>
+        <w:tc>
+          <w:tcPr>
+            <w:tcBorders/>
+            <w:tcW w:w="1134" w:type="dxa"/>
+            <w:vMerge w:val="restart"/>
+            <w:textDirection w:val="lrTb"/>
+            <w:noWrap w:val="false"/>
+          </w:tcPr>
+          <w:p>
+            <w:pPr>
+              <w:pBdr/>
+              <w:spacing/>
+              <w:ind/>
+              <w:jc w:val="left"/>
+              <w:rPr>
+                <w:highlight w:val="none"/>
+                <w:lang w:val="nl-NL"/>
+              </w:rPr>
+            </w:pPr>
+            <w:r>
+              <w:rPr>
+                <w:highlight w:val="none"/>
+                <w:lang w:val="nl-NL"/>
+              </w:rPr>
+              <w:t xml:space="preserve">1:20</w:t>
+            </w:r>
+            <w:r>
+              <w:rPr>
+                <w:highlight w:val="none"/>
+                <w:lang w:val="nl-NL" w:bidi="nl-NL"/>
+              </w:rPr>
+            </w:r>
+            <w:r>
+              <w:rPr>
+                <w:highlight w:val="none"/>
+                <w:lang w:val="nl-NL" w:bidi="nl-NL"/>
+              </w:rPr>
+            </w:r>
+            <w:r>
+              <w:rPr>
+                <w:highlight w:val="none"/>
+                <w:lang w:val="nl-NL" w:bidi="nl-NL"/>
+              </w:rPr>
+            </w:r>
+            <w:r>
+              <w:rPr>
+                <w:highlight w:val="none"/>
+                <w:lang w:val="nl-NL" w:bidi="nl-NL"/>
+              </w:rPr>
+            </w:r>
+            <w:r>
+              <w:rPr>
+                <w:highlight w:val="none"/>
+                <w:lang w:val="nl-NL" w:bidi="nl-NL"/>
+              </w:rPr>
+            </w:r>
+            <w:r>
+              <w:rPr>
+                <w:highlight w:val="none"/>
+                <w:lang w:val="nl-NL"/>
+              </w:rPr>
+            </w:r>
+          </w:p>
+        </w:tc>
+        <w:tc>
+          <w:tcPr>
+            <w:tcBorders/>
+            <w:tcW w:w="1559" w:type="dxa"/>
+            <w:vMerge w:val="restart"/>
+            <w:textDirection w:val="lrTb"/>
+            <w:noWrap w:val="false"/>
+          </w:tcPr>
+          <w:p>
+            <w:pPr>
+              <w:pBdr/>
+              <w:spacing/>
+              <w:ind/>
+              <w:jc w:val="left"/>
+              <w:rPr>
+                <w:highlight w:val="none"/>
+                <w:lang w:val="nl-NL"/>
+              </w:rPr>
+            </w:pPr>
+            <w:r>
+              <w:rPr>
+                <w:highlight w:val="none"/>
+                <w:lang w:val="nl-NL"/>
+              </w:rPr>
+              <w:t xml:space="preserve">17:00 - 21:30</w:t>
+            </w:r>
+            <w:r>
+              <w:rPr>
+                <w:highlight w:val="none"/>
+                <w:lang w:val="nl-NL"/>
+              </w:rPr>
+            </w:r>
+          </w:p>
+        </w:tc>
+        <w:tc>
+          <w:tcPr>
+            <w:tcBorders/>
+            <w:tcW w:w="1417" w:type="dxa"/>
+            <w:vMerge w:val="restart"/>
+            <w:textDirection w:val="lrTb"/>
+            <w:noWrap w:val="false"/>
+          </w:tcPr>
+          <w:p>
+            <w:pPr>
+              <w:pBdr/>
+              <w:spacing/>
+              <w:ind/>
+              <w:jc w:val="left"/>
+              <w:rPr>
+                <w:highlight w:val="none"/>
+                <w:lang w:val="nl-NL"/>
+              </w:rPr>
+            </w:pPr>
+            <w:r>
+              <w:rPr>
+                <w:highlight w:val="none"/>
+                <w:lang w:val="nl-NL"/>
+              </w:rPr>
+              <w:t xml:space="preserve">-</w:t>
+            </w:r>
+            <w:r>
+              <w:rPr>
+                <w:highlight w:val="none"/>
+                <w:lang w:val="nl-NL" w:bidi="nl-NL"/>
+              </w:rPr>
+            </w:r>
+            <w:r>
+              <w:rPr>
+                <w:highlight w:val="none"/>
+                <w:lang w:val="nl-NL"/>
+              </w:rPr>
+            </w:r>
+          </w:p>
+        </w:tc>
+        <w:tc>
+          <w:tcPr>
+            <w:tcBorders/>
+            <w:tcW w:w="2126" w:type="dxa"/>
+            <w:vMerge w:val="restart"/>
+            <w:textDirection w:val="lrTb"/>
+            <w:noWrap w:val="false"/>
+          </w:tcPr>
+          <w:p>
+            <w:pPr>
+              <w:pBdr/>
+              <w:spacing/>
+              <w:ind/>
+              <w:jc w:val="left"/>
+              <w:rPr>
+                <w:highlight w:val="none"/>
+                <w:lang w:val="nl-NL"/>
+              </w:rPr>
+            </w:pPr>
+            <w:r>
+              <w:rPr>
+                <w:highlight w:val="none"/>
+                <w:lang w:val="nl-NL"/>
+              </w:rPr>
+              <w:t xml:space="preserve">Thuis</w:t>
+            </w:r>
+            <w:r>
+              <w:rPr>
+                <w:highlight w:val="none"/>
+                <w:lang w:val="nl-NL" w:bidi="nl-NL"/>
+              </w:rPr>
+            </w:r>
+            <w:r>
+              <w:rPr>
+                <w:highlight w:val="none"/>
+                <w:lang w:val="nl-NL"/>
+              </w:rPr>
+            </w:r>
+          </w:p>
+        </w:tc>
+        <w:tc>
+          <w:tcPr>
+            <w:tcBorders/>
+            <w:tcW w:w="3827" w:type="dxa"/>
+            <w:vMerge w:val="restart"/>
+            <w:textDirection w:val="lrTb"/>
+            <w:noWrap w:val="false"/>
+          </w:tcPr>
+          <w:p>
+            <w:pPr>
+              <w:pBdr/>
+              <w:spacing/>
+              <w:ind/>
+              <w:jc w:val="left"/>
+              <w:rPr>
+                <w:highlight w:val="none"/>
+                <w:lang w:val="nl-NL"/>
+              </w:rPr>
+            </w:pPr>
+            <w:r>
+              <w:rPr>
+                <w:highlight w:val="none"/>
+                <w:lang w:val="nl-NL"/>
+              </w:rPr>
+              <w:t xml:space="preserve">Gewerkt aan product backlog </w:t>
+            </w:r>
+            <w:r>
+              <w:rPr>
+                <w:highlight w:val="none"/>
+                <w:lang w:val="nl-NL" w:bidi="nl-NL"/>
+              </w:rPr>
+            </w:r>
+            <w:r>
+              <w:rPr>
+                <w:highlight w:val="none"/>
+                <w:lang w:val="nl-NL"/>
+              </w:rPr>
+            </w:r>
+          </w:p>
+        </w:tc>
+      </w:tr>
+      <w:tr>
+        <w:trPr>
+          <w:trHeight w:val="186"/>
+        </w:trPr>
+        <w:tc>
+          <w:tcPr>
+            <w:tcBorders/>
+            <w:tcW w:w="1417" w:type="dxa"/>
+            <w:vMerge w:val="restart"/>
+            <w:textDirection w:val="lrTb"/>
+            <w:noWrap w:val="false"/>
+          </w:tcPr>
+          <w:p>
+            <w:pPr>
+              <w:pBdr/>
+              <w:spacing/>
+              <w:ind/>
+              <w:jc w:val="left"/>
+              <w:rPr>
+                <w:highlight w:val="none"/>
+                <w:lang w:val="nl-NL"/>
+              </w:rPr>
+            </w:pPr>
+            <w:r>
+              <w:rPr>
+                <w:highlight w:val="none"/>
+                <w:lang w:val="nl-NL"/>
+              </w:rPr>
+              <w:t xml:space="preserve">17-3-2026</w:t>
+            </w:r>
+            <w:r>
+              <w:rPr>
+                <w:highlight w:val="none"/>
+                <w:lang w:val="nl-NL" w:bidi="nl-NL"/>
+              </w:rPr>
+            </w:r>
+            <w:r>
+              <w:rPr>
+                <w:highlight w:val="none"/>
+                <w:lang w:val="nl-NL"/>
+              </w:rPr>
+            </w:r>
+          </w:p>
+        </w:tc>
+        <w:tc>
+          <w:tcPr>
+            <w:tcBorders/>
+            <w:tcW w:w="1134" w:type="dxa"/>
+            <w:vMerge w:val="restart"/>
+            <w:textDirection w:val="lrTb"/>
+            <w:noWrap w:val="false"/>
+          </w:tcPr>
+          <w:p>
+            <w:pPr>
+              <w:pBdr/>
+              <w:spacing/>
+              <w:ind/>
+              <w:jc w:val="left"/>
+              <w:rPr>
+                <w:highlight w:val="none"/>
+                <w:lang w:val="nl-NL"/>
+              </w:rPr>
+            </w:pPr>
+            <w:r>
+              <w:rPr>
+                <w:highlight w:val="none"/>
+                <w:lang w:val="nl-NL"/>
+              </w:rPr>
+              <w:t xml:space="preserve">1:20</w:t>
+            </w:r>
+            <w:r>
+              <w:rPr>
+                <w:highlight w:val="none"/>
+                <w:lang w:val="nl-NL" w:bidi="nl-NL"/>
+              </w:rPr>
+            </w:r>
+            <w:r>
+              <w:rPr>
+                <w:highlight w:val="none"/>
+                <w:lang w:val="nl-NL"/>
+              </w:rPr>
+            </w:r>
+          </w:p>
+        </w:tc>
+        <w:tc>
+          <w:tcPr>
+            <w:tcBorders/>
+            <w:tcW w:w="1559" w:type="dxa"/>
+            <w:vMerge w:val="restart"/>
+            <w:textDirection w:val="lrTb"/>
+            <w:noWrap w:val="false"/>
+          </w:tcPr>
+          <w:p>
+            <w:pPr>
+              <w:pBdr/>
+              <w:spacing/>
+              <w:ind/>
+              <w:jc w:val="left"/>
+              <w:rPr>
+                <w:highlight w:val="none"/>
+                <w:lang w:val="nl-NL"/>
+              </w:rPr>
+            </w:pPr>
+            <w:r>
+              <w:rPr>
+                <w:highlight w:val="none"/>
+                <w:lang w:val="nl-NL"/>
+              </w:rPr>
+              <w:t xml:space="preserve">10:30 - 15:00</w:t>
+            </w:r>
+            <w:r>
+              <w:rPr>
+                <w:highlight w:val="none"/>
+                <w:lang w:val="nl-NL" w:bidi="nl-NL"/>
+              </w:rPr>
+            </w:r>
+            <w:r>
+              <w:rPr>
+                <w:highlight w:val="none"/>
+                <w:lang w:val="nl-NL"/>
+              </w:rPr>
+            </w:r>
+          </w:p>
+        </w:tc>
+        <w:tc>
+          <w:tcPr>
+            <w:tcBorders/>
+            <w:tcW w:w="1417" w:type="dxa"/>
+            <w:vMerge w:val="restart"/>
+            <w:textDirection w:val="lrTb"/>
+            <w:noWrap w:val="false"/>
+          </w:tcPr>
+          <w:p>
+            <w:pPr>
+              <w:pBdr/>
+              <w:spacing/>
+              <w:ind/>
+              <w:jc w:val="left"/>
+              <w:rPr>
+                <w:highlight w:val="none"/>
+                <w:lang w:val="nl-NL"/>
+              </w:rPr>
+            </w:pPr>
+            <w:r>
+              <w:rPr>
+                <w:highlight w:val="none"/>
+                <w:lang w:val="nl-NL"/>
+              </w:rPr>
+              <w:t xml:space="preserve">-</w:t>
+            </w:r>
+            <w:r>
+              <w:rPr>
+                <w:highlight w:val="none"/>
+                <w:lang w:val="nl-NL" w:bidi="nl-NL"/>
+              </w:rPr>
+            </w:r>
+            <w:r>
+              <w:rPr>
+                <w:highlight w:val="none"/>
+                <w:lang w:val="nl-NL"/>
+              </w:rPr>
+            </w:r>
+          </w:p>
+        </w:tc>
+        <w:tc>
+          <w:tcPr>
+            <w:tcBorders/>
+            <w:tcW w:w="2126" w:type="dxa"/>
+            <w:vMerge w:val="restart"/>
+            <w:textDirection w:val="lrTb"/>
+            <w:noWrap w:val="false"/>
+          </w:tcPr>
+          <w:p>
+            <w:pPr>
+              <w:pBdr/>
+              <w:spacing/>
+              <w:ind/>
+              <w:jc w:val="left"/>
+              <w:rPr>
+                <w:highlight w:val="none"/>
+                <w:lang w:val="nl-NL"/>
+              </w:rPr>
+            </w:pPr>
+            <w:r>
+              <w:rPr>
+                <w:highlight w:val="none"/>
+                <w:lang w:val="nl-NL"/>
+              </w:rPr>
+              <w:t xml:space="preserve">School</w:t>
+            </w:r>
+            <w:r>
+              <w:rPr>
+                <w:highlight w:val="none"/>
+                <w:lang w:val="nl-NL" w:bidi="nl-NL"/>
+              </w:rPr>
+            </w:r>
+            <w:r>
+              <w:rPr>
+                <w:highlight w:val="none"/>
+                <w:lang w:val="nl-NL"/>
+              </w:rPr>
+            </w:r>
+          </w:p>
+        </w:tc>
+        <w:tc>
+          <w:tcPr>
+            <w:tcBorders/>
+            <w:tcW w:w="3827" w:type="dxa"/>
+            <w:vMerge w:val="restart"/>
+            <w:textDirection w:val="lrTb"/>
+            <w:noWrap w:val="false"/>
+          </w:tcPr>
+          <w:p>
+            <w:pPr>
+              <w:pBdr/>
+              <w:spacing/>
+              <w:ind/>
+              <w:jc w:val="left"/>
+              <w:rPr>
+                <w:highlight w:val="none"/>
                 <w:lang w:val="en-US"/>
               </w:rPr>
             </w:pPr>
             <w:r>
               <w:rPr>
                 <w:highlight w:val="none"/>
-                <w:lang w:val="en-US" w:bidi="en-US"/>
-              </w:rPr>
-              <w:t xml:space="preserve">Kort naar lijn detectie gekeken.</w:t>
-            </w:r>
-            <w:r>
-              <w:rPr>
-                <w:highlight w:val="none"/>
-                <w:lang w:val="en-US" w:bidi="en-US"/>
+                <w:lang w:val="nl-NL"/>
+              </w:rPr>
+              <w:t xml:space="preserve">Sprint 2 presentatie</w:t>
+            </w:r>
+            <w:r>
+              <w:rPr>
+                <w:highlight w:val="none"/>
+                <w:lang w:val="en-US"/>
+              </w:rPr>
+              <w:t xml:space="preserve">.</w:t>
+            </w:r>
+            <w:r>
+              <w:rPr>
+                <w:highlight w:val="none"/>
+                <w:lang w:val="nl-NL"/>
+              </w:rPr>
+            </w:r>
+            <w:r>
+              <w:rPr>
+                <w:highlight w:val="none"/>
+                <w:lang w:val="nl-NL" w:bidi="nl-NL"/>
+              </w:rPr>
+            </w:r>
+            <w:r>
+              <w:rPr>
+                <w:highlight w:val="none"/>
+                <w:lang w:val="nl-NL" w:bidi="nl-NL"/>
+              </w:rPr>
+            </w:r>
+            <w:r>
+              <w:rPr>
+                <w:highlight w:val="none"/>
+                <w:lang w:val="nl-NL"/>
+              </w:rPr>
+            </w:r>
+            <w:r>
+              <w:rPr>
+                <w:highlight w:val="none"/>
+                <w:lang w:val="en-US"/>
+              </w:rPr>
+            </w:r>
+          </w:p>
+        </w:tc>
+      </w:tr>
+      <w:tr>
+        <w:trPr>
+          <w:trHeight w:val="186"/>
+        </w:trPr>
+        <w:tc>
+          <w:tcPr>
+            <w:tcBorders/>
+            <w:tcW w:w="1417" w:type="dxa"/>
+            <w:vMerge w:val="restart"/>
+            <w:textDirection w:val="lrTb"/>
+            <w:noWrap w:val="false"/>
+          </w:tcPr>
+          <w:p>
+            <w:pPr>
+              <w:pBdr/>
+              <w:spacing/>
+              <w:ind/>
+              <w:jc w:val="left"/>
+              <w:rPr>
+                <w:highlight w:val="none"/>
+                <w:lang w:val="nl-NL"/>
+              </w:rPr>
+            </w:pPr>
+            <w:r>
+              <w:rPr>
+                <w:highlight w:val="none"/>
+                <w:lang w:val="en-US"/>
+              </w:rPr>
+              <w:t xml:space="preserve">19-3-2026</w:t>
+            </w:r>
+            <w:r>
+              <w:rPr>
+                <w:highlight w:val="none"/>
+                <w:lang w:val="nl-NL" w:bidi="nl-NL"/>
+              </w:rPr>
+            </w:r>
+            <w:r>
+              <w:rPr>
+                <w:highlight w:val="none"/>
+                <w:lang w:val="nl-NL"/>
+              </w:rPr>
+            </w:r>
+          </w:p>
+        </w:tc>
+        <w:tc>
+          <w:tcPr>
+            <w:tcBorders/>
+            <w:tcW w:w="1134" w:type="dxa"/>
+            <w:vMerge w:val="restart"/>
+            <w:textDirection w:val="lrTb"/>
+            <w:noWrap w:val="false"/>
+          </w:tcPr>
+          <w:p>
+            <w:pPr>
+              <w:pBdr/>
+              <w:spacing/>
+              <w:ind/>
+              <w:jc w:val="left"/>
+              <w:rPr>
+                <w:highlight w:val="none"/>
+                <w:lang w:val="nl-NL"/>
+              </w:rPr>
+            </w:pPr>
+            <w:r>
+              <w:rPr>
+                <w:highlight w:val="none"/>
+                <w:lang w:val="en-US"/>
+              </w:rPr>
+              <w:t xml:space="preserve">1:20</w:t>
+            </w:r>
+            <w:r>
+              <w:rPr>
+                <w:highlight w:val="none"/>
+                <w:lang w:val="nl-NL" w:bidi="nl-NL"/>
+              </w:rPr>
+            </w:r>
+            <w:r>
+              <w:rPr>
+                <w:highlight w:val="none"/>
+                <w:lang w:val="nl-NL"/>
+              </w:rPr>
+            </w:r>
+          </w:p>
+        </w:tc>
+        <w:tc>
+          <w:tcPr>
+            <w:tcBorders/>
+            <w:tcW w:w="1559" w:type="dxa"/>
+            <w:vMerge w:val="restart"/>
+            <w:textDirection w:val="lrTb"/>
+            <w:noWrap w:val="false"/>
+          </w:tcPr>
+          <w:p>
+            <w:pPr>
+              <w:pBdr/>
+              <w:spacing/>
+              <w:ind/>
+              <w:jc w:val="left"/>
+              <w:rPr>
+                <w:highlight w:val="none"/>
+                <w:lang w:val="nl-NL"/>
+              </w:rPr>
+            </w:pPr>
+            <w:r>
+              <w:rPr>
+                <w:highlight w:val="none"/>
+                <w:lang w:val="en-US"/>
+              </w:rPr>
+              <w:t xml:space="preserve">10:30 - 15:00</w:t>
+            </w:r>
+            <w:r>
+              <w:rPr>
+                <w:highlight w:val="none"/>
+                <w:lang w:val="nl-NL" w:bidi="nl-NL"/>
+              </w:rPr>
+            </w:r>
+            <w:r>
+              <w:rPr>
+                <w:highlight w:val="none"/>
+                <w:lang w:val="nl-NL"/>
+              </w:rPr>
+            </w:r>
+          </w:p>
+        </w:tc>
+        <w:tc>
+          <w:tcPr>
+            <w:tcBorders/>
+            <w:tcW w:w="1417" w:type="dxa"/>
+            <w:vMerge w:val="restart"/>
+            <w:textDirection w:val="lrTb"/>
+            <w:noWrap w:val="false"/>
+          </w:tcPr>
+          <w:p>
+            <w:pPr>
+              <w:pBdr/>
+              <w:spacing/>
+              <w:ind/>
+              <w:jc w:val="left"/>
+              <w:rPr>
+                <w:highlight w:val="none"/>
+                <w:lang w:val="nl-NL"/>
+              </w:rPr>
+            </w:pPr>
+            <w:r>
+              <w:rPr>
+                <w:highlight w:val="none"/>
+                <w:lang w:val="en-US"/>
+              </w:rPr>
+              <w:t xml:space="preserve">-</w:t>
+            </w:r>
+            <w:r>
+              <w:rPr>
+                <w:highlight w:val="none"/>
+                <w:lang w:val="nl-NL" w:bidi="nl-NL"/>
+              </w:rPr>
+            </w:r>
+            <w:r>
+              <w:rPr>
+                <w:highlight w:val="none"/>
+                <w:lang w:val="nl-NL"/>
+              </w:rPr>
+            </w:r>
+          </w:p>
+        </w:tc>
+        <w:tc>
+          <w:tcPr>
+            <w:tcBorders/>
+            <w:tcW w:w="2126" w:type="dxa"/>
+            <w:vMerge w:val="restart"/>
+            <w:textDirection w:val="lrTb"/>
+            <w:noWrap w:val="false"/>
+          </w:tcPr>
+          <w:p>
+            <w:pPr>
+              <w:pBdr/>
+              <w:spacing/>
+              <w:ind/>
+              <w:jc w:val="left"/>
+              <w:rPr>
+                <w:highlight w:val="none"/>
+                <w:lang w:val="nl-NL"/>
+              </w:rPr>
+            </w:pPr>
+            <w:r>
+              <w:rPr>
+                <w:highlight w:val="none"/>
+                <w:lang w:val="en-US"/>
+              </w:rPr>
+              <w:t xml:space="preserve">School</w:t>
+            </w:r>
+            <w:r>
+              <w:rPr>
+                <w:highlight w:val="none"/>
+                <w:lang w:val="nl-NL" w:bidi="nl-NL"/>
+              </w:rPr>
+            </w:r>
+            <w:r>
+              <w:rPr>
+                <w:highlight w:val="none"/>
+                <w:lang w:val="nl-NL"/>
+              </w:rPr>
+            </w:r>
+          </w:p>
+        </w:tc>
+        <w:tc>
+          <w:tcPr>
+            <w:tcBorders/>
+            <w:tcW w:w="3827" w:type="dxa"/>
+            <w:vMerge w:val="restart"/>
+            <w:textDirection w:val="lrTb"/>
+            <w:noWrap w:val="false"/>
+          </w:tcPr>
+          <w:p>
+            <w:pPr>
+              <w:pBdr/>
+              <w:spacing/>
+              <w:ind/>
+              <w:jc w:val="left"/>
+              <w:rPr>
+                <w:highlight w:val="none"/>
+                <w:lang w:val="nl-NL"/>
+              </w:rPr>
+            </w:pPr>
+            <w:r>
+              <w:rPr>
+                <w:highlight w:val="none"/>
+                <w:lang w:val="en-US"/>
+              </w:rPr>
+              <w:t xml:space="preserve">Product backlog opnieuw uitwerken.</w:t>
+            </w:r>
+            <w:r>
+              <w:rPr>
+                <w:highlight w:val="none"/>
+                <w:lang w:val="nl-NL" w:bidi="nl-NL"/>
+              </w:rPr>
+            </w:r>
+            <w:r>
+              <w:rPr>
+                <w:highlight w:val="none"/>
+                <w:lang w:val="nl-NL"/>
+              </w:rPr>
+            </w:r>
+          </w:p>
+        </w:tc>
+      </w:tr>
+      <w:tr>
+        <w:trPr>
+          <w:trHeight w:val="186"/>
+        </w:trPr>
+        <w:tc>
+          <w:tcPr>
+            <w:tcBorders/>
+            <w:tcW w:w="1417" w:type="dxa"/>
+            <w:vMerge w:val="restart"/>
+            <w:textDirection w:val="lrTb"/>
+            <w:noWrap w:val="false"/>
+          </w:tcPr>
+          <w:p>
+            <w:pPr>
+              <w:pBdr/>
+              <w:spacing/>
+              <w:ind/>
+              <w:jc w:val="left"/>
+              <w:rPr>
+                <w:highlight w:val="none"/>
+                <w:lang w:val="en-US"/>
+              </w:rPr>
+            </w:pPr>
+            <w:r>
+              <w:rPr>
+                <w:highlight w:val="none"/>
+                <w:lang w:val="en-US"/>
+              </w:rPr>
+            </w:r>
+            <w:r>
+              <w:rPr>
+                <w:highlight w:val="none"/>
+                <w:lang w:val="en-US"/>
+              </w:rPr>
+            </w:r>
+          </w:p>
+        </w:tc>
+        <w:tc>
+          <w:tcPr>
+            <w:tcBorders/>
+            <w:tcW w:w="1134" w:type="dxa"/>
+            <w:vMerge w:val="restart"/>
+            <w:textDirection w:val="lrTb"/>
+            <w:noWrap w:val="false"/>
+          </w:tcPr>
+          <w:p>
+            <w:pPr>
+              <w:pBdr/>
+              <w:spacing/>
+              <w:ind/>
+              <w:jc w:val="left"/>
+              <w:rPr>
+                <w:highlight w:val="none"/>
+                <w:lang w:val="en-US"/>
+              </w:rPr>
+            </w:pPr>
+            <w:r>
+              <w:rPr>
+                <w:highlight w:val="none"/>
+                <w:lang w:val="en-US"/>
+              </w:rPr>
+            </w:r>
+            <w:r>
+              <w:rPr>
+                <w:highlight w:val="none"/>
+                <w:lang w:val="en-US"/>
+              </w:rPr>
+            </w:r>
+          </w:p>
+        </w:tc>
+        <w:tc>
+          <w:tcPr>
+            <w:tcBorders/>
+            <w:tcW w:w="1559" w:type="dxa"/>
+            <w:vMerge w:val="restart"/>
+            <w:textDirection w:val="lrTb"/>
+            <w:noWrap w:val="false"/>
+          </w:tcPr>
+          <w:p>
+            <w:pPr>
+              <w:pBdr/>
+              <w:spacing/>
+              <w:ind/>
+              <w:jc w:val="left"/>
+              <w:rPr>
+                <w:highlight w:val="none"/>
+                <w:lang w:val="en-US"/>
+              </w:rPr>
+            </w:pPr>
+            <w:r>
+              <w:rPr>
+                <w:highlight w:val="none"/>
+                <w:lang w:val="en-US"/>
+              </w:rPr>
+            </w:r>
+            <w:r>
+              <w:rPr>
+                <w:highlight w:val="none"/>
+                <w:lang w:val="en-US"/>
+              </w:rPr>
+            </w:r>
+          </w:p>
+        </w:tc>
+        <w:tc>
+          <w:tcPr>
+            <w:tcBorders/>
+            <w:tcW w:w="1417" w:type="dxa"/>
+            <w:vMerge w:val="restart"/>
+            <w:textDirection w:val="lrTb"/>
+            <w:noWrap w:val="false"/>
+          </w:tcPr>
+          <w:p>
+            <w:pPr>
+              <w:pBdr/>
+              <w:spacing/>
+              <w:ind/>
+              <w:jc w:val="left"/>
+              <w:rPr>
+                <w:highlight w:val="none"/>
+                <w:lang w:val="en-US"/>
+              </w:rPr>
+            </w:pPr>
+            <w:r>
+              <w:rPr>
+                <w:highlight w:val="none"/>
+                <w:lang w:val="en-US"/>
+              </w:rPr>
+            </w:r>
+            <w:r>
+              <w:rPr>
+                <w:highlight w:val="none"/>
+                <w:lang w:val="en-US"/>
+              </w:rPr>
+            </w:r>
+          </w:p>
+        </w:tc>
+        <w:tc>
+          <w:tcPr>
+            <w:tcBorders/>
+            <w:tcW w:w="2126" w:type="dxa"/>
+            <w:vMerge w:val="restart"/>
+            <w:textDirection w:val="lrTb"/>
+            <w:noWrap w:val="false"/>
+          </w:tcPr>
+          <w:p>
+            <w:pPr>
+              <w:pBdr/>
+              <w:spacing/>
+              <w:ind/>
+              <w:jc w:val="left"/>
+              <w:rPr>
+                <w:highlight w:val="none"/>
+                <w:lang w:val="en-US"/>
+              </w:rPr>
+            </w:pPr>
+            <w:r>
+              <w:rPr>
+                <w:highlight w:val="none"/>
+                <w:lang w:val="en-US"/>
+              </w:rPr>
+            </w:r>
+            <w:r>
+              <w:rPr>
+                <w:highlight w:val="none"/>
+                <w:lang w:val="en-US"/>
+              </w:rPr>
+            </w:r>
+          </w:p>
+        </w:tc>
+        <w:tc>
+          <w:tcPr>
+            <w:tcBorders/>
+            <w:tcW w:w="3827" w:type="dxa"/>
+            <w:vMerge w:val="restart"/>
+            <w:textDirection w:val="lrTb"/>
+            <w:noWrap w:val="false"/>
+          </w:tcPr>
+          <w:p>
+            <w:pPr>
+              <w:pBdr/>
+              <w:spacing/>
+              <w:ind/>
+              <w:jc w:val="left"/>
+              <w:rPr>
+                <w:highlight w:val="none"/>
+                <w:lang w:val="en-US"/>
+              </w:rPr>
+            </w:pPr>
+            <w:r>
+              <w:rPr>
+                <w:highlight w:val="none"/>
+                <w:lang w:val="en-US"/>
+              </w:rPr>
+            </w:r>
+            <w:r>
+              <w:rPr>
+                <w:highlight w:val="none"/>
+                <w:lang w:val="en-US"/>
+              </w:rPr>
+            </w:r>
+          </w:p>
+        </w:tc>
+      </w:tr>
+      <w:tr>
+        <w:trPr>
+          <w:trHeight w:val="186"/>
+        </w:trPr>
+        <w:tc>
+          <w:tcPr>
+            <w:tcBorders/>
+            <w:tcW w:w="1417" w:type="dxa"/>
+            <w:vMerge w:val="restart"/>
+            <w:textDirection w:val="lrTb"/>
+            <w:noWrap w:val="false"/>
+          </w:tcPr>
+          <w:p>
+            <w:pPr>
+              <w:pBdr/>
+              <w:spacing/>
+              <w:ind/>
+              <w:jc w:val="left"/>
+              <w:rPr>
+                <w:highlight w:val="none"/>
+                <w:lang w:val="en-US"/>
+              </w:rPr>
+            </w:pPr>
+            <w:r>
+              <w:rPr>
+                <w:highlight w:val="none"/>
+                <w:lang w:val="en-US"/>
+              </w:rPr>
+            </w:r>
+            <w:r>
+              <w:rPr>
+                <w:highlight w:val="none"/>
+                <w:lang w:val="en-US"/>
+              </w:rPr>
+            </w:r>
+          </w:p>
+        </w:tc>
+        <w:tc>
+          <w:tcPr>
+            <w:tcBorders/>
+            <w:tcW w:w="1134" w:type="dxa"/>
+            <w:vMerge w:val="restart"/>
+            <w:textDirection w:val="lrTb"/>
+            <w:noWrap w:val="false"/>
+          </w:tcPr>
+          <w:p>
+            <w:pPr>
+              <w:pBdr/>
+              <w:spacing/>
+              <w:ind/>
+              <w:jc w:val="left"/>
+              <w:rPr>
+                <w:highlight w:val="none"/>
+                <w:lang w:val="en-US"/>
+              </w:rPr>
+            </w:pPr>
+            <w:r>
+              <w:rPr>
+                <w:highlight w:val="none"/>
+                <w:lang w:val="en-US"/>
+              </w:rPr>
+            </w:r>
+            <w:r>
+              <w:rPr>
+                <w:highlight w:val="none"/>
+                <w:lang w:val="en-US"/>
+              </w:rPr>
+            </w:r>
+          </w:p>
+        </w:tc>
+        <w:tc>
+          <w:tcPr>
+            <w:tcBorders/>
+            <w:tcW w:w="1559" w:type="dxa"/>
+            <w:vMerge w:val="restart"/>
+            <w:textDirection w:val="lrTb"/>
+            <w:noWrap w:val="false"/>
+          </w:tcPr>
+          <w:p>
+            <w:pPr>
+              <w:pBdr/>
+              <w:spacing/>
+              <w:ind/>
+              <w:jc w:val="left"/>
+              <w:rPr>
+                <w:highlight w:val="none"/>
+                <w:lang w:val="en-US"/>
+              </w:rPr>
+            </w:pPr>
+            <w:r>
+              <w:rPr>
+                <w:highlight w:val="none"/>
+                <w:lang w:val="en-US"/>
+              </w:rPr>
+            </w:r>
+            <w:r>
+              <w:rPr>
+                <w:highlight w:val="none"/>
+                <w:lang w:val="en-US"/>
+              </w:rPr>
+            </w:r>
+          </w:p>
+        </w:tc>
+        <w:tc>
+          <w:tcPr>
+            <w:tcBorders/>
+            <w:tcW w:w="1417" w:type="dxa"/>
+            <w:vMerge w:val="restart"/>
+            <w:textDirection w:val="lrTb"/>
+            <w:noWrap w:val="false"/>
+          </w:tcPr>
+          <w:p>
+            <w:pPr>
+              <w:pBdr/>
+              <w:spacing/>
+              <w:ind/>
+              <w:jc w:val="left"/>
+              <w:rPr>
+                <w:highlight w:val="none"/>
+                <w:lang w:val="en-US"/>
+              </w:rPr>
+            </w:pPr>
+            <w:r>
+              <w:rPr>
+                <w:highlight w:val="none"/>
+                <w:lang w:val="en-US"/>
+              </w:rPr>
+            </w:r>
+            <w:r>
+              <w:rPr>
+                <w:highlight w:val="none"/>
+                <w:lang w:val="en-US"/>
+              </w:rPr>
+            </w:r>
+          </w:p>
+        </w:tc>
+        <w:tc>
+          <w:tcPr>
+            <w:tcBorders/>
+            <w:tcW w:w="2126" w:type="dxa"/>
+            <w:vMerge w:val="restart"/>
+            <w:textDirection w:val="lrTb"/>
+            <w:noWrap w:val="false"/>
+          </w:tcPr>
+          <w:p>
+            <w:pPr>
+              <w:pBdr/>
+              <w:spacing/>
+              <w:ind/>
+              <w:jc w:val="left"/>
+              <w:rPr>
+                <w:highlight w:val="none"/>
+                <w:lang w:val="en-US"/>
+              </w:rPr>
+            </w:pPr>
+            <w:r>
+              <w:rPr>
+                <w:highlight w:val="none"/>
+                <w:lang w:val="en-US"/>
+              </w:rPr>
+            </w:r>
+            <w:r>
+              <w:rPr>
+                <w:highlight w:val="none"/>
+                <w:lang w:val="en-US"/>
+              </w:rPr>
+            </w:r>
+          </w:p>
+        </w:tc>
+        <w:tc>
+          <w:tcPr>
+            <w:tcBorders/>
+            <w:tcW w:w="3827" w:type="dxa"/>
+            <w:vMerge w:val="restart"/>
+            <w:textDirection w:val="lrTb"/>
+            <w:noWrap w:val="false"/>
+          </w:tcPr>
+          <w:p>
+            <w:pPr>
+              <w:pBdr/>
+              <w:spacing/>
+              <w:ind/>
+              <w:jc w:val="left"/>
+              <w:rPr>
+                <w:highlight w:val="none"/>
+                <w:lang w:val="en-US"/>
+              </w:rPr>
+            </w:pPr>
+            <w:r>
+              <w:rPr>
+                <w:highlight w:val="none"/>
+                <w:lang w:val="en-US"/>
+              </w:rPr>
+            </w:r>
+            <w:r>
+              <w:rPr>
+                <w:highlight w:val="none"/>
+                <w:lang w:val="en-US"/>
+              </w:rPr>
+            </w:r>
+          </w:p>
+        </w:tc>
+      </w:tr>
+      <w:tr>
+        <w:trPr>
+          <w:trHeight w:val="186"/>
+        </w:trPr>
+        <w:tc>
+          <w:tcPr>
+            <w:tcBorders/>
+            <w:tcW w:w="1417" w:type="dxa"/>
+            <w:vMerge w:val="restart"/>
+            <w:textDirection w:val="lrTb"/>
+            <w:noWrap w:val="false"/>
+          </w:tcPr>
+          <w:p>
+            <w:pPr>
+              <w:pBdr/>
+              <w:spacing/>
+              <w:ind/>
+              <w:jc w:val="left"/>
+              <w:rPr>
+                <w:highlight w:val="none"/>
+                <w:lang w:val="en-US"/>
+              </w:rPr>
+            </w:pPr>
+            <w:r>
+              <w:rPr>
+                <w:highlight w:val="none"/>
+                <w:lang w:val="en-US"/>
+              </w:rPr>
+            </w:r>
+            <w:r>
+              <w:rPr>
+                <w:highlight w:val="none"/>
+                <w:lang w:val="en-US"/>
+              </w:rPr>
+            </w:r>
+          </w:p>
+        </w:tc>
+        <w:tc>
+          <w:tcPr>
+            <w:tcBorders/>
+            <w:tcW w:w="1134" w:type="dxa"/>
+            <w:vMerge w:val="restart"/>
+            <w:textDirection w:val="lrTb"/>
+            <w:noWrap w:val="false"/>
+          </w:tcPr>
+          <w:p>
+            <w:pPr>
+              <w:pBdr/>
+              <w:spacing/>
+              <w:ind/>
+              <w:jc w:val="left"/>
+              <w:rPr>
+                <w:highlight w:val="none"/>
+                <w:lang w:val="en-US"/>
+              </w:rPr>
+            </w:pPr>
+            <w:r>
+              <w:rPr>
+                <w:highlight w:val="none"/>
+                <w:lang w:val="en-US"/>
+              </w:rPr>
+            </w:r>
+            <w:r>
+              <w:rPr>
+                <w:highlight w:val="none"/>
+                <w:lang w:val="en-US"/>
+              </w:rPr>
+            </w:r>
+          </w:p>
+        </w:tc>
+        <w:tc>
+          <w:tcPr>
+            <w:tcBorders/>
+            <w:tcW w:w="1559" w:type="dxa"/>
+            <w:vMerge w:val="restart"/>
+            <w:textDirection w:val="lrTb"/>
+            <w:noWrap w:val="false"/>
+          </w:tcPr>
+          <w:p>
+            <w:pPr>
+              <w:pBdr/>
+              <w:spacing/>
+              <w:ind/>
+              <w:jc w:val="left"/>
+              <w:rPr>
+                <w:highlight w:val="none"/>
+                <w:lang w:val="en-US"/>
+              </w:rPr>
+            </w:pPr>
+            <w:r>
+              <w:rPr>
+                <w:highlight w:val="none"/>
+                <w:lang w:val="en-US"/>
+              </w:rPr>
+            </w:r>
+            <w:r>
+              <w:rPr>
+                <w:highlight w:val="none"/>
+                <w:lang w:val="en-US"/>
+              </w:rPr>
+            </w:r>
+          </w:p>
+        </w:tc>
+        <w:tc>
+          <w:tcPr>
+            <w:tcBorders/>
+            <w:tcW w:w="1417" w:type="dxa"/>
+            <w:vMerge w:val="restart"/>
+            <w:textDirection w:val="lrTb"/>
+            <w:noWrap w:val="false"/>
+          </w:tcPr>
+          <w:p>
+            <w:pPr>
+              <w:pBdr/>
+              <w:spacing/>
+              <w:ind/>
+              <w:jc w:val="left"/>
+              <w:rPr>
+                <w:highlight w:val="none"/>
+                <w:lang w:val="en-US"/>
+              </w:rPr>
+            </w:pPr>
+            <w:r>
+              <w:rPr>
+                <w:highlight w:val="none"/>
+                <w:lang w:val="en-US"/>
+              </w:rPr>
+            </w:r>
+            <w:r>
+              <w:rPr>
+                <w:highlight w:val="none"/>
+                <w:lang w:val="en-US"/>
+              </w:rPr>
+            </w:r>
+          </w:p>
+        </w:tc>
+        <w:tc>
+          <w:tcPr>
+            <w:tcBorders/>
+            <w:tcW w:w="2126" w:type="dxa"/>
+            <w:vMerge w:val="restart"/>
+            <w:textDirection w:val="lrTb"/>
+            <w:noWrap w:val="false"/>
+          </w:tcPr>
+          <w:p>
+            <w:pPr>
+              <w:pBdr/>
+              <w:spacing/>
+              <w:ind/>
+              <w:jc w:val="left"/>
+              <w:rPr>
+                <w:highlight w:val="none"/>
+                <w:lang w:val="en-US"/>
+              </w:rPr>
+            </w:pPr>
+            <w:r>
+              <w:rPr>
+                <w:highlight w:val="none"/>
+                <w:lang w:val="en-US"/>
+              </w:rPr>
+            </w:r>
+            <w:r>
+              <w:rPr>
+                <w:highlight w:val="none"/>
+                <w:lang w:val="en-US"/>
+              </w:rPr>
+            </w:r>
+          </w:p>
+        </w:tc>
+        <w:tc>
+          <w:tcPr>
+            <w:tcBorders/>
+            <w:tcW w:w="3827" w:type="dxa"/>
+            <w:vMerge w:val="restart"/>
+            <w:textDirection w:val="lrTb"/>
+            <w:noWrap w:val="false"/>
+          </w:tcPr>
+          <w:p>
+            <w:pPr>
+              <w:pBdr/>
+              <w:spacing/>
+              <w:ind/>
+              <w:jc w:val="left"/>
+              <w:rPr>
+                <w:highlight w:val="none"/>
+                <w:lang w:val="en-US"/>
+              </w:rPr>
+            </w:pPr>
+            <w:r>
+              <w:rPr>
+                <w:highlight w:val="none"/>
+                <w:lang w:val="en-US"/>
               </w:rPr>
             </w:r>
             <w:r>

--- a/Documentatie/logboek/Logboek Fabio.docx
+++ b/Documentatie/logboek/Logboek Fabio.docx
@@ -26,7 +26,7 @@
         <w:rPr>
           <w:sz w:val="40"/>
           <w:szCs w:val="40"/>
-          <w:lang w:val="nl-NL" w:bidi="nl-NL"/>
+          <w:lang w:val="nl-NL"/>
         </w:rPr>
       </w:r>
       <w:r>
@@ -57,7 +57,7 @@
       <w:r>
         <w:rPr>
           <w:highlight w:val="none"/>
-          <w:lang w:val="nl-NL" w:bidi="nl-NL"/>
+          <w:lang w:val="nl-NL"/>
         </w:rPr>
       </w:r>
       <w:r>
@@ -172,7 +172,7 @@
                 <w:b/>
                 <w:bCs/>
                 <w:highlight w:val="none"/>
-                <w:lang w:val="nl-NL" w:bidi="nl-NL"/>
+                <w:lang w:val="nl-NL"/>
               </w:rPr>
             </w:r>
             <w:r>
@@ -219,7 +219,7 @@
                 <w:b/>
                 <w:bCs/>
                 <w:highlight w:val="none"/>
-                <w:lang w:val="nl-NL" w:bidi="nl-NL"/>
+                <w:lang w:val="nl-NL"/>
               </w:rPr>
             </w:r>
             <w:r>
@@ -266,7 +266,7 @@
                 <w:b/>
                 <w:bCs/>
                 <w:highlight w:val="none"/>
-                <w:lang w:val="nl-NL" w:bidi="nl-NL"/>
+                <w:lang w:val="nl-NL"/>
               </w:rPr>
             </w:r>
             <w:r>
@@ -313,7 +313,7 @@
                 <w:b/>
                 <w:bCs/>
                 <w:highlight w:val="none"/>
-                <w:lang w:val="nl-NL" w:bidi="nl-NL"/>
+                <w:lang w:val="nl-NL"/>
               </w:rPr>
             </w:r>
             <w:r>
@@ -360,7 +360,7 @@
                 <w:b/>
                 <w:bCs/>
                 <w:highlight w:val="none"/>
-                <w:lang w:val="nl-NL" w:bidi="nl-NL"/>
+                <w:lang w:val="nl-NL"/>
               </w:rPr>
             </w:r>
             <w:r>
@@ -407,7 +407,7 @@
                 <w:b/>
                 <w:bCs/>
                 <w:highlight w:val="none"/>
-                <w:lang w:val="nl-NL" w:bidi="nl-NL"/>
+                <w:lang w:val="nl-NL"/>
               </w:rPr>
             </w:r>
             <w:r>
@@ -451,7 +451,7 @@
             <w:r>
               <w:rPr>
                 <w:highlight w:val="none"/>
-                <w:lang w:val="nl-NL" w:bidi="nl-NL"/>
+                <w:lang w:val="nl-NL"/>
               </w:rPr>
             </w:r>
             <w:r>
@@ -490,7 +490,7 @@
             <w:r>
               <w:rPr>
                 <w:highlight w:val="none"/>
-                <w:lang w:val="nl-NL" w:bidi="nl-NL"/>
+                <w:lang w:val="nl-NL"/>
               </w:rPr>
             </w:r>
             <w:r>
@@ -563,7 +563,7 @@
             <w:r>
               <w:rPr>
                 <w:highlight w:val="none"/>
-                <w:lang w:val="nl-NL" w:bidi="nl-NL"/>
+                <w:lang w:val="nl-NL"/>
               </w:rPr>
             </w:r>
             <w:r>
@@ -602,7 +602,7 @@
             <w:r>
               <w:rPr>
                 <w:highlight w:val="none"/>
-                <w:lang w:val="nl-NL" w:bidi="nl-NL"/>
+                <w:lang w:val="nl-NL"/>
               </w:rPr>
             </w:r>
             <w:r>
@@ -641,7 +641,7 @@
             <w:r>
               <w:rPr>
                 <w:highlight w:val="none"/>
-                <w:lang w:val="nl-NL" w:bidi="nl-NL"/>
+                <w:lang w:val="nl-NL"/>
               </w:rPr>
             </w:r>
             <w:r>
@@ -687,7 +687,7 @@
             <w:r>
               <w:rPr>
                 <w:highlight w:val="none"/>
-                <w:lang w:val="nl-NL" w:bidi="nl-NL"/>
+                <w:lang w:val="nl-NL"/>
               </w:rPr>
             </w:r>
             <w:r>
@@ -730,7 +730,7 @@
             <w:r>
               <w:rPr>
                 <w:highlight w:val="none"/>
-                <w:lang w:val="nl-NL" w:bidi="nl-NL"/>
+                <w:lang w:val="nl-NL"/>
               </w:rPr>
             </w:r>
             <w:r>
@@ -770,7 +770,7 @@
             <w:r>
               <w:rPr>
                 <w:highlight w:val="none"/>
-                <w:lang w:val="nl-NL" w:bidi="nl-NL"/>
+                <w:lang w:val="nl-NL"/>
               </w:rPr>
             </w:r>
             <w:r>
@@ -831,7 +831,7 @@
             <w:r>
               <w:rPr>
                 <w:highlight w:val="none"/>
-                <w:lang w:val="nl-NL" w:bidi="nl-NL"/>
+                <w:lang w:val="nl-NL"/>
               </w:rPr>
             </w:r>
             <w:r>
@@ -871,7 +871,7 @@
             <w:r>
               <w:rPr>
                 <w:highlight w:val="none"/>
-                <w:lang w:val="nl-NL" w:bidi="nl-NL"/>
+                <w:lang w:val="nl-NL"/>
               </w:rPr>
             </w:r>
             <w:r>
@@ -911,7 +911,7 @@
             <w:r>
               <w:rPr>
                 <w:highlight w:val="none"/>
-                <w:lang w:val="nl-NL" w:bidi="nl-NL"/>
+                <w:lang w:val="nl-NL"/>
               </w:rPr>
             </w:r>
             <w:r>
@@ -951,7 +951,7 @@
             <w:r>
               <w:rPr>
                 <w:highlight w:val="none"/>
-                <w:lang w:val="nl-NL" w:bidi="nl-NL"/>
+                <w:lang w:val="nl-NL"/>
               </w:rPr>
             </w:r>
             <w:r>
@@ -982,7 +982,7 @@
             <w:r>
               <w:rPr>
                 <w:highlight w:val="none"/>
-                <w:lang w:val="nl-NL" w:bidi="nl-NL"/>
+                <w:lang w:val="nl-NL"/>
               </w:rPr>
             </w:r>
             <w:r>
@@ -1025,7 +1025,7 @@
             <w:r>
               <w:rPr>
                 <w:highlight w:val="none"/>
-                <w:lang w:val="nl-NL" w:bidi="nl-NL"/>
+                <w:lang w:val="nl-NL"/>
               </w:rPr>
             </w:r>
             <w:r>
@@ -1065,7 +1065,7 @@
             <w:r>
               <w:rPr>
                 <w:highlight w:val="none"/>
-                <w:lang w:val="nl-NL" w:bidi="nl-NL"/>
+                <w:lang w:val="nl-NL"/>
               </w:rPr>
             </w:r>
             <w:r>
@@ -1105,7 +1105,7 @@
             <w:r>
               <w:rPr>
                 <w:highlight w:val="none"/>
-                <w:lang w:val="nl-NL" w:bidi="nl-NL"/>
+                <w:lang w:val="nl-NL"/>
               </w:rPr>
             </w:r>
             <w:r>
@@ -1145,7 +1145,7 @@
             <w:r>
               <w:rPr>
                 <w:highlight w:val="none"/>
-                <w:lang w:val="nl-NL" w:bidi="nl-NL"/>
+                <w:lang w:val="nl-NL"/>
               </w:rPr>
             </w:r>
             <w:r>
@@ -1185,7 +1185,7 @@
             <w:r>
               <w:rPr>
                 <w:highlight w:val="none"/>
-                <w:lang w:val="nl-NL" w:bidi="nl-NL"/>
+                <w:lang w:val="nl-NL"/>
               </w:rPr>
             </w:r>
             <w:r>
@@ -1225,7 +1225,7 @@
             <w:r>
               <w:rPr>
                 <w:highlight w:val="none"/>
-                <w:lang w:val="nl-NL" w:bidi="nl-NL"/>
+                <w:lang w:val="nl-NL"/>
               </w:rPr>
             </w:r>
             <w:r>
@@ -1268,7 +1268,7 @@
             <w:r>
               <w:rPr>
                 <w:highlight w:val="none"/>
-                <w:lang w:val="nl-NL" w:bidi="nl-NL"/>
+                <w:lang w:val="nl-NL"/>
               </w:rPr>
             </w:r>
             <w:r>
@@ -1308,7 +1308,7 @@
             <w:r>
               <w:rPr>
                 <w:highlight w:val="none"/>
-                <w:lang w:val="nl-NL" w:bidi="nl-NL"/>
+                <w:lang w:val="nl-NL"/>
               </w:rPr>
             </w:r>
             <w:r>
@@ -1348,7 +1348,7 @@
             <w:r>
               <w:rPr>
                 <w:highlight w:val="none"/>
-                <w:lang w:val="nl-NL" w:bidi="nl-NL"/>
+                <w:lang w:val="nl-NL"/>
               </w:rPr>
             </w:r>
             <w:r>
@@ -1388,7 +1388,7 @@
             <w:r>
               <w:rPr>
                 <w:highlight w:val="none"/>
-                <w:lang w:val="nl-NL" w:bidi="nl-NL"/>
+                <w:lang w:val="nl-NL"/>
               </w:rPr>
             </w:r>
             <w:r>
@@ -1428,7 +1428,7 @@
             <w:r>
               <w:rPr>
                 <w:highlight w:val="none"/>
-                <w:lang w:val="nl-NL" w:bidi="nl-NL"/>
+                <w:lang w:val="nl-NL"/>
               </w:rPr>
             </w:r>
             <w:r>
@@ -1468,7 +1468,7 @@
             <w:r>
               <w:rPr>
                 <w:highlight w:val="none"/>
-                <w:lang w:val="nl-NL" w:bidi="nl-NL"/>
+                <w:lang w:val="nl-NL"/>
               </w:rPr>
             </w:r>
             <w:r>
@@ -1513,7 +1513,7 @@
             <w:r>
               <w:rPr>
                 <w:highlight w:val="none"/>
-                <w:lang w:val="nl-NL" w:bidi="nl-NL"/>
+                <w:lang w:val="nl-NL"/>
               </w:rPr>
             </w:r>
             <w:r>
@@ -1553,7 +1553,7 @@
             <w:r>
               <w:rPr>
                 <w:highlight w:val="none"/>
-                <w:lang w:val="nl-NL" w:bidi="nl-NL"/>
+                <w:lang w:val="nl-NL"/>
               </w:rPr>
             </w:r>
             <w:r>
@@ -1593,7 +1593,7 @@
             <w:r>
               <w:rPr>
                 <w:highlight w:val="none"/>
-                <w:lang w:val="nl-NL" w:bidi="nl-NL"/>
+                <w:lang w:val="nl-NL"/>
               </w:rPr>
             </w:r>
             <w:r>
@@ -1633,7 +1633,7 @@
             <w:r>
               <w:rPr>
                 <w:highlight w:val="none"/>
-                <w:lang w:val="nl-NL" w:bidi="nl-NL"/>
+                <w:lang w:val="nl-NL"/>
               </w:rPr>
             </w:r>
             <w:r>
@@ -1673,7 +1673,7 @@
             <w:r>
               <w:rPr>
                 <w:highlight w:val="none"/>
-                <w:lang w:val="nl-NL" w:bidi="nl-NL"/>
+                <w:lang w:val="nl-NL"/>
               </w:rPr>
             </w:r>
             <w:r>
@@ -1708,20 +1708,47 @@
                 <w:highlight w:val="none"/>
                 <w:lang w:val="nl-NL"/>
               </w:rPr>
-              <w:t xml:space="preserve">2de test dag. Met de kart op de baan geweest om data te opnemen</w:t>
-            </w:r>
-            <w:r>
-              <w:rPr>
-                <w:highlight w:val="none"/>
-                <w:lang w:val="nl-NL" w:bidi="nl-NL"/>
-              </w:rPr>
-            </w:r>
-            <w:r>
-              <w:rPr>
-                <w:highlight w:val="none"/>
-                <w:lang w:val="nl-NL"/>
-              </w:rPr>
-            </w:r>
+              <w:t xml:space="preserve">2de test dag. </w:t>
+            </w:r>
+            <w:r>
+              <w:rPr>
+                <w:highlight w:val="none"/>
+                <w:lang w:val="nl-NL"/>
+              </w:rPr>
+            </w:r>
+          </w:p>
+          <w:p>
+            <w:pPr>
+              <w:pBdr/>
+              <w:spacing/>
+              <w:ind/>
+              <w:jc w:val="left"/>
+              <w:rPr>
+                <w:highlight w:val="none"/>
+                <w:lang w:val="nl-NL"/>
+              </w:rPr>
+            </w:pPr>
+            <w:r>
+              <w:rPr>
+                <w:highlight w:val="none"/>
+                <w:lang w:val="nl-NL"/>
+              </w:rPr>
+              <w:t xml:space="preserve">Met de kart op de baan geweest om data te opnemen</w:t>
+            </w:r>
+            <w:r>
+              <w:rPr>
+                <w:highlight w:val="none"/>
+                <w:lang w:val="en-US"/>
+              </w:rPr>
+              <w:t xml:space="preserve">.</w:t>
+            </w:r>
+            <w:r>
+              <w:rPr>
+                <w:highlight w:val="none"/>
+                <w:lang w:val="nl-NL"/>
+              </w:rPr>
+            </w:r>
+            <w:r/>
           </w:p>
         </w:tc>
       </w:tr>
@@ -1758,7 +1785,7 @@
             <w:r>
               <w:rPr>
                 <w:highlight w:val="none"/>
-                <w:lang w:val="nl-NL" w:bidi="nl-NL"/>
+                <w:lang w:val="nl-NL"/>
               </w:rPr>
             </w:r>
             <w:r>
@@ -1798,7 +1825,7 @@
             <w:r>
               <w:rPr>
                 <w:highlight w:val="none"/>
-                <w:lang w:val="nl-NL" w:bidi="nl-NL"/>
+                <w:lang w:val="nl-NL"/>
               </w:rPr>
             </w:r>
             <w:r>
@@ -1838,7 +1865,7 @@
             <w:r>
               <w:rPr>
                 <w:highlight w:val="none"/>
-                <w:lang w:val="nl-NL" w:bidi="nl-NL"/>
+                <w:lang w:val="nl-NL"/>
               </w:rPr>
             </w:r>
             <w:r>
@@ -1878,7 +1905,7 @@
             <w:r>
               <w:rPr>
                 <w:highlight w:val="none"/>
-                <w:lang w:val="nl-NL" w:bidi="nl-NL"/>
+                <w:lang w:val="nl-NL"/>
               </w:rPr>
             </w:r>
             <w:r>
@@ -1918,7 +1945,7 @@
             <w:r>
               <w:rPr>
                 <w:highlight w:val="none"/>
-                <w:lang w:val="nl-NL" w:bidi="nl-NL"/>
+                <w:lang w:val="nl-NL"/>
               </w:rPr>
             </w:r>
             <w:r>
@@ -1960,7 +1987,7 @@
             <w:r>
               <w:rPr>
                 <w:highlight w:val="none"/>
-                <w:lang w:val="nl-NL" w:bidi="nl-NL"/>
+                <w:lang w:val="nl-NL"/>
               </w:rPr>
             </w:r>
             <w:r>
@@ -2005,7 +2032,7 @@
             <w:r>
               <w:rPr>
                 <w:highlight w:val="none"/>
-                <w:lang w:val="nl-NL" w:bidi="nl-NL"/>
+                <w:lang w:val="nl-NL"/>
               </w:rPr>
             </w:r>
             <w:r>
@@ -2045,7 +2072,7 @@
             <w:r>
               <w:rPr>
                 <w:highlight w:val="none"/>
-                <w:lang w:val="nl-NL" w:bidi="nl-NL"/>
+                <w:lang w:val="nl-NL"/>
               </w:rPr>
             </w:r>
             <w:r>
@@ -2085,7 +2112,7 @@
             <w:r>
               <w:rPr>
                 <w:highlight w:val="none"/>
-                <w:lang w:val="nl-NL" w:bidi="nl-NL"/>
+                <w:lang w:val="nl-NL"/>
               </w:rPr>
             </w:r>
             <w:r>
@@ -2125,7 +2152,7 @@
             <w:r>
               <w:rPr>
                 <w:highlight w:val="none"/>
-                <w:lang w:val="nl-NL" w:bidi="nl-NL"/>
+                <w:lang w:val="nl-NL"/>
               </w:rPr>
             </w:r>
             <w:r>
@@ -2165,7 +2192,7 @@
             <w:r>
               <w:rPr>
                 <w:highlight w:val="none"/>
-                <w:lang w:val="nl-NL" w:bidi="nl-NL"/>
+                <w:lang w:val="nl-NL"/>
               </w:rPr>
             </w:r>
             <w:r>
@@ -2205,7 +2232,7 @@
             <w:r>
               <w:rPr>
                 <w:highlight w:val="none"/>
-                <w:lang w:val="nl-NL" w:bidi="nl-NL"/>
+                <w:lang w:val="nl-NL"/>
               </w:rPr>
             </w:r>
             <w:r>
@@ -2250,7 +2277,7 @@
             <w:r>
               <w:rPr>
                 <w:highlight w:val="none"/>
-                <w:lang w:val="nl-NL" w:bidi="nl-NL"/>
+                <w:lang w:val="nl-NL"/>
               </w:rPr>
             </w:r>
             <w:r>
@@ -2290,7 +2317,7 @@
             <w:r>
               <w:rPr>
                 <w:highlight w:val="none"/>
-                <w:lang w:val="nl-NL" w:bidi="nl-NL"/>
+                <w:lang w:val="nl-NL"/>
               </w:rPr>
             </w:r>
             <w:r>
@@ -2330,7 +2357,7 @@
             <w:r>
               <w:rPr>
                 <w:highlight w:val="none"/>
-                <w:lang w:val="nl-NL" w:bidi="nl-NL"/>
+                <w:lang w:val="nl-NL"/>
               </w:rPr>
             </w:r>
             <w:r>
@@ -2370,7 +2397,7 @@
             <w:r>
               <w:rPr>
                 <w:highlight w:val="none"/>
-                <w:lang w:val="nl-NL" w:bidi="nl-NL"/>
+                <w:lang w:val="nl-NL"/>
               </w:rPr>
             </w:r>
             <w:r>
@@ -2410,7 +2437,7 @@
             <w:r>
               <w:rPr>
                 <w:highlight w:val="none"/>
-                <w:lang w:val="nl-NL" w:bidi="nl-NL"/>
+                <w:lang w:val="nl-NL"/>
               </w:rPr>
             </w:r>
             <w:r>
@@ -2450,7 +2477,7 @@
             <w:r>
               <w:rPr>
                 <w:highlight w:val="none"/>
-                <w:lang w:val="nl-NL" w:bidi="nl-NL"/>
+                <w:lang w:val="nl-NL"/>
               </w:rPr>
             </w:r>
             <w:r>
@@ -2495,7 +2522,7 @@
             <w:r>
               <w:rPr>
                 <w:highlight w:val="none"/>
-                <w:lang w:val="nl-NL" w:bidi="nl-NL"/>
+                <w:lang w:val="nl-NL"/>
               </w:rPr>
             </w:r>
             <w:r>
@@ -2535,7 +2562,7 @@
             <w:r>
               <w:rPr>
                 <w:highlight w:val="none"/>
-                <w:lang w:val="nl-NL" w:bidi="nl-NL"/>
+                <w:lang w:val="nl-NL"/>
               </w:rPr>
             </w:r>
             <w:r>
@@ -2575,7 +2602,7 @@
             <w:r>
               <w:rPr>
                 <w:highlight w:val="none"/>
-                <w:lang w:val="nl-NL" w:bidi="nl-NL"/>
+                <w:lang w:val="nl-NL"/>
               </w:rPr>
             </w:r>
             <w:r>
@@ -2615,7 +2642,7 @@
             <w:r>
               <w:rPr>
                 <w:highlight w:val="none"/>
-                <w:lang w:val="nl-NL" w:bidi="nl-NL"/>
+                <w:lang w:val="nl-NL"/>
               </w:rPr>
             </w:r>
             <w:r>
@@ -2655,7 +2682,7 @@
             <w:r>
               <w:rPr>
                 <w:highlight w:val="none"/>
-                <w:lang w:val="nl-NL" w:bidi="nl-NL"/>
+                <w:lang w:val="nl-NL"/>
               </w:rPr>
             </w:r>
             <w:r>
@@ -2697,7 +2724,7 @@
             <w:r>
               <w:rPr>
                 <w:highlight w:val="none"/>
-                <w:lang w:val="nl-NL" w:bidi="nl-NL"/>
+                <w:lang w:val="nl-NL"/>
               </w:rPr>
             </w:r>
             <w:r>
@@ -2728,7 +2755,7 @@
             <w:r>
               <w:rPr>
                 <w:highlight w:val="none"/>
-                <w:lang w:val="nl-NL" w:bidi="nl-NL"/>
+                <w:lang w:val="nl-NL"/>
               </w:rPr>
             </w:r>
             <w:r>
@@ -2773,7 +2800,7 @@
             <w:r>
               <w:rPr>
                 <w:highlight w:val="none"/>
-                <w:lang w:val="nl-NL" w:bidi="nl-NL"/>
+                <w:lang w:val="nl-NL"/>
               </w:rPr>
             </w:r>
             <w:r>
@@ -2813,7 +2840,7 @@
             <w:r>
               <w:rPr>
                 <w:highlight w:val="none"/>
-                <w:lang w:val="nl-NL" w:bidi="nl-NL"/>
+                <w:lang w:val="nl-NL"/>
               </w:rPr>
             </w:r>
             <w:r>
@@ -2853,7 +2880,7 @@
             <w:r>
               <w:rPr>
                 <w:highlight w:val="none"/>
-                <w:lang w:val="nl-NL" w:bidi="nl-NL"/>
+                <w:lang w:val="nl-NL"/>
               </w:rPr>
             </w:r>
             <w:r>
@@ -2893,7 +2920,7 @@
             <w:r>
               <w:rPr>
                 <w:highlight w:val="none"/>
-                <w:lang w:val="nl-NL" w:bidi="nl-NL"/>
+                <w:lang w:val="nl-NL"/>
               </w:rPr>
             </w:r>
             <w:r>
@@ -2933,7 +2960,7 @@
             <w:r>
               <w:rPr>
                 <w:highlight w:val="none"/>
-                <w:lang w:val="nl-NL" w:bidi="nl-NL"/>
+                <w:lang w:val="nl-NL"/>
               </w:rPr>
             </w:r>
             <w:r>
@@ -2973,7 +3000,7 @@
             <w:r>
               <w:rPr>
                 <w:highlight w:val="none"/>
-                <w:lang w:val="nl-NL" w:bidi="nl-NL"/>
+                <w:lang w:val="nl-NL"/>
               </w:rPr>
             </w:r>
             <w:r>
@@ -3018,7 +3045,7 @@
             <w:r>
               <w:rPr>
                 <w:highlight w:val="none"/>
-                <w:lang w:val="nl-NL" w:bidi="nl-NL"/>
+                <w:lang w:val="nl-NL"/>
               </w:rPr>
             </w:r>
             <w:r>
@@ -3058,7 +3085,7 @@
             <w:r>
               <w:rPr>
                 <w:highlight w:val="none"/>
-                <w:lang w:val="nl-NL" w:bidi="nl-NL"/>
+                <w:lang w:val="nl-NL"/>
               </w:rPr>
             </w:r>
             <w:r>
@@ -3098,7 +3125,7 @@
             <w:r>
               <w:rPr>
                 <w:highlight w:val="none"/>
-                <w:lang w:val="nl-NL" w:bidi="nl-NL"/>
+                <w:lang w:val="nl-NL"/>
               </w:rPr>
             </w:r>
             <w:r>
@@ -3138,7 +3165,7 @@
             <w:r>
               <w:rPr>
                 <w:highlight w:val="none"/>
-                <w:lang w:val="nl-NL" w:bidi="nl-NL"/>
+                <w:lang w:val="nl-NL"/>
               </w:rPr>
             </w:r>
             <w:r>
@@ -3178,7 +3205,7 @@
             <w:r>
               <w:rPr>
                 <w:highlight w:val="none"/>
-                <w:lang w:val="nl-NL" w:bidi="nl-NL"/>
+                <w:lang w:val="nl-NL"/>
               </w:rPr>
             </w:r>
             <w:r>
@@ -3218,7 +3245,7 @@
             <w:r>
               <w:rPr>
                 <w:highlight w:val="none"/>
-                <w:lang w:val="nl-NL" w:bidi="nl-NL"/>
+                <w:lang w:val="nl-NL"/>
               </w:rPr>
             </w:r>
             <w:r>
@@ -3263,7 +3290,7 @@
             <w:r>
               <w:rPr>
                 <w:highlight w:val="none"/>
-                <w:lang w:val="nl-NL" w:bidi="nl-NL"/>
+                <w:lang w:val="nl-NL"/>
               </w:rPr>
             </w:r>
             <w:r>
@@ -3303,7 +3330,7 @@
             <w:r>
               <w:rPr>
                 <w:highlight w:val="none"/>
-                <w:lang w:val="nl-NL" w:bidi="nl-NL"/>
+                <w:lang w:val="nl-NL"/>
               </w:rPr>
             </w:r>
             <w:r>
@@ -3343,7 +3370,7 @@
             <w:r>
               <w:rPr>
                 <w:highlight w:val="none"/>
-                <w:lang w:val="nl-NL" w:bidi="nl-NL"/>
+                <w:lang w:val="nl-NL"/>
               </w:rPr>
             </w:r>
             <w:r>
@@ -3383,7 +3410,7 @@
             <w:r>
               <w:rPr>
                 <w:highlight w:val="none"/>
-                <w:lang w:val="nl-NL" w:bidi="nl-NL"/>
+                <w:lang w:val="nl-NL"/>
               </w:rPr>
             </w:r>
             <w:r>
@@ -3423,7 +3450,7 @@
             <w:r>
               <w:rPr>
                 <w:highlight w:val="none"/>
-                <w:lang w:val="nl-NL" w:bidi="nl-NL"/>
+                <w:lang w:val="nl-NL"/>
               </w:rPr>
             </w:r>
             <w:r>
@@ -3463,7 +3490,7 @@
             <w:r>
               <w:rPr>
                 <w:highlight w:val="none"/>
-                <w:lang w:val="nl-NL" w:bidi="nl-NL"/>
+                <w:lang w:val="nl-NL"/>
               </w:rPr>
             </w:r>
             <w:r>
@@ -3494,7 +3521,7 @@
             <w:r>
               <w:rPr>
                 <w:highlight w:val="none"/>
-                <w:lang w:val="nl-NL" w:bidi="nl-NL"/>
+                <w:lang w:val="nl-NL"/>
               </w:rPr>
             </w:r>
             <w:r>
@@ -3539,7 +3566,7 @@
             <w:r>
               <w:rPr>
                 <w:highlight w:val="none"/>
-                <w:lang w:val="nl-NL" w:bidi="nl-NL"/>
+                <w:lang w:val="nl-NL"/>
               </w:rPr>
             </w:r>
             <w:r>
@@ -3572,39 +3599,9 @@
             <w:r>
               <w:rPr>
                 <w:highlight w:val="none"/>
-                <w:lang w:val="nl-NL"/>
-              </w:rPr>
-              <w:t xml:space="preserve">1:20</w:t>
-            </w:r>
-            <w:r>
-              <w:rPr>
-                <w:highlight w:val="none"/>
-                <w:lang w:val="nl-NL" w:bidi="nl-NL"/>
-              </w:rPr>
-            </w:r>
-            <w:r>
-              <w:rPr>
-                <w:highlight w:val="none"/>
-                <w:lang w:val="nl-NL" w:bidi="nl-NL"/>
-              </w:rPr>
-            </w:r>
-            <w:r>
-              <w:rPr>
-                <w:highlight w:val="none"/>
-                <w:lang w:val="nl-NL" w:bidi="nl-NL"/>
-              </w:rPr>
-            </w:r>
-            <w:r>
-              <w:rPr>
-                <w:highlight w:val="none"/>
-                <w:lang w:val="nl-NL" w:bidi="nl-NL"/>
-              </w:rPr>
-            </w:r>
-            <w:r>
-              <w:rPr>
-                <w:highlight w:val="none"/>
-                <w:lang w:val="nl-NL" w:bidi="nl-NL"/>
-              </w:rPr>
+                <w:lang w:val="en-US"/>
+              </w:rPr>
+              <w:t xml:space="preserve">-</w:t>
             </w:r>
             <w:r>
               <w:rPr>
@@ -3646,6 +3643,12 @@
                 <w:lang w:val="nl-NL"/>
               </w:rPr>
             </w:r>
+            <w:r>
+              <w:rPr>
+                <w:highlight w:val="none"/>
+                <w:lang w:val="nl-NL"/>
+              </w:rPr>
+            </w:r>
           </w:p>
         </w:tc>
         <w:tc>
@@ -3677,7 +3680,7 @@
             <w:r>
               <w:rPr>
                 <w:highlight w:val="none"/>
-                <w:lang w:val="nl-NL" w:bidi="nl-NL"/>
+                <w:lang w:val="nl-NL"/>
               </w:rPr>
             </w:r>
             <w:r>
@@ -3717,7 +3720,7 @@
             <w:r>
               <w:rPr>
                 <w:highlight w:val="none"/>
-                <w:lang w:val="nl-NL" w:bidi="nl-NL"/>
+                <w:lang w:val="nl-NL"/>
               </w:rPr>
             </w:r>
             <w:r>
@@ -3757,7 +3760,7 @@
             <w:r>
               <w:rPr>
                 <w:highlight w:val="none"/>
-                <w:lang w:val="nl-NL" w:bidi="nl-NL"/>
+                <w:lang w:val="nl-NL"/>
               </w:rPr>
             </w:r>
             <w:r>
@@ -3802,7 +3805,7 @@
             <w:r>
               <w:rPr>
                 <w:highlight w:val="none"/>
-                <w:lang w:val="nl-NL" w:bidi="nl-NL"/>
+                <w:lang w:val="nl-NL"/>
               </w:rPr>
             </w:r>
             <w:r>
@@ -3842,7 +3845,7 @@
             <w:r>
               <w:rPr>
                 <w:highlight w:val="none"/>
-                <w:lang w:val="nl-NL" w:bidi="nl-NL"/>
+                <w:lang w:val="nl-NL"/>
               </w:rPr>
             </w:r>
             <w:r>
@@ -3882,7 +3885,7 @@
             <w:r>
               <w:rPr>
                 <w:highlight w:val="none"/>
-                <w:lang w:val="nl-NL" w:bidi="nl-NL"/>
+                <w:lang w:val="nl-NL"/>
               </w:rPr>
             </w:r>
             <w:r>
@@ -3922,7 +3925,7 @@
             <w:r>
               <w:rPr>
                 <w:highlight w:val="none"/>
-                <w:lang w:val="nl-NL" w:bidi="nl-NL"/>
+                <w:lang w:val="nl-NL"/>
               </w:rPr>
             </w:r>
             <w:r>
@@ -3962,7 +3965,7 @@
             <w:r>
               <w:rPr>
                 <w:highlight w:val="none"/>
-                <w:lang w:val="nl-NL" w:bidi="nl-NL"/>
+                <w:lang w:val="nl-NL"/>
               </w:rPr>
             </w:r>
             <w:r>
@@ -4009,25 +4012,7 @@
             <w:r>
               <w:rPr>
                 <w:highlight w:val="none"/>
-                <w:lang w:val="nl-NL"/>
-              </w:rPr>
-            </w:r>
-            <w:r>
-              <w:rPr>
-                <w:highlight w:val="none"/>
-                <w:lang w:val="nl-NL" w:bidi="nl-NL"/>
-              </w:rPr>
-            </w:r>
-            <w:r>
-              <w:rPr>
-                <w:highlight w:val="none"/>
-                <w:lang w:val="nl-NL" w:bidi="nl-NL"/>
-              </w:rPr>
-            </w:r>
-            <w:r>
-              <w:rPr>
-                <w:highlight w:val="none"/>
-                <w:lang w:val="nl-NL"/>
+                <w:lang w:val="en-US"/>
               </w:rPr>
             </w:r>
             <w:r>
@@ -4072,7 +4057,7 @@
             <w:r>
               <w:rPr>
                 <w:highlight w:val="none"/>
-                <w:lang w:val="nl-NL" w:bidi="nl-NL"/>
+                <w:lang w:val="nl-NL"/>
               </w:rPr>
             </w:r>
             <w:r>
@@ -4112,7 +4097,7 @@
             <w:r>
               <w:rPr>
                 <w:highlight w:val="none"/>
-                <w:lang w:val="nl-NL" w:bidi="nl-NL"/>
+                <w:lang w:val="nl-NL"/>
               </w:rPr>
             </w:r>
             <w:r>
@@ -4152,7 +4137,7 @@
             <w:r>
               <w:rPr>
                 <w:highlight w:val="none"/>
-                <w:lang w:val="nl-NL" w:bidi="nl-NL"/>
+                <w:lang w:val="nl-NL"/>
               </w:rPr>
             </w:r>
             <w:r>
@@ -4192,7 +4177,7 @@
             <w:r>
               <w:rPr>
                 <w:highlight w:val="none"/>
-                <w:lang w:val="nl-NL" w:bidi="nl-NL"/>
+                <w:lang w:val="nl-NL"/>
               </w:rPr>
             </w:r>
             <w:r>
@@ -4232,7 +4217,7 @@
             <w:r>
               <w:rPr>
                 <w:highlight w:val="none"/>
-                <w:lang w:val="nl-NL" w:bidi="nl-NL"/>
+                <w:lang w:val="nl-NL"/>
               </w:rPr>
             </w:r>
             <w:r>
@@ -4272,7 +4257,7 @@
             <w:r>
               <w:rPr>
                 <w:highlight w:val="none"/>
-                <w:lang w:val="nl-NL" w:bidi="nl-NL"/>
+                <w:lang w:val="nl-NL"/>
               </w:rPr>
             </w:r>
             <w:r>
@@ -4312,6 +4297,13 @@
                 <w:highlight w:val="none"/>
                 <w:lang w:val="en-US"/>
               </w:rPr>
+              <w:t xml:space="preserve">20-3-2026</w:t>
+            </w:r>
+            <w:r>
+              <w:rPr>
+                <w:highlight w:val="none"/>
+                <w:lang w:val="en-US"/>
+              </w:rPr>
             </w:r>
             <w:r>
               <w:rPr>
@@ -4345,6 +4337,13 @@
                 <w:highlight w:val="none"/>
                 <w:lang w:val="en-US"/>
               </w:rPr>
+              <w:t xml:space="preserve">1:20</w:t>
+            </w:r>
+            <w:r>
+              <w:rPr>
+                <w:highlight w:val="none"/>
+                <w:lang w:val="en-US"/>
+              </w:rPr>
             </w:r>
             <w:r>
               <w:rPr>
@@ -4378,6 +4377,13 @@
                 <w:highlight w:val="none"/>
                 <w:lang w:val="en-US"/>
               </w:rPr>
+              <w:t xml:space="preserve">10:00 - 16:00</w:t>
+            </w:r>
+            <w:r>
+              <w:rPr>
+                <w:highlight w:val="none"/>
+                <w:lang w:val="en-US"/>
+              </w:rPr>
             </w:r>
             <w:r>
               <w:rPr>
@@ -4411,6 +4417,13 @@
                 <w:highlight w:val="none"/>
                 <w:lang w:val="en-US"/>
               </w:rPr>
+              <w:t xml:space="preserve">-</w:t>
+            </w:r>
+            <w:r>
+              <w:rPr>
+                <w:highlight w:val="none"/>
+                <w:lang w:val="en-US"/>
+              </w:rPr>
             </w:r>
             <w:r>
               <w:rPr>
@@ -4444,6 +4457,7 @@
                 <w:highlight w:val="none"/>
                 <w:lang w:val="en-US"/>
               </w:rPr>
+              <w:t xml:space="preserve">School</w:t>
             </w:r>
             <w:r>
               <w:rPr>
@@ -4476,6 +4490,83 @@
               <w:rPr>
                 <w:highlight w:val="none"/>
                 <w:lang w:val="en-US"/>
+              </w:rPr>
+              <w:t xml:space="preserve">Workshop </w:t>
+            </w:r>
+            <w:r>
+              <w:rPr>
+                <w:highlight w:val="none"/>
+                <w:lang w:val="en-US"/>
+              </w:rPr>
+            </w:r>
+            <w:r>
+              <w:rPr>
+                <w:highlight w:val="none"/>
+                <w:lang w:val="en-US"/>
+              </w:rPr>
+            </w:r>
+          </w:p>
+          <w:p>
+            <w:pPr>
+              <w:pBdr/>
+              <w:spacing/>
+              <w:ind/>
+              <w:jc w:val="left"/>
+              <w:rPr>
+                <w:highlight w:val="none"/>
+                <w:lang w:val="en-US"/>
+              </w:rPr>
+            </w:pPr>
+            <w:r>
+              <w:rPr>
+                <w:highlight w:val="none"/>
+                <w:lang w:val="en-US"/>
+              </w:rPr>
+            </w:r>
+            <w:r>
+              <w:rPr>
+                <w:highlight w:val="none"/>
+                <w:lang w:val="en-US"/>
+              </w:rPr>
+              <w:t xml:space="preserve">Product backlog</w:t>
+            </w:r>
+            <w:r/>
+            <w:r>
+              <w:rPr>
+                <w:highlight w:val="none"/>
+                <w:lang w:val="en-US"/>
+              </w:rPr>
+              <w:t xml:space="preserve"> verder uitgewerkt.</w:t>
+            </w:r>
+            <w:r>
+              <w:rPr>
+                <w:highlight w:val="none"/>
+                <w:lang w:val="en-US"/>
+              </w:rPr>
+            </w:r>
+          </w:p>
+          <w:p>
+            <w:pPr>
+              <w:pBdr/>
+              <w:spacing/>
+              <w:ind/>
+              <w:jc w:val="left"/>
+              <w:rPr>
+                <w:highlight w:val="none"/>
+                <w:lang w:val="en-US"/>
+              </w:rPr>
+            </w:pPr>
+            <w:r>
+              <w:rPr>
+                <w:highlight w:val="none"/>
+                <w:lang w:val="en-US" w:bidi="en-US"/>
+              </w:rPr>
+              <w:t xml:space="preserve">Ondersteund met lijndetectie code.</w:t>
+            </w:r>
+            <w:r>
+              <w:rPr>
+                <w:highlight w:val="none"/>
+                <w:lang w:val="en-US" w:bidi="en-US"/>
               </w:rPr>
             </w:r>
             <w:r>
@@ -4515,6 +4606,13 @@
                 <w:highlight w:val="none"/>
                 <w:lang w:val="en-US"/>
               </w:rPr>
+              <w:t xml:space="preserve">21-3-2026</w:t>
+            </w:r>
+            <w:r>
+              <w:rPr>
+                <w:highlight w:val="none"/>
+                <w:lang w:val="en-US"/>
+              </w:rPr>
             </w:r>
             <w:r>
               <w:rPr>
@@ -4548,6 +4646,13 @@
                 <w:highlight w:val="none"/>
                 <w:lang w:val="en-US"/>
               </w:rPr>
+              <w:t xml:space="preserve">-</w:t>
+            </w:r>
+            <w:r>
+              <w:rPr>
+                <w:highlight w:val="none"/>
+                <w:lang w:val="en-US"/>
+              </w:rPr>
             </w:r>
             <w:r>
               <w:rPr>
@@ -4581,6 +4686,13 @@
                 <w:highlight w:val="none"/>
                 <w:lang w:val="en-US"/>
               </w:rPr>
+              <w:t xml:space="preserve">15:00 - 17:00</w:t>
+            </w:r>
+            <w:r>
+              <w:rPr>
+                <w:highlight w:val="none"/>
+                <w:lang w:val="en-US"/>
+              </w:rPr>
             </w:r>
             <w:r>
               <w:rPr>
@@ -4614,6 +4726,13 @@
                 <w:highlight w:val="none"/>
                 <w:lang w:val="en-US"/>
               </w:rPr>
+              <w:t xml:space="preserve">-</w:t>
+            </w:r>
+            <w:r>
+              <w:rPr>
+                <w:highlight w:val="none"/>
+                <w:lang w:val="en-US"/>
+              </w:rPr>
             </w:r>
             <w:r>
               <w:rPr>
@@ -4647,6 +4766,13 @@
                 <w:highlight w:val="none"/>
                 <w:lang w:val="en-US"/>
               </w:rPr>
+              <w:t xml:space="preserve">Thuis </w:t>
+            </w:r>
+            <w:r>
+              <w:rPr>
+                <w:highlight w:val="none"/>
+                <w:lang w:val="en-US"/>
+              </w:rPr>
             </w:r>
             <w:r>
               <w:rPr>
@@ -4675,6 +4801,27 @@
                 <w:lang w:val="en-US"/>
               </w:rPr>
             </w:pPr>
+            <w:r>
+              <w:rPr>
+                <w:highlight w:val="none"/>
+                <w:lang w:val="en-US"/>
+              </w:rPr>
+            </w:r>
+            <w:r>
+              <w:rPr>
+                <w:highlight w:val="none"/>
+                <w:lang w:val="en-US"/>
+              </w:rPr>
+              <w:t xml:space="preserve">Product backlog</w:t>
+            </w:r>
+            <w:r/>
+            <w:r>
+              <w:rPr>
+                <w:highlight w:val="none"/>
+                <w:lang w:val="en-US"/>
+              </w:rPr>
+              <w:t xml:space="preserve"> afgerond.</w:t>
+            </w:r>
             <w:r>
               <w:rPr>
                 <w:highlight w:val="none"/>
@@ -4725,6 +4872,12 @@
                 <w:lang w:val="en-US"/>
               </w:rPr>
             </w:r>
+            <w:r>
+              <w:rPr>
+                <w:highlight w:val="none"/>
+                <w:lang w:val="en-US"/>
+              </w:rPr>
+            </w:r>
           </w:p>
         </w:tc>
         <w:tc>
@@ -4758,6 +4911,12 @@
                 <w:lang w:val="en-US"/>
               </w:rPr>
             </w:r>
+            <w:r>
+              <w:rPr>
+                <w:highlight w:val="none"/>
+                <w:lang w:val="en-US"/>
+              </w:rPr>
+            </w:r>
           </w:p>
         </w:tc>
         <w:tc>
@@ -4791,6 +4950,12 @@
                 <w:lang w:val="en-US"/>
               </w:rPr>
             </w:r>
+            <w:r>
+              <w:rPr>
+                <w:highlight w:val="none"/>
+                <w:lang w:val="en-US"/>
+              </w:rPr>
+            </w:r>
           </w:p>
         </w:tc>
         <w:tc>
@@ -4824,6 +4989,12 @@
                 <w:lang w:val="en-US"/>
               </w:rPr>
             </w:r>
+            <w:r>
+              <w:rPr>
+                <w:highlight w:val="none"/>
+                <w:lang w:val="en-US"/>
+              </w:rPr>
+            </w:r>
           </w:p>
         </w:tc>
         <w:tc>
@@ -4857,6 +5028,12 @@
                 <w:lang w:val="en-US"/>
               </w:rPr>
             </w:r>
+            <w:r>
+              <w:rPr>
+                <w:highlight w:val="none"/>
+                <w:lang w:val="en-US"/>
+              </w:rPr>
+            </w:r>
           </w:p>
         </w:tc>
         <w:tc>
@@ -4878,6 +5055,12 @@
                 <w:lang w:val="en-US"/>
               </w:rPr>
             </w:pPr>
+            <w:r>
+              <w:rPr>
+                <w:highlight w:val="none"/>
+                <w:lang w:val="en-US"/>
+              </w:rPr>
+            </w:r>
             <w:r>
               <w:rPr>
                 <w:highlight w:val="none"/>
@@ -4928,6 +5111,12 @@
                 <w:lang w:val="en-US"/>
               </w:rPr>
             </w:r>
+            <w:r>
+              <w:rPr>
+                <w:highlight w:val="none"/>
+                <w:lang w:val="en-US"/>
+              </w:rPr>
+            </w:r>
           </w:p>
         </w:tc>
         <w:tc>
@@ -4961,6 +5150,12 @@
                 <w:lang w:val="en-US"/>
               </w:rPr>
             </w:r>
+            <w:r>
+              <w:rPr>
+                <w:highlight w:val="none"/>
+                <w:lang w:val="en-US"/>
+              </w:rPr>
+            </w:r>
           </w:p>
         </w:tc>
         <w:tc>
@@ -4994,6 +5189,12 @@
                 <w:lang w:val="en-US"/>
               </w:rPr>
             </w:r>
+            <w:r>
+              <w:rPr>
+                <w:highlight w:val="none"/>
+                <w:lang w:val="en-US"/>
+              </w:rPr>
+            </w:r>
           </w:p>
         </w:tc>
         <w:tc>
@@ -5027,6 +5228,12 @@
                 <w:lang w:val="en-US"/>
               </w:rPr>
             </w:r>
+            <w:r>
+              <w:rPr>
+                <w:highlight w:val="none"/>
+                <w:lang w:val="en-US"/>
+              </w:rPr>
+            </w:r>
           </w:p>
         </w:tc>
         <w:tc>
@@ -5060,6 +5267,12 @@
                 <w:lang w:val="en-US"/>
               </w:rPr>
             </w:r>
+            <w:r>
+              <w:rPr>
+                <w:highlight w:val="none"/>
+                <w:lang w:val="en-US"/>
+              </w:rPr>
+            </w:r>
           </w:p>
         </w:tc>
         <w:tc>
@@ -5081,6 +5294,12 @@
                 <w:lang w:val="en-US"/>
               </w:rPr>
             </w:pPr>
+            <w:r>
+              <w:rPr>
+                <w:highlight w:val="none"/>
+                <w:lang w:val="en-US"/>
+              </w:rPr>
+            </w:r>
             <w:r>
               <w:rPr>
                 <w:highlight w:val="none"/>
@@ -5131,6 +5350,12 @@
                 <w:lang w:val="en-US"/>
               </w:rPr>
             </w:r>
+            <w:r>
+              <w:rPr>
+                <w:highlight w:val="none"/>
+                <w:lang w:val="en-US"/>
+              </w:rPr>
+            </w:r>
           </w:p>
         </w:tc>
         <w:tc>
@@ -5164,6 +5389,12 @@
                 <w:lang w:val="en-US"/>
               </w:rPr>
             </w:r>
+            <w:r>
+              <w:rPr>
+                <w:highlight w:val="none"/>
+                <w:lang w:val="en-US"/>
+              </w:rPr>
+            </w:r>
           </w:p>
         </w:tc>
         <w:tc>
@@ -5197,6 +5428,12 @@
                 <w:lang w:val="en-US"/>
               </w:rPr>
             </w:r>
+            <w:r>
+              <w:rPr>
+                <w:highlight w:val="none"/>
+                <w:lang w:val="en-US"/>
+              </w:rPr>
+            </w:r>
           </w:p>
         </w:tc>
         <w:tc>
@@ -5230,6 +5467,12 @@
                 <w:lang w:val="en-US"/>
               </w:rPr>
             </w:r>
+            <w:r>
+              <w:rPr>
+                <w:highlight w:val="none"/>
+                <w:lang w:val="en-US"/>
+              </w:rPr>
+            </w:r>
           </w:p>
         </w:tc>
         <w:tc>
@@ -5263,6 +5506,12 @@
                 <w:lang w:val="en-US"/>
               </w:rPr>
             </w:r>
+            <w:r>
+              <w:rPr>
+                <w:highlight w:val="none"/>
+                <w:lang w:val="en-US"/>
+              </w:rPr>
+            </w:r>
           </w:p>
         </w:tc>
         <w:tc>
@@ -5284,6 +5533,12 @@
                 <w:lang w:val="en-US"/>
               </w:rPr>
             </w:pPr>
+            <w:r>
+              <w:rPr>
+                <w:highlight w:val="none"/>
+                <w:lang w:val="en-US"/>
+              </w:rPr>
+            </w:r>
             <w:r>
               <w:rPr>
                 <w:highlight w:val="none"/>
@@ -5334,6 +5589,12 @@
                 <w:lang w:val="en-US"/>
               </w:rPr>
             </w:r>
+            <w:r>
+              <w:rPr>
+                <w:highlight w:val="none"/>
+                <w:lang w:val="en-US"/>
+              </w:rPr>
+            </w:r>
           </w:p>
         </w:tc>
         <w:tc>
@@ -5367,6 +5628,12 @@
                 <w:lang w:val="en-US"/>
               </w:rPr>
             </w:r>
+            <w:r>
+              <w:rPr>
+                <w:highlight w:val="none"/>
+                <w:lang w:val="en-US"/>
+              </w:rPr>
+            </w:r>
           </w:p>
         </w:tc>
         <w:tc>
@@ -5400,6 +5667,12 @@
                 <w:lang w:val="en-US"/>
               </w:rPr>
             </w:r>
+            <w:r>
+              <w:rPr>
+                <w:highlight w:val="none"/>
+                <w:lang w:val="en-US"/>
+              </w:rPr>
+            </w:r>
           </w:p>
         </w:tc>
         <w:tc>
@@ -5433,6 +5706,12 @@
                 <w:lang w:val="en-US"/>
               </w:rPr>
             </w:r>
+            <w:r>
+              <w:rPr>
+                <w:highlight w:val="none"/>
+                <w:lang w:val="en-US"/>
+              </w:rPr>
+            </w:r>
           </w:p>
         </w:tc>
         <w:tc>
@@ -5466,6 +5745,12 @@
                 <w:lang w:val="en-US"/>
               </w:rPr>
             </w:r>
+            <w:r>
+              <w:rPr>
+                <w:highlight w:val="none"/>
+                <w:lang w:val="en-US"/>
+              </w:rPr>
+            </w:r>
           </w:p>
         </w:tc>
         <w:tc>
@@ -5487,6 +5772,12 @@
                 <w:lang w:val="en-US"/>
               </w:rPr>
             </w:pPr>
+            <w:r>
+              <w:rPr>
+                <w:highlight w:val="none"/>
+                <w:lang w:val="en-US"/>
+              </w:rPr>
+            </w:r>
             <w:r>
               <w:rPr>
                 <w:highlight w:val="none"/>

--- a/Documentatie/logboek/Logboek Fabio.docx
+++ b/Documentatie/logboek/Logboek Fabio.docx
@@ -1716,6 +1716,12 @@
                 <w:lang w:val="nl-NL"/>
               </w:rPr>
             </w:r>
+            <w:r>
+              <w:rPr>
+                <w:highlight w:val="none"/>
+                <w:lang w:val="nl-NL"/>
+              </w:rPr>
+            </w:r>
           </w:p>
           <w:p>
             <w:pPr>
@@ -1748,7 +1754,12 @@
                 <w:lang w:val="nl-NL"/>
               </w:rPr>
             </w:r>
-            <w:r/>
+            <w:r>
+              <w:rPr>
+                <w:highlight w:val="none"/>
+                <w:lang w:val="nl-NL"/>
+              </w:rPr>
+            </w:r>
           </w:p>
         </w:tc>
       </w:tr>
@@ -3609,6 +3620,12 @@
                 <w:lang w:val="nl-NL"/>
               </w:rPr>
             </w:r>
+            <w:r>
+              <w:rPr>
+                <w:highlight w:val="none"/>
+                <w:lang w:val="nl-NL"/>
+              </w:rPr>
+            </w:r>
           </w:p>
         </w:tc>
         <w:tc>
@@ -4465,6 +4482,12 @@
                 <w:lang w:val="en-US"/>
               </w:rPr>
             </w:r>
+            <w:r>
+              <w:rPr>
+                <w:highlight w:val="none"/>
+                <w:lang w:val="en-US"/>
+              </w:rPr>
+            </w:r>
           </w:p>
         </w:tc>
         <w:tc>
@@ -4530,13 +4553,18 @@
               </w:rPr>
               <w:t xml:space="preserve">Product backlog</w:t>
             </w:r>
-            <w:r/>
             <w:r>
               <w:rPr>
                 <w:highlight w:val="none"/>
                 <w:lang w:val="en-US"/>
               </w:rPr>
               <w:t xml:space="preserve"> verder uitgewerkt.</w:t>
+            </w:r>
+            <w:r>
+              <w:rPr>
+                <w:highlight w:val="none"/>
+                <w:lang w:val="en-US"/>
+              </w:rPr>
             </w:r>
             <w:r>
               <w:rPr>
@@ -4566,7 +4594,265 @@
             <w:r>
               <w:rPr>
                 <w:highlight w:val="none"/>
-                <w:lang w:val="en-US" w:bidi="en-US"/>
+                <w:lang w:val="en-US"/>
+              </w:rPr>
+            </w:r>
+            <w:r>
+              <w:rPr>
+                <w:highlight w:val="none"/>
+                <w:lang w:val="en-US"/>
+              </w:rPr>
+            </w:r>
+          </w:p>
+        </w:tc>
+      </w:tr>
+      <w:tr>
+        <w:trPr>
+          <w:trHeight w:val="265"/>
+        </w:trPr>
+        <w:tc>
+          <w:tcPr>
+            <w:tcBorders/>
+            <w:tcW w:w="1417" w:type="dxa"/>
+            <w:vMerge w:val="restart"/>
+            <w:textDirection w:val="lrTb"/>
+            <w:noWrap w:val="false"/>
+          </w:tcPr>
+          <w:p>
+            <w:pPr>
+              <w:pBdr/>
+              <w:spacing/>
+              <w:ind/>
+              <w:jc w:val="left"/>
+              <w:rPr>
+                <w:highlight w:val="none"/>
+                <w:lang w:val="en-US"/>
+              </w:rPr>
+            </w:pPr>
+            <w:r>
+              <w:rPr>
+                <w:highlight w:val="none"/>
+                <w:lang w:val="en-US"/>
+              </w:rPr>
+              <w:t xml:space="preserve">21-3-2026</w:t>
+            </w:r>
+            <w:r>
+              <w:rPr>
+                <w:highlight w:val="none"/>
+                <w:lang w:val="en-US"/>
+              </w:rPr>
+            </w:r>
+            <w:r>
+              <w:rPr>
+                <w:highlight w:val="none"/>
+                <w:lang w:val="en-US"/>
+              </w:rPr>
+            </w:r>
+          </w:p>
+        </w:tc>
+        <w:tc>
+          <w:tcPr>
+            <w:tcBorders/>
+            <w:tcW w:w="1134" w:type="dxa"/>
+            <w:vMerge w:val="restart"/>
+            <w:textDirection w:val="lrTb"/>
+            <w:noWrap w:val="false"/>
+          </w:tcPr>
+          <w:p>
+            <w:pPr>
+              <w:pBdr/>
+              <w:spacing/>
+              <w:ind/>
+              <w:jc w:val="left"/>
+              <w:rPr>
+                <w:highlight w:val="none"/>
+                <w:lang w:val="en-US"/>
+              </w:rPr>
+            </w:pPr>
+            <w:r>
+              <w:rPr>
+                <w:highlight w:val="none"/>
+                <w:lang w:val="en-US"/>
+              </w:rPr>
+              <w:t xml:space="preserve">-</w:t>
+            </w:r>
+            <w:r>
+              <w:rPr>
+                <w:highlight w:val="none"/>
+                <w:lang w:val="en-US"/>
+              </w:rPr>
+            </w:r>
+            <w:r>
+              <w:rPr>
+                <w:highlight w:val="none"/>
+                <w:lang w:val="en-US"/>
+              </w:rPr>
+            </w:r>
+          </w:p>
+        </w:tc>
+        <w:tc>
+          <w:tcPr>
+            <w:tcBorders/>
+            <w:tcW w:w="1559" w:type="dxa"/>
+            <w:vMerge w:val="restart"/>
+            <w:textDirection w:val="lrTb"/>
+            <w:noWrap w:val="false"/>
+          </w:tcPr>
+          <w:p>
+            <w:pPr>
+              <w:pBdr/>
+              <w:spacing/>
+              <w:ind/>
+              <w:jc w:val="left"/>
+              <w:rPr>
+                <w:highlight w:val="none"/>
+                <w:lang w:val="en-US"/>
+              </w:rPr>
+            </w:pPr>
+            <w:r>
+              <w:rPr>
+                <w:highlight w:val="none"/>
+                <w:lang w:val="en-US"/>
+              </w:rPr>
+              <w:t xml:space="preserve">15:00 - 17:00</w:t>
+            </w:r>
+            <w:r>
+              <w:rPr>
+                <w:highlight w:val="none"/>
+                <w:lang w:val="en-US"/>
+              </w:rPr>
+            </w:r>
+            <w:r>
+              <w:rPr>
+                <w:highlight w:val="none"/>
+                <w:lang w:val="en-US"/>
+              </w:rPr>
+            </w:r>
+          </w:p>
+        </w:tc>
+        <w:tc>
+          <w:tcPr>
+            <w:tcBorders/>
+            <w:tcW w:w="1417" w:type="dxa"/>
+            <w:vMerge w:val="restart"/>
+            <w:textDirection w:val="lrTb"/>
+            <w:noWrap w:val="false"/>
+          </w:tcPr>
+          <w:p>
+            <w:pPr>
+              <w:pBdr/>
+              <w:spacing/>
+              <w:ind/>
+              <w:jc w:val="left"/>
+              <w:rPr>
+                <w:highlight w:val="none"/>
+                <w:lang w:val="en-US"/>
+              </w:rPr>
+            </w:pPr>
+            <w:r>
+              <w:rPr>
+                <w:highlight w:val="none"/>
+                <w:lang w:val="en-US"/>
+              </w:rPr>
+              <w:t xml:space="preserve">-</w:t>
+            </w:r>
+            <w:r>
+              <w:rPr>
+                <w:highlight w:val="none"/>
+                <w:lang w:val="en-US"/>
+              </w:rPr>
+            </w:r>
+            <w:r>
+              <w:rPr>
+                <w:highlight w:val="none"/>
+                <w:lang w:val="en-US"/>
+              </w:rPr>
+            </w:r>
+          </w:p>
+        </w:tc>
+        <w:tc>
+          <w:tcPr>
+            <w:tcBorders/>
+            <w:tcW w:w="2126" w:type="dxa"/>
+            <w:vMerge w:val="restart"/>
+            <w:textDirection w:val="lrTb"/>
+            <w:noWrap w:val="false"/>
+          </w:tcPr>
+          <w:p>
+            <w:pPr>
+              <w:pBdr/>
+              <w:spacing/>
+              <w:ind/>
+              <w:jc w:val="left"/>
+              <w:rPr>
+                <w:highlight w:val="none"/>
+                <w:lang w:val="en-US"/>
+              </w:rPr>
+            </w:pPr>
+            <w:r>
+              <w:rPr>
+                <w:highlight w:val="none"/>
+                <w:lang w:val="en-US"/>
+              </w:rPr>
+              <w:t xml:space="preserve">Thuis </w:t>
+            </w:r>
+            <w:r>
+              <w:rPr>
+                <w:highlight w:val="none"/>
+                <w:lang w:val="en-US"/>
+              </w:rPr>
+            </w:r>
+            <w:r>
+              <w:rPr>
+                <w:highlight w:val="none"/>
+                <w:lang w:val="en-US"/>
+              </w:rPr>
+            </w:r>
+          </w:p>
+        </w:tc>
+        <w:tc>
+          <w:tcPr>
+            <w:tcBorders/>
+            <w:tcW w:w="3827" w:type="dxa"/>
+            <w:vMerge w:val="restart"/>
+            <w:textDirection w:val="lrTb"/>
+            <w:noWrap w:val="false"/>
+          </w:tcPr>
+          <w:p>
+            <w:pPr>
+              <w:pBdr/>
+              <w:spacing/>
+              <w:ind/>
+              <w:jc w:val="left"/>
+              <w:rPr>
+                <w:highlight w:val="none"/>
+                <w:lang w:val="en-US"/>
+              </w:rPr>
+            </w:pPr>
+            <w:r>
+              <w:rPr>
+                <w:highlight w:val="none"/>
+                <w:lang w:val="en-US"/>
+              </w:rPr>
+            </w:r>
+            <w:r>
+              <w:rPr>
+                <w:highlight w:val="none"/>
+                <w:lang w:val="en-US"/>
+              </w:rPr>
+              <w:t xml:space="preserve">Product backlog</w:t>
+            </w:r>
+            <w:r>
+              <w:rPr>
+                <w:highlight w:val="none"/>
+                <w:lang w:val="en-US"/>
+              </w:rPr>
+              <w:t xml:space="preserve"> afgerond.</w:t>
+            </w:r>
+            <w:r>
+              <w:rPr>
+                <w:highlight w:val="none"/>
+                <w:lang w:val="en-US"/>
               </w:rPr>
             </w:r>
             <w:r>
@@ -4606,7 +4892,7 @@
                 <w:highlight w:val="none"/>
                 <w:lang w:val="en-US"/>
               </w:rPr>
-              <w:t xml:space="preserve">21-3-2026</w:t>
+              <w:t xml:space="preserve">24-3-2026</w:t>
             </w:r>
             <w:r>
               <w:rPr>
@@ -4646,13 +4932,7 @@
                 <w:highlight w:val="none"/>
                 <w:lang w:val="en-US"/>
               </w:rPr>
-              <w:t xml:space="preserve">-</w:t>
-            </w:r>
-            <w:r>
-              <w:rPr>
-                <w:highlight w:val="none"/>
-                <w:lang w:val="en-US"/>
-              </w:rPr>
+              <w:t xml:space="preserve">1:20</w:t>
             </w:r>
             <w:r>
               <w:rPr>
@@ -4686,13 +4966,7 @@
                 <w:highlight w:val="none"/>
                 <w:lang w:val="en-US"/>
               </w:rPr>
-              <w:t xml:space="preserve">15:00 - 17:00</w:t>
-            </w:r>
-            <w:r>
-              <w:rPr>
-                <w:highlight w:val="none"/>
-                <w:lang w:val="en-US"/>
-              </w:rPr>
+              <w:t xml:space="preserve">-</w:t>
             </w:r>
             <w:r>
               <w:rPr>
@@ -4766,7 +5040,7 @@
                 <w:highlight w:val="none"/>
                 <w:lang w:val="en-US"/>
               </w:rPr>
-              <w:t xml:space="preserve">Thuis </w:t>
+              <w:t xml:space="preserve">School </w:t>
             </w:r>
             <w:r>
               <w:rPr>
@@ -4806,21 +5080,7 @@
                 <w:highlight w:val="none"/>
                 <w:lang w:val="en-US"/>
               </w:rPr>
-            </w:r>
-            <w:r>
-              <w:rPr>
-                <w:highlight w:val="none"/>
-                <w:lang w:val="en-US"/>
-              </w:rPr>
-              <w:t xml:space="preserve">Product backlog</w:t>
-            </w:r>
-            <w:r/>
-            <w:r>
-              <w:rPr>
-                <w:highlight w:val="none"/>
-                <w:lang w:val="en-US"/>
-              </w:rPr>
-              <w:t xml:space="preserve"> afgerond.</w:t>
+              <w:t xml:space="preserve">Merel’s laptop mishandelt.</w:t>
             </w:r>
             <w:r>
               <w:rPr>
@@ -4865,6 +5125,7 @@
                 <w:highlight w:val="none"/>
                 <w:lang w:val="en-US"/>
               </w:rPr>
+              <w:t xml:space="preserve">26-3-2026</w:t>
             </w:r>
             <w:r>
               <w:rPr>
@@ -4904,6 +5165,31 @@
                 <w:highlight w:val="none"/>
                 <w:lang w:val="en-US"/>
               </w:rPr>
+              <w:t xml:space="preserve">1:20</w:t>
+            </w:r>
+            <w:r>
+              <w:rPr>
+                <w:highlight w:val="none"/>
+                <w:lang w:val="en-US"/>
+              </w:rPr>
+            </w:r>
+            <w:r>
+              <w:rPr>
+                <w:highlight w:val="none"/>
+                <w:lang w:val="en-US"/>
+              </w:rPr>
+            </w:r>
+            <w:r>
+              <w:rPr>
+                <w:highlight w:val="none"/>
+                <w:lang w:val="en-US"/>
+              </w:rPr>
+            </w:r>
+            <w:r>
+              <w:rPr>
+                <w:highlight w:val="none"/>
+                <w:lang w:val="en-US"/>
+              </w:rPr>
             </w:r>
             <w:r>
               <w:rPr>
@@ -4943,12 +5229,7 @@
                 <w:highlight w:val="none"/>
                 <w:lang w:val="en-US"/>
               </w:rPr>
-            </w:r>
-            <w:r>
-              <w:rPr>
-                <w:highlight w:val="none"/>
-                <w:lang w:val="en-US"/>
-              </w:rPr>
+              <w:t xml:space="preserve">10:00 - 17:00</w:t>
             </w:r>
             <w:r>
               <w:rPr>
@@ -4982,6 +5263,7 @@
                 <w:highlight w:val="none"/>
                 <w:lang w:val="en-US"/>
               </w:rPr>
+              <w:t xml:space="preserve">-</w:t>
             </w:r>
             <w:r>
               <w:rPr>
@@ -5021,6 +5303,7 @@
                 <w:highlight w:val="none"/>
                 <w:lang w:val="en-US"/>
               </w:rPr>
+              <w:t xml:space="preserve">School </w:t>
             </w:r>
             <w:r>
               <w:rPr>
@@ -5060,6 +5343,7 @@
                 <w:highlight w:val="none"/>
                 <w:lang w:val="en-US"/>
               </w:rPr>
+              <w:t xml:space="preserve">Verder aan onderzoek gewerkt</w:t>
             </w:r>
             <w:r>
               <w:rPr>
@@ -5104,6 +5388,7 @@
                 <w:highlight w:val="none"/>
                 <w:lang w:val="en-US"/>
               </w:rPr>
+              <w:t xml:space="preserve">27-3-2026</w:t>
             </w:r>
             <w:r>
               <w:rPr>
@@ -5143,6 +5428,7 @@
                 <w:highlight w:val="none"/>
                 <w:lang w:val="en-US"/>
               </w:rPr>
+              <w:t xml:space="preserve">1:20</w:t>
             </w:r>
             <w:r>
               <w:rPr>
@@ -5182,6 +5468,7 @@
                 <w:highlight w:val="none"/>
                 <w:lang w:val="en-US"/>
               </w:rPr>
+              <w:t xml:space="preserve">10:00 - </w:t>
             </w:r>
             <w:r>
               <w:rPr>
@@ -5221,6 +5508,7 @@
                 <w:highlight w:val="none"/>
                 <w:lang w:val="en-US"/>
               </w:rPr>
+              <w:t xml:space="preserve">-</w:t>
             </w:r>
             <w:r>
               <w:rPr>
@@ -5260,6 +5548,7 @@
                 <w:highlight w:val="none"/>
                 <w:lang w:val="en-US"/>
               </w:rPr>
+              <w:t xml:space="preserve">School </w:t>
             </w:r>
             <w:r>
               <w:rPr>
@@ -5299,245 +5588,7 @@
                 <w:highlight w:val="none"/>
                 <w:lang w:val="en-US"/>
               </w:rPr>
-            </w:r>
-            <w:r>
-              <w:rPr>
-                <w:highlight w:val="none"/>
-                <w:lang w:val="en-US"/>
-              </w:rPr>
-            </w:r>
-            <w:r>
-              <w:rPr>
-                <w:highlight w:val="none"/>
-                <w:lang w:val="en-US"/>
-              </w:rPr>
-            </w:r>
-          </w:p>
-        </w:tc>
-      </w:tr>
-      <w:tr>
-        <w:trPr>
-          <w:trHeight w:val="186"/>
-        </w:trPr>
-        <w:tc>
-          <w:tcPr>
-            <w:tcBorders/>
-            <w:tcW w:w="1417" w:type="dxa"/>
-            <w:vMerge w:val="restart"/>
-            <w:textDirection w:val="lrTb"/>
-            <w:noWrap w:val="false"/>
-          </w:tcPr>
-          <w:p>
-            <w:pPr>
-              <w:pBdr/>
-              <w:spacing/>
-              <w:ind/>
-              <w:jc w:val="left"/>
-              <w:rPr>
-                <w:highlight w:val="none"/>
-                <w:lang w:val="en-US"/>
-              </w:rPr>
-            </w:pPr>
-            <w:r>
-              <w:rPr>
-                <w:highlight w:val="none"/>
-                <w:lang w:val="en-US"/>
-              </w:rPr>
-            </w:r>
-            <w:r>
-              <w:rPr>
-                <w:highlight w:val="none"/>
-                <w:lang w:val="en-US"/>
-              </w:rPr>
-            </w:r>
-            <w:r>
-              <w:rPr>
-                <w:highlight w:val="none"/>
-                <w:lang w:val="en-US"/>
-              </w:rPr>
-            </w:r>
-          </w:p>
-        </w:tc>
-        <w:tc>
-          <w:tcPr>
-            <w:tcBorders/>
-            <w:tcW w:w="1134" w:type="dxa"/>
-            <w:vMerge w:val="restart"/>
-            <w:textDirection w:val="lrTb"/>
-            <w:noWrap w:val="false"/>
-          </w:tcPr>
-          <w:p>
-            <w:pPr>
-              <w:pBdr/>
-              <w:spacing/>
-              <w:ind/>
-              <w:jc w:val="left"/>
-              <w:rPr>
-                <w:highlight w:val="none"/>
-                <w:lang w:val="en-US"/>
-              </w:rPr>
-            </w:pPr>
-            <w:r>
-              <w:rPr>
-                <w:highlight w:val="none"/>
-                <w:lang w:val="en-US"/>
-              </w:rPr>
-            </w:r>
-            <w:r>
-              <w:rPr>
-                <w:highlight w:val="none"/>
-                <w:lang w:val="en-US"/>
-              </w:rPr>
-            </w:r>
-            <w:r>
-              <w:rPr>
-                <w:highlight w:val="none"/>
-                <w:lang w:val="en-US"/>
-              </w:rPr>
-            </w:r>
-          </w:p>
-        </w:tc>
-        <w:tc>
-          <w:tcPr>
-            <w:tcBorders/>
-            <w:tcW w:w="1559" w:type="dxa"/>
-            <w:vMerge w:val="restart"/>
-            <w:textDirection w:val="lrTb"/>
-            <w:noWrap w:val="false"/>
-          </w:tcPr>
-          <w:p>
-            <w:pPr>
-              <w:pBdr/>
-              <w:spacing/>
-              <w:ind/>
-              <w:jc w:val="left"/>
-              <w:rPr>
-                <w:highlight w:val="none"/>
-                <w:lang w:val="en-US"/>
-              </w:rPr>
-            </w:pPr>
-            <w:r>
-              <w:rPr>
-                <w:highlight w:val="none"/>
-                <w:lang w:val="en-US"/>
-              </w:rPr>
-            </w:r>
-            <w:r>
-              <w:rPr>
-                <w:highlight w:val="none"/>
-                <w:lang w:val="en-US"/>
-              </w:rPr>
-            </w:r>
-            <w:r>
-              <w:rPr>
-                <w:highlight w:val="none"/>
-                <w:lang w:val="en-US"/>
-              </w:rPr>
-            </w:r>
-          </w:p>
-        </w:tc>
-        <w:tc>
-          <w:tcPr>
-            <w:tcBorders/>
-            <w:tcW w:w="1417" w:type="dxa"/>
-            <w:vMerge w:val="restart"/>
-            <w:textDirection w:val="lrTb"/>
-            <w:noWrap w:val="false"/>
-          </w:tcPr>
-          <w:p>
-            <w:pPr>
-              <w:pBdr/>
-              <w:spacing/>
-              <w:ind/>
-              <w:jc w:val="left"/>
-              <w:rPr>
-                <w:highlight w:val="none"/>
-                <w:lang w:val="en-US"/>
-              </w:rPr>
-            </w:pPr>
-            <w:r>
-              <w:rPr>
-                <w:highlight w:val="none"/>
-                <w:lang w:val="en-US"/>
-              </w:rPr>
-            </w:r>
-            <w:r>
-              <w:rPr>
-                <w:highlight w:val="none"/>
-                <w:lang w:val="en-US"/>
-              </w:rPr>
-            </w:r>
-            <w:r>
-              <w:rPr>
-                <w:highlight w:val="none"/>
-                <w:lang w:val="en-US"/>
-              </w:rPr>
-            </w:r>
-          </w:p>
-        </w:tc>
-        <w:tc>
-          <w:tcPr>
-            <w:tcBorders/>
-            <w:tcW w:w="2126" w:type="dxa"/>
-            <w:vMerge w:val="restart"/>
-            <w:textDirection w:val="lrTb"/>
-            <w:noWrap w:val="false"/>
-          </w:tcPr>
-          <w:p>
-            <w:pPr>
-              <w:pBdr/>
-              <w:spacing/>
-              <w:ind/>
-              <w:jc w:val="left"/>
-              <w:rPr>
-                <w:highlight w:val="none"/>
-                <w:lang w:val="en-US"/>
-              </w:rPr>
-            </w:pPr>
-            <w:r>
-              <w:rPr>
-                <w:highlight w:val="none"/>
-                <w:lang w:val="en-US"/>
-              </w:rPr>
-            </w:r>
-            <w:r>
-              <w:rPr>
-                <w:highlight w:val="none"/>
-                <w:lang w:val="en-US"/>
-              </w:rPr>
-            </w:r>
-            <w:r>
-              <w:rPr>
-                <w:highlight w:val="none"/>
-                <w:lang w:val="en-US"/>
-              </w:rPr>
-            </w:r>
-          </w:p>
-        </w:tc>
-        <w:tc>
-          <w:tcPr>
-            <w:tcBorders/>
-            <w:tcW w:w="3827" w:type="dxa"/>
-            <w:vMerge w:val="restart"/>
-            <w:textDirection w:val="lrTb"/>
-            <w:noWrap w:val="false"/>
-          </w:tcPr>
-          <w:p>
-            <w:pPr>
-              <w:pBdr/>
-              <w:spacing/>
-              <w:ind/>
-              <w:jc w:val="left"/>
-              <w:rPr>
-                <w:highlight w:val="none"/>
-                <w:lang w:val="en-US"/>
-              </w:rPr>
-            </w:pPr>
-            <w:r>
-              <w:rPr>
-                <w:highlight w:val="none"/>
-                <w:lang w:val="en-US"/>
-              </w:rPr>
+              <w:t xml:space="preserve">Workshop onderzoek gevolgd.</w:t>
             </w:r>
             <w:r>
               <w:rPr>

--- a/Documentatie/logboek/Logboek Fabio.docx
+++ b/Documentatie/logboek/Logboek Fabio.docx
@@ -60,61 +60,33 @@
           <w:lang w:val="nl-NL"/>
         </w:rPr>
       </w:r>
-      <w:r>
+    </w:p>
+    <w:p>
+      <w:pPr>
+        <w:pBdr/>
+        <w:spacing/>
+        <w:ind/>
+        <w:jc w:val="center"/>
         <w:rPr>
           <w:highlight w:val="none"/>
           <w:lang w:val="nl-NL"/>
         </w:rPr>
-      </w:r>
-    </w:p>
-    <w:p>
-      <w:pPr>
-        <w:pBdr/>
-        <w:spacing/>
-        <w:ind/>
-        <w:jc w:val="center"/>
-        <w:rPr>
-          <w:lang w:val="nl-NL"/>
-        </w:rPr>
       </w:pPr>
       <w:r>
         <w:rPr>
+          <w:highlight w:val="none"/>
           <w:lang w:val="nl-NL" w:bidi="nl-NL"/>
         </w:rPr>
       </w:r>
       <w:r>
         <w:rPr>
-          <w:lang w:val="nl-NL"/>
-        </w:rPr>
-      </w:r>
-      <w:r>
-        <w:rPr>
-          <w:lang w:val="nl-NL"/>
-        </w:rPr>
-      </w:r>
-    </w:p>
-    <w:p>
-      <w:pPr>
-        <w:pBdr/>
-        <w:spacing/>
-        <w:ind/>
-        <w:jc w:val="center"/>
-        <w:rPr>
-          <w:lang w:val="nl-NL"/>
-        </w:rPr>
-      </w:pPr>
-      <w:r>
-        <w:rPr>
+          <w:highlight w:val="none"/>
           <w:lang w:val="nl-NL" w:bidi="nl-NL"/>
         </w:rPr>
       </w:r>
       <w:r>
         <w:rPr>
-          <w:lang w:val="nl-NL"/>
-        </w:rPr>
-      </w:r>
-      <w:r>
-        <w:rPr>
+          <w:highlight w:val="none"/>
           <w:lang w:val="nl-NL"/>
         </w:rPr>
       </w:r>
@@ -4940,6 +4912,12 @@
                 <w:lang w:val="en-US"/>
               </w:rPr>
             </w:r>
+            <w:r>
+              <w:rPr>
+                <w:highlight w:val="none"/>
+                <w:lang w:val="en-US"/>
+              </w:rPr>
+            </w:r>
           </w:p>
         </w:tc>
         <w:tc>
@@ -4967,6 +4945,12 @@
                 <w:lang w:val="en-US"/>
               </w:rPr>
               <w:t xml:space="preserve">-</w:t>
+            </w:r>
+            <w:r>
+              <w:rPr>
+                <w:highlight w:val="none"/>
+                <w:lang w:val="en-US"/>
+              </w:rPr>
             </w:r>
             <w:r>
               <w:rPr>
@@ -5179,30 +5163,6 @@
                 <w:lang w:val="en-US"/>
               </w:rPr>
             </w:r>
-            <w:r>
-              <w:rPr>
-                <w:highlight w:val="none"/>
-                <w:lang w:val="en-US"/>
-              </w:rPr>
-            </w:r>
-            <w:r>
-              <w:rPr>
-                <w:highlight w:val="none"/>
-                <w:lang w:val="en-US"/>
-              </w:rPr>
-            </w:r>
-            <w:r>
-              <w:rPr>
-                <w:highlight w:val="none"/>
-                <w:lang w:val="en-US"/>
-              </w:rPr>
-            </w:r>
-            <w:r>
-              <w:rPr>
-                <w:highlight w:val="none"/>
-                <w:lang w:val="en-US"/>
-              </w:rPr>
-            </w:r>
           </w:p>
         </w:tc>
         <w:tc>
@@ -5230,6 +5190,12 @@
                 <w:lang w:val="en-US"/>
               </w:rPr>
               <w:t xml:space="preserve">10:00 - 17:00</w:t>
+            </w:r>
+            <w:r>
+              <w:rPr>
+                <w:highlight w:val="none"/>
+                <w:lang w:val="en-US"/>
+              </w:rPr>
             </w:r>
             <w:r>
               <w:rPr>
@@ -5468,7 +5434,7 @@
                 <w:highlight w:val="none"/>
                 <w:lang w:val="en-US"/>
               </w:rPr>
-              <w:t xml:space="preserve">10:00 - </w:t>
+              <w:t xml:space="preserve">10:00 - 16:00</w:t>
             </w:r>
             <w:r>
               <w:rPr>
@@ -5633,6 +5599,7 @@
                 <w:highlight w:val="none"/>
                 <w:lang w:val="en-US"/>
               </w:rPr>
+              <w:t xml:space="preserve">2-4-2026</w:t>
             </w:r>
             <w:r>
               <w:rPr>
@@ -5672,6 +5639,7 @@
                 <w:highlight w:val="none"/>
                 <w:lang w:val="en-US"/>
               </w:rPr>
+              <w:t xml:space="preserve">3:40</w:t>
             </w:r>
             <w:r>
               <w:rPr>
@@ -5711,6 +5679,7 @@
                 <w:highlight w:val="none"/>
                 <w:lang w:val="en-US"/>
               </w:rPr>
+              <w:t xml:space="preserve">9:10 - 14:00</w:t>
             </w:r>
             <w:r>
               <w:rPr>
@@ -5750,6 +5719,7 @@
                 <w:highlight w:val="none"/>
                 <w:lang w:val="en-US"/>
               </w:rPr>
+              <w:t xml:space="preserve">-</w:t>
             </w:r>
             <w:r>
               <w:rPr>
@@ -5781,25 +5751,26 @@
               <w:jc w:val="left"/>
               <w:rPr>
                 <w:highlight w:val="none"/>
-                <w:lang w:val="en-US"/>
+                <w:lang w:val="nl-NL"/>
               </w:rPr>
             </w:pPr>
             <w:r>
               <w:rPr>
                 <w:highlight w:val="none"/>
-                <w:lang w:val="en-US"/>
-              </w:rPr>
-            </w:r>
-            <w:r>
-              <w:rPr>
-                <w:highlight w:val="none"/>
-                <w:lang w:val="en-US"/>
-              </w:rPr>
-            </w:r>
-            <w:r>
-              <w:rPr>
-                <w:highlight w:val="none"/>
-                <w:lang w:val="en-US"/>
+                <w:lang w:val="nl-NL"/>
+              </w:rPr>
+              <w:t xml:space="preserve">RDW Testcentrum</w:t>
+            </w:r>
+            <w:r>
+              <w:rPr>
+                <w:highlight w:val="none"/>
+                <w:lang w:val="nl-NL"/>
+              </w:rPr>
+            </w:r>
+            <w:r>
+              <w:rPr>
+                <w:highlight w:val="none"/>
+                <w:lang w:val="nl-NL"/>
               </w:rPr>
             </w:r>
           </w:p>
@@ -5828,7 +5799,1276 @@
                 <w:highlight w:val="none"/>
                 <w:lang w:val="en-US"/>
               </w:rPr>
-            </w:r>
+              <w:t xml:space="preserve">Data verzamelt voor navigatie.</w:t>
+            </w:r>
+            <w:r>
+              <w:rPr>
+                <w:highlight w:val="none"/>
+                <w:lang w:val="en-US"/>
+              </w:rPr>
+            </w:r>
+          </w:p>
+          <w:p>
+            <w:pPr>
+              <w:pBdr/>
+              <w:spacing/>
+              <w:ind/>
+              <w:jc w:val="left"/>
+              <w:rPr>
+                <w:highlight w:val="none"/>
+                <w:lang w:val="en-US"/>
+              </w:rPr>
+            </w:pPr>
+            <w:r>
+              <w:rPr>
+                <w:highlight w:val="none"/>
+                <w:lang w:val="en-US"/>
+              </w:rPr>
+              <w:t xml:space="preserve">Data verzamelt voor object detectie.</w:t>
+            </w:r>
+            <w:r>
+              <w:rPr>
+                <w:highlight w:val="none"/>
+                <w:lang w:val="en-US"/>
+              </w:rPr>
+            </w:r>
+            <w:r>
+              <w:rPr>
+                <w:highlight w:val="none"/>
+                <w:lang w:val="en-US"/>
+              </w:rPr>
+            </w:r>
+          </w:p>
+          <w:p>
+            <w:pPr>
+              <w:pBdr/>
+              <w:spacing/>
+              <w:ind/>
+              <w:jc w:val="left"/>
+              <w:rPr>
+                <w:highlight w:val="none"/>
+                <w:lang w:val="en-US"/>
+              </w:rPr>
+            </w:pPr>
+            <w:r>
+              <w:rPr>
+                <w:highlight w:val="none"/>
+                <w:lang w:val="en-US" w:bidi="en-US"/>
+              </w:rPr>
+              <w:t xml:space="preserve">1ste test autonoom rijden.</w:t>
+            </w:r>
+            <w:r>
+              <w:rPr>
+                <w:highlight w:val="none"/>
+                <w:lang w:val="en-US"/>
+              </w:rPr>
+            </w:r>
+          </w:p>
+        </w:tc>
+      </w:tr>
+      <w:tr>
+        <w:trPr>
+          <w:trHeight w:val="186"/>
+        </w:trPr>
+        <w:tc>
+          <w:tcPr>
+            <w:tcBorders/>
+            <w:tcW w:w="1417" w:type="dxa"/>
+            <w:vMerge w:val="restart"/>
+            <w:textDirection w:val="lrTb"/>
+            <w:noWrap w:val="false"/>
+          </w:tcPr>
+          <w:p>
+            <w:pPr>
+              <w:pBdr/>
+              <w:spacing/>
+              <w:ind/>
+              <w:jc w:val="left"/>
+              <w:rPr>
+                <w:highlight w:val="none"/>
+                <w:lang w:val="en-US"/>
+              </w:rPr>
+            </w:pPr>
+            <w:r>
+              <w:rPr>
+                <w:highlight w:val="none"/>
+                <w:lang w:val="en-US"/>
+              </w:rPr>
+            </w:r>
+            <w:r>
+              <w:rPr>
+                <w:highlight w:val="none"/>
+                <w:lang w:val="en-US"/>
+              </w:rPr>
+            </w:r>
+          </w:p>
+        </w:tc>
+        <w:tc>
+          <w:tcPr>
+            <w:tcBorders/>
+            <w:tcW w:w="1134" w:type="dxa"/>
+            <w:vMerge w:val="restart"/>
+            <w:textDirection w:val="lrTb"/>
+            <w:noWrap w:val="false"/>
+          </w:tcPr>
+          <w:p>
+            <w:pPr>
+              <w:pBdr/>
+              <w:spacing/>
+              <w:ind/>
+              <w:jc w:val="left"/>
+              <w:rPr>
+                <w:highlight w:val="none"/>
+                <w:lang w:val="en-US"/>
+              </w:rPr>
+            </w:pPr>
+            <w:r>
+              <w:rPr>
+                <w:highlight w:val="none"/>
+                <w:lang w:val="en-US"/>
+              </w:rPr>
+            </w:r>
+            <w:r>
+              <w:rPr>
+                <w:highlight w:val="none"/>
+                <w:lang w:val="en-US"/>
+              </w:rPr>
+            </w:r>
+          </w:p>
+        </w:tc>
+        <w:tc>
+          <w:tcPr>
+            <w:tcBorders/>
+            <w:tcW w:w="1559" w:type="dxa"/>
+            <w:vMerge w:val="restart"/>
+            <w:textDirection w:val="lrTb"/>
+            <w:noWrap w:val="false"/>
+          </w:tcPr>
+          <w:p>
+            <w:pPr>
+              <w:pBdr/>
+              <w:spacing/>
+              <w:ind/>
+              <w:jc w:val="left"/>
+              <w:rPr>
+                <w:highlight w:val="none"/>
+                <w:lang w:val="en-US"/>
+              </w:rPr>
+            </w:pPr>
+            <w:r>
+              <w:rPr>
+                <w:highlight w:val="none"/>
+                <w:lang w:val="en-US"/>
+              </w:rPr>
+            </w:r>
+            <w:r>
+              <w:rPr>
+                <w:highlight w:val="none"/>
+                <w:lang w:val="en-US"/>
+              </w:rPr>
+            </w:r>
+          </w:p>
+        </w:tc>
+        <w:tc>
+          <w:tcPr>
+            <w:tcBorders/>
+            <w:tcW w:w="1417" w:type="dxa"/>
+            <w:vMerge w:val="restart"/>
+            <w:textDirection w:val="lrTb"/>
+            <w:noWrap w:val="false"/>
+          </w:tcPr>
+          <w:p>
+            <w:pPr>
+              <w:pBdr/>
+              <w:spacing/>
+              <w:ind/>
+              <w:jc w:val="left"/>
+              <w:rPr>
+                <w:highlight w:val="none"/>
+                <w:lang w:val="en-US"/>
+              </w:rPr>
+            </w:pPr>
+            <w:r>
+              <w:rPr>
+                <w:highlight w:val="none"/>
+                <w:lang w:val="en-US"/>
+              </w:rPr>
+            </w:r>
+            <w:r>
+              <w:rPr>
+                <w:highlight w:val="none"/>
+                <w:lang w:val="en-US"/>
+              </w:rPr>
+            </w:r>
+          </w:p>
+        </w:tc>
+        <w:tc>
+          <w:tcPr>
+            <w:tcBorders/>
+            <w:tcW w:w="2126" w:type="dxa"/>
+            <w:vMerge w:val="restart"/>
+            <w:textDirection w:val="lrTb"/>
+            <w:noWrap w:val="false"/>
+          </w:tcPr>
+          <w:p>
+            <w:pPr>
+              <w:pBdr/>
+              <w:spacing/>
+              <w:ind/>
+              <w:jc w:val="left"/>
+              <w:rPr>
+                <w:highlight w:val="none"/>
+                <w:lang w:val="nl-NL"/>
+              </w:rPr>
+            </w:pPr>
+            <w:r>
+              <w:rPr>
+                <w:highlight w:val="none"/>
+                <w:lang w:val="nl-NL"/>
+              </w:rPr>
+            </w:r>
+            <w:r>
+              <w:rPr>
+                <w:highlight w:val="none"/>
+                <w:lang w:val="nl-NL"/>
+              </w:rPr>
+            </w:r>
+          </w:p>
+        </w:tc>
+        <w:tc>
+          <w:tcPr>
+            <w:tcBorders/>
+            <w:tcW w:w="3827" w:type="dxa"/>
+            <w:vMerge w:val="restart"/>
+            <w:textDirection w:val="lrTb"/>
+            <w:noWrap w:val="false"/>
+          </w:tcPr>
+          <w:p>
+            <w:pPr>
+              <w:pBdr/>
+              <w:spacing/>
+              <w:ind/>
+              <w:jc w:val="left"/>
+              <w:rPr>
+                <w:highlight w:val="none"/>
+                <w:lang w:val="en-US"/>
+              </w:rPr>
+            </w:pPr>
+            <w:r>
+              <w:rPr>
+                <w:highlight w:val="none"/>
+                <w:lang w:val="en-US"/>
+              </w:rPr>
+            </w:r>
+            <w:r>
+              <w:rPr>
+                <w:highlight w:val="none"/>
+                <w:lang w:val="en-US"/>
+              </w:rPr>
+            </w:r>
+          </w:p>
+        </w:tc>
+      </w:tr>
+      <w:tr>
+        <w:trPr>
+          <w:trHeight w:val="186"/>
+        </w:trPr>
+        <w:tc>
+          <w:tcPr>
+            <w:tcBorders/>
+            <w:tcW w:w="1417" w:type="dxa"/>
+            <w:vMerge w:val="restart"/>
+            <w:textDirection w:val="lrTb"/>
+            <w:noWrap w:val="false"/>
+          </w:tcPr>
+          <w:p>
+            <w:pPr>
+              <w:pBdr/>
+              <w:spacing/>
+              <w:ind/>
+              <w:jc w:val="left"/>
+              <w:rPr>
+                <w:highlight w:val="none"/>
+                <w:lang w:val="en-US"/>
+              </w:rPr>
+            </w:pPr>
+            <w:r>
+              <w:rPr>
+                <w:highlight w:val="none"/>
+                <w:lang w:val="en-US"/>
+              </w:rPr>
+            </w:r>
+            <w:r>
+              <w:rPr>
+                <w:highlight w:val="none"/>
+                <w:lang w:val="en-US"/>
+              </w:rPr>
+            </w:r>
+          </w:p>
+        </w:tc>
+        <w:tc>
+          <w:tcPr>
+            <w:tcBorders/>
+            <w:tcW w:w="1134" w:type="dxa"/>
+            <w:vMerge w:val="restart"/>
+            <w:textDirection w:val="lrTb"/>
+            <w:noWrap w:val="false"/>
+          </w:tcPr>
+          <w:p>
+            <w:pPr>
+              <w:pBdr/>
+              <w:spacing/>
+              <w:ind/>
+              <w:jc w:val="left"/>
+              <w:rPr>
+                <w:highlight w:val="none"/>
+                <w:lang w:val="en-US"/>
+              </w:rPr>
+            </w:pPr>
+            <w:r>
+              <w:rPr>
+                <w:highlight w:val="none"/>
+                <w:lang w:val="en-US"/>
+              </w:rPr>
+            </w:r>
+            <w:r>
+              <w:rPr>
+                <w:highlight w:val="none"/>
+                <w:lang w:val="en-US"/>
+              </w:rPr>
+            </w:r>
+          </w:p>
+        </w:tc>
+        <w:tc>
+          <w:tcPr>
+            <w:tcBorders/>
+            <w:tcW w:w="1559" w:type="dxa"/>
+            <w:vMerge w:val="restart"/>
+            <w:textDirection w:val="lrTb"/>
+            <w:noWrap w:val="false"/>
+          </w:tcPr>
+          <w:p>
+            <w:pPr>
+              <w:pBdr/>
+              <w:spacing/>
+              <w:ind/>
+              <w:jc w:val="left"/>
+              <w:rPr>
+                <w:highlight w:val="none"/>
+                <w:lang w:val="en-US"/>
+              </w:rPr>
+            </w:pPr>
+            <w:r>
+              <w:rPr>
+                <w:highlight w:val="none"/>
+                <w:lang w:val="en-US"/>
+              </w:rPr>
+            </w:r>
+            <w:r>
+              <w:rPr>
+                <w:highlight w:val="none"/>
+                <w:lang w:val="en-US"/>
+              </w:rPr>
+            </w:r>
+          </w:p>
+        </w:tc>
+        <w:tc>
+          <w:tcPr>
+            <w:tcBorders/>
+            <w:tcW w:w="1417" w:type="dxa"/>
+            <w:vMerge w:val="restart"/>
+            <w:textDirection w:val="lrTb"/>
+            <w:noWrap w:val="false"/>
+          </w:tcPr>
+          <w:p>
+            <w:pPr>
+              <w:pBdr/>
+              <w:spacing/>
+              <w:ind/>
+              <w:jc w:val="left"/>
+              <w:rPr>
+                <w:highlight w:val="none"/>
+                <w:lang w:val="en-US"/>
+              </w:rPr>
+            </w:pPr>
+            <w:r>
+              <w:rPr>
+                <w:highlight w:val="none"/>
+                <w:lang w:val="en-US"/>
+              </w:rPr>
+            </w:r>
+            <w:r>
+              <w:rPr>
+                <w:highlight w:val="none"/>
+                <w:lang w:val="en-US"/>
+              </w:rPr>
+            </w:r>
+          </w:p>
+        </w:tc>
+        <w:tc>
+          <w:tcPr>
+            <w:tcBorders/>
+            <w:tcW w:w="2126" w:type="dxa"/>
+            <w:vMerge w:val="restart"/>
+            <w:textDirection w:val="lrTb"/>
+            <w:noWrap w:val="false"/>
+          </w:tcPr>
+          <w:p>
+            <w:pPr>
+              <w:pBdr/>
+              <w:spacing/>
+              <w:ind/>
+              <w:jc w:val="left"/>
+              <w:rPr>
+                <w:highlight w:val="none"/>
+                <w:lang w:val="nl-NL"/>
+              </w:rPr>
+            </w:pPr>
+            <w:r>
+              <w:rPr>
+                <w:highlight w:val="none"/>
+                <w:lang w:val="nl-NL"/>
+              </w:rPr>
+            </w:r>
+            <w:r>
+              <w:rPr>
+                <w:highlight w:val="none"/>
+                <w:lang w:val="nl-NL"/>
+              </w:rPr>
+            </w:r>
+          </w:p>
+        </w:tc>
+        <w:tc>
+          <w:tcPr>
+            <w:tcBorders/>
+            <w:tcW w:w="3827" w:type="dxa"/>
+            <w:vMerge w:val="restart"/>
+            <w:textDirection w:val="lrTb"/>
+            <w:noWrap w:val="false"/>
+          </w:tcPr>
+          <w:p>
+            <w:pPr>
+              <w:pBdr/>
+              <w:spacing/>
+              <w:ind/>
+              <w:jc w:val="left"/>
+              <w:rPr>
+                <w:highlight w:val="none"/>
+                <w:lang w:val="en-US"/>
+              </w:rPr>
+            </w:pPr>
+            <w:r>
+              <w:rPr>
+                <w:highlight w:val="none"/>
+                <w:lang w:val="en-US"/>
+              </w:rPr>
+            </w:r>
+            <w:r>
+              <w:rPr>
+                <w:highlight w:val="none"/>
+                <w:lang w:val="en-US"/>
+              </w:rPr>
+            </w:r>
+          </w:p>
+        </w:tc>
+      </w:tr>
+      <w:tr>
+        <w:trPr>
+          <w:trHeight w:val="186"/>
+        </w:trPr>
+        <w:tc>
+          <w:tcPr>
+            <w:tcBorders/>
+            <w:tcW w:w="1417" w:type="dxa"/>
+            <w:vMerge w:val="restart"/>
+            <w:textDirection w:val="lrTb"/>
+            <w:noWrap w:val="false"/>
+          </w:tcPr>
+          <w:p>
+            <w:pPr>
+              <w:pBdr/>
+              <w:spacing/>
+              <w:ind/>
+              <w:jc w:val="left"/>
+              <w:rPr>
+                <w:highlight w:val="none"/>
+                <w:lang w:val="en-US"/>
+              </w:rPr>
+            </w:pPr>
+            <w:r>
+              <w:rPr>
+                <w:highlight w:val="none"/>
+                <w:lang w:val="en-US"/>
+              </w:rPr>
+            </w:r>
+            <w:r>
+              <w:rPr>
+                <w:highlight w:val="none"/>
+                <w:lang w:val="en-US"/>
+              </w:rPr>
+            </w:r>
+          </w:p>
+        </w:tc>
+        <w:tc>
+          <w:tcPr>
+            <w:tcBorders/>
+            <w:tcW w:w="1134" w:type="dxa"/>
+            <w:vMerge w:val="restart"/>
+            <w:textDirection w:val="lrTb"/>
+            <w:noWrap w:val="false"/>
+          </w:tcPr>
+          <w:p>
+            <w:pPr>
+              <w:pBdr/>
+              <w:spacing/>
+              <w:ind/>
+              <w:jc w:val="left"/>
+              <w:rPr>
+                <w:highlight w:val="none"/>
+                <w:lang w:val="en-US"/>
+              </w:rPr>
+            </w:pPr>
+            <w:r>
+              <w:rPr>
+                <w:highlight w:val="none"/>
+                <w:lang w:val="en-US"/>
+              </w:rPr>
+            </w:r>
+            <w:r>
+              <w:rPr>
+                <w:highlight w:val="none"/>
+                <w:lang w:val="en-US"/>
+              </w:rPr>
+            </w:r>
+          </w:p>
+        </w:tc>
+        <w:tc>
+          <w:tcPr>
+            <w:tcBorders/>
+            <w:tcW w:w="1559" w:type="dxa"/>
+            <w:vMerge w:val="restart"/>
+            <w:textDirection w:val="lrTb"/>
+            <w:noWrap w:val="false"/>
+          </w:tcPr>
+          <w:p>
+            <w:pPr>
+              <w:pBdr/>
+              <w:spacing/>
+              <w:ind/>
+              <w:jc w:val="left"/>
+              <w:rPr>
+                <w:highlight w:val="none"/>
+                <w:lang w:val="en-US"/>
+              </w:rPr>
+            </w:pPr>
+            <w:r>
+              <w:rPr>
+                <w:highlight w:val="none"/>
+                <w:lang w:val="en-US"/>
+              </w:rPr>
+            </w:r>
+            <w:r>
+              <w:rPr>
+                <w:highlight w:val="none"/>
+                <w:lang w:val="en-US"/>
+              </w:rPr>
+            </w:r>
+          </w:p>
+        </w:tc>
+        <w:tc>
+          <w:tcPr>
+            <w:tcBorders/>
+            <w:tcW w:w="1417" w:type="dxa"/>
+            <w:vMerge w:val="restart"/>
+            <w:textDirection w:val="lrTb"/>
+            <w:noWrap w:val="false"/>
+          </w:tcPr>
+          <w:p>
+            <w:pPr>
+              <w:pBdr/>
+              <w:spacing/>
+              <w:ind/>
+              <w:jc w:val="left"/>
+              <w:rPr>
+                <w:highlight w:val="none"/>
+                <w:lang w:val="en-US"/>
+              </w:rPr>
+            </w:pPr>
+            <w:r>
+              <w:rPr>
+                <w:highlight w:val="none"/>
+                <w:lang w:val="en-US"/>
+              </w:rPr>
+            </w:r>
+            <w:r>
+              <w:rPr>
+                <w:highlight w:val="none"/>
+                <w:lang w:val="en-US"/>
+              </w:rPr>
+            </w:r>
+          </w:p>
+        </w:tc>
+        <w:tc>
+          <w:tcPr>
+            <w:tcBorders/>
+            <w:tcW w:w="2126" w:type="dxa"/>
+            <w:vMerge w:val="restart"/>
+            <w:textDirection w:val="lrTb"/>
+            <w:noWrap w:val="false"/>
+          </w:tcPr>
+          <w:p>
+            <w:pPr>
+              <w:pBdr/>
+              <w:spacing/>
+              <w:ind/>
+              <w:jc w:val="left"/>
+              <w:rPr>
+                <w:highlight w:val="none"/>
+                <w:lang w:val="nl-NL"/>
+              </w:rPr>
+            </w:pPr>
+            <w:r>
+              <w:rPr>
+                <w:highlight w:val="none"/>
+                <w:lang w:val="nl-NL"/>
+              </w:rPr>
+            </w:r>
+            <w:r>
+              <w:rPr>
+                <w:highlight w:val="none"/>
+                <w:lang w:val="nl-NL"/>
+              </w:rPr>
+            </w:r>
+          </w:p>
+        </w:tc>
+        <w:tc>
+          <w:tcPr>
+            <w:tcBorders/>
+            <w:tcW w:w="3827" w:type="dxa"/>
+            <w:vMerge w:val="restart"/>
+            <w:textDirection w:val="lrTb"/>
+            <w:noWrap w:val="false"/>
+          </w:tcPr>
+          <w:p>
+            <w:pPr>
+              <w:pBdr/>
+              <w:spacing/>
+              <w:ind/>
+              <w:jc w:val="left"/>
+              <w:rPr>
+                <w:highlight w:val="none"/>
+                <w:lang w:val="en-US"/>
+              </w:rPr>
+            </w:pPr>
+            <w:r>
+              <w:rPr>
+                <w:highlight w:val="none"/>
+                <w:lang w:val="en-US"/>
+              </w:rPr>
+            </w:r>
+            <w:r>
+              <w:rPr>
+                <w:highlight w:val="none"/>
+                <w:lang w:val="en-US"/>
+              </w:rPr>
+            </w:r>
+          </w:p>
+        </w:tc>
+      </w:tr>
+      <w:tr>
+        <w:trPr>
+          <w:trHeight w:val="186"/>
+        </w:trPr>
+        <w:tc>
+          <w:tcPr>
+            <w:tcBorders/>
+            <w:tcW w:w="1417" w:type="dxa"/>
+            <w:vMerge w:val="restart"/>
+            <w:textDirection w:val="lrTb"/>
+            <w:noWrap w:val="false"/>
+          </w:tcPr>
+          <w:p>
+            <w:pPr>
+              <w:pBdr/>
+              <w:spacing/>
+              <w:ind/>
+              <w:jc w:val="left"/>
+              <w:rPr>
+                <w:highlight w:val="none"/>
+                <w:lang w:val="en-US"/>
+              </w:rPr>
+            </w:pPr>
+            <w:r>
+              <w:rPr>
+                <w:highlight w:val="none"/>
+                <w:lang w:val="en-US"/>
+              </w:rPr>
+            </w:r>
+            <w:r>
+              <w:rPr>
+                <w:highlight w:val="none"/>
+                <w:lang w:val="en-US"/>
+              </w:rPr>
+            </w:r>
+          </w:p>
+        </w:tc>
+        <w:tc>
+          <w:tcPr>
+            <w:tcBorders/>
+            <w:tcW w:w="1134" w:type="dxa"/>
+            <w:vMerge w:val="restart"/>
+            <w:textDirection w:val="lrTb"/>
+            <w:noWrap w:val="false"/>
+          </w:tcPr>
+          <w:p>
+            <w:pPr>
+              <w:pBdr/>
+              <w:spacing/>
+              <w:ind/>
+              <w:jc w:val="left"/>
+              <w:rPr>
+                <w:highlight w:val="none"/>
+                <w:lang w:val="en-US"/>
+              </w:rPr>
+            </w:pPr>
+            <w:r>
+              <w:rPr>
+                <w:highlight w:val="none"/>
+                <w:lang w:val="en-US"/>
+              </w:rPr>
+            </w:r>
+            <w:r>
+              <w:rPr>
+                <w:highlight w:val="none"/>
+                <w:lang w:val="en-US"/>
+              </w:rPr>
+            </w:r>
+          </w:p>
+        </w:tc>
+        <w:tc>
+          <w:tcPr>
+            <w:tcBorders/>
+            <w:tcW w:w="1559" w:type="dxa"/>
+            <w:vMerge w:val="restart"/>
+            <w:textDirection w:val="lrTb"/>
+            <w:noWrap w:val="false"/>
+          </w:tcPr>
+          <w:p>
+            <w:pPr>
+              <w:pBdr/>
+              <w:spacing/>
+              <w:ind/>
+              <w:jc w:val="left"/>
+              <w:rPr>
+                <w:highlight w:val="none"/>
+                <w:lang w:val="en-US"/>
+              </w:rPr>
+            </w:pPr>
+            <w:r>
+              <w:rPr>
+                <w:highlight w:val="none"/>
+                <w:lang w:val="en-US"/>
+              </w:rPr>
+            </w:r>
+            <w:r>
+              <w:rPr>
+                <w:highlight w:val="none"/>
+                <w:lang w:val="en-US"/>
+              </w:rPr>
+            </w:r>
+          </w:p>
+        </w:tc>
+        <w:tc>
+          <w:tcPr>
+            <w:tcBorders/>
+            <w:tcW w:w="1417" w:type="dxa"/>
+            <w:vMerge w:val="restart"/>
+            <w:textDirection w:val="lrTb"/>
+            <w:noWrap w:val="false"/>
+          </w:tcPr>
+          <w:p>
+            <w:pPr>
+              <w:pBdr/>
+              <w:spacing/>
+              <w:ind/>
+              <w:jc w:val="left"/>
+              <w:rPr>
+                <w:highlight w:val="none"/>
+                <w:lang w:val="en-US"/>
+              </w:rPr>
+            </w:pPr>
+            <w:r>
+              <w:rPr>
+                <w:highlight w:val="none"/>
+                <w:lang w:val="en-US"/>
+              </w:rPr>
+            </w:r>
+            <w:r>
+              <w:rPr>
+                <w:highlight w:val="none"/>
+                <w:lang w:val="en-US"/>
+              </w:rPr>
+            </w:r>
+          </w:p>
+        </w:tc>
+        <w:tc>
+          <w:tcPr>
+            <w:tcBorders/>
+            <w:tcW w:w="2126" w:type="dxa"/>
+            <w:vMerge w:val="restart"/>
+            <w:textDirection w:val="lrTb"/>
+            <w:noWrap w:val="false"/>
+          </w:tcPr>
+          <w:p>
+            <w:pPr>
+              <w:pBdr/>
+              <w:spacing/>
+              <w:ind/>
+              <w:jc w:val="left"/>
+              <w:rPr>
+                <w:highlight w:val="none"/>
+                <w:lang w:val="nl-NL"/>
+              </w:rPr>
+            </w:pPr>
+            <w:r>
+              <w:rPr>
+                <w:highlight w:val="none"/>
+                <w:lang w:val="nl-NL"/>
+              </w:rPr>
+            </w:r>
+            <w:r>
+              <w:rPr>
+                <w:highlight w:val="none"/>
+                <w:lang w:val="nl-NL"/>
+              </w:rPr>
+            </w:r>
+          </w:p>
+        </w:tc>
+        <w:tc>
+          <w:tcPr>
+            <w:tcBorders/>
+            <w:tcW w:w="3827" w:type="dxa"/>
+            <w:vMerge w:val="restart"/>
+            <w:textDirection w:val="lrTb"/>
+            <w:noWrap w:val="false"/>
+          </w:tcPr>
+          <w:p>
+            <w:pPr>
+              <w:pBdr/>
+              <w:spacing/>
+              <w:ind/>
+              <w:jc w:val="left"/>
+              <w:rPr>
+                <w:highlight w:val="none"/>
+                <w:lang w:val="en-US"/>
+              </w:rPr>
+            </w:pPr>
+            <w:r>
+              <w:rPr>
+                <w:highlight w:val="none"/>
+                <w:lang w:val="en-US"/>
+              </w:rPr>
+            </w:r>
+            <w:r>
+              <w:rPr>
+                <w:highlight w:val="none"/>
+                <w:lang w:val="en-US"/>
+              </w:rPr>
+            </w:r>
+          </w:p>
+        </w:tc>
+      </w:tr>
+      <w:tr>
+        <w:trPr>
+          <w:trHeight w:val="186"/>
+        </w:trPr>
+        <w:tc>
+          <w:tcPr>
+            <w:tcBorders/>
+            <w:tcW w:w="1417" w:type="dxa"/>
+            <w:vMerge w:val="restart"/>
+            <w:textDirection w:val="lrTb"/>
+            <w:noWrap w:val="false"/>
+          </w:tcPr>
+          <w:p>
+            <w:pPr>
+              <w:pBdr/>
+              <w:spacing/>
+              <w:ind/>
+              <w:jc w:val="left"/>
+              <w:rPr>
+                <w:highlight w:val="none"/>
+                <w:lang w:val="en-US"/>
+              </w:rPr>
+            </w:pPr>
+            <w:r>
+              <w:rPr>
+                <w:highlight w:val="none"/>
+                <w:lang w:val="en-US"/>
+              </w:rPr>
+            </w:r>
+            <w:r>
+              <w:rPr>
+                <w:highlight w:val="none"/>
+                <w:lang w:val="en-US"/>
+              </w:rPr>
+            </w:r>
+          </w:p>
+        </w:tc>
+        <w:tc>
+          <w:tcPr>
+            <w:tcBorders/>
+            <w:tcW w:w="1134" w:type="dxa"/>
+            <w:vMerge w:val="restart"/>
+            <w:textDirection w:val="lrTb"/>
+            <w:noWrap w:val="false"/>
+          </w:tcPr>
+          <w:p>
+            <w:pPr>
+              <w:pBdr/>
+              <w:spacing/>
+              <w:ind/>
+              <w:jc w:val="left"/>
+              <w:rPr>
+                <w:highlight w:val="none"/>
+                <w:lang w:val="en-US"/>
+              </w:rPr>
+            </w:pPr>
+            <w:r>
+              <w:rPr>
+                <w:highlight w:val="none"/>
+                <w:lang w:val="en-US"/>
+              </w:rPr>
+            </w:r>
+            <w:r>
+              <w:rPr>
+                <w:highlight w:val="none"/>
+                <w:lang w:val="en-US"/>
+              </w:rPr>
+            </w:r>
+          </w:p>
+        </w:tc>
+        <w:tc>
+          <w:tcPr>
+            <w:tcBorders/>
+            <w:tcW w:w="1559" w:type="dxa"/>
+            <w:vMerge w:val="restart"/>
+            <w:textDirection w:val="lrTb"/>
+            <w:noWrap w:val="false"/>
+          </w:tcPr>
+          <w:p>
+            <w:pPr>
+              <w:pBdr/>
+              <w:spacing/>
+              <w:ind/>
+              <w:jc w:val="left"/>
+              <w:rPr>
+                <w:highlight w:val="none"/>
+                <w:lang w:val="en-US"/>
+              </w:rPr>
+            </w:pPr>
+            <w:r>
+              <w:rPr>
+                <w:highlight w:val="none"/>
+                <w:lang w:val="en-US"/>
+              </w:rPr>
+            </w:r>
+            <w:r>
+              <w:rPr>
+                <w:highlight w:val="none"/>
+                <w:lang w:val="en-US"/>
+              </w:rPr>
+            </w:r>
+          </w:p>
+        </w:tc>
+        <w:tc>
+          <w:tcPr>
+            <w:tcBorders/>
+            <w:tcW w:w="1417" w:type="dxa"/>
+            <w:vMerge w:val="restart"/>
+            <w:textDirection w:val="lrTb"/>
+            <w:noWrap w:val="false"/>
+          </w:tcPr>
+          <w:p>
+            <w:pPr>
+              <w:pBdr/>
+              <w:spacing/>
+              <w:ind/>
+              <w:jc w:val="left"/>
+              <w:rPr>
+                <w:highlight w:val="none"/>
+                <w:lang w:val="en-US"/>
+              </w:rPr>
+            </w:pPr>
+            <w:r>
+              <w:rPr>
+                <w:highlight w:val="none"/>
+                <w:lang w:val="en-US"/>
+              </w:rPr>
+            </w:r>
+            <w:r>
+              <w:rPr>
+                <w:highlight w:val="none"/>
+                <w:lang w:val="en-US"/>
+              </w:rPr>
+            </w:r>
+          </w:p>
+        </w:tc>
+        <w:tc>
+          <w:tcPr>
+            <w:tcBorders/>
+            <w:tcW w:w="2126" w:type="dxa"/>
+            <w:vMerge w:val="restart"/>
+            <w:textDirection w:val="lrTb"/>
+            <w:noWrap w:val="false"/>
+          </w:tcPr>
+          <w:p>
+            <w:pPr>
+              <w:pBdr/>
+              <w:spacing/>
+              <w:ind/>
+              <w:jc w:val="left"/>
+              <w:rPr>
+                <w:highlight w:val="none"/>
+                <w:lang w:val="nl-NL"/>
+              </w:rPr>
+            </w:pPr>
+            <w:r>
+              <w:rPr>
+                <w:highlight w:val="none"/>
+                <w:lang w:val="nl-NL"/>
+              </w:rPr>
+            </w:r>
+            <w:r>
+              <w:rPr>
+                <w:highlight w:val="none"/>
+                <w:lang w:val="nl-NL"/>
+              </w:rPr>
+            </w:r>
+          </w:p>
+        </w:tc>
+        <w:tc>
+          <w:tcPr>
+            <w:tcBorders/>
+            <w:tcW w:w="3827" w:type="dxa"/>
+            <w:vMerge w:val="restart"/>
+            <w:textDirection w:val="lrTb"/>
+            <w:noWrap w:val="false"/>
+          </w:tcPr>
+          <w:p>
+            <w:pPr>
+              <w:pBdr/>
+              <w:spacing/>
+              <w:ind/>
+              <w:jc w:val="left"/>
+              <w:rPr>
+                <w:highlight w:val="none"/>
+                <w:lang w:val="en-US"/>
+              </w:rPr>
+            </w:pPr>
+            <w:r>
+              <w:rPr>
+                <w:highlight w:val="none"/>
+                <w:lang w:val="en-US"/>
+              </w:rPr>
+            </w:r>
+            <w:r>
+              <w:rPr>
+                <w:highlight w:val="none"/>
+                <w:lang w:val="en-US"/>
+              </w:rPr>
+            </w:r>
+          </w:p>
+        </w:tc>
+      </w:tr>
+      <w:tr>
+        <w:trPr>
+          <w:trHeight w:val="186"/>
+        </w:trPr>
+        <w:tc>
+          <w:tcPr>
+            <w:tcBorders/>
+            <w:tcW w:w="1417" w:type="dxa"/>
+            <w:vMerge w:val="restart"/>
+            <w:textDirection w:val="lrTb"/>
+            <w:noWrap w:val="false"/>
+          </w:tcPr>
+          <w:p>
+            <w:pPr>
+              <w:pBdr/>
+              <w:spacing/>
+              <w:ind/>
+              <w:jc w:val="left"/>
+              <w:rPr>
+                <w:highlight w:val="none"/>
+                <w:lang w:val="en-US"/>
+              </w:rPr>
+            </w:pPr>
+            <w:r>
+              <w:rPr>
+                <w:highlight w:val="none"/>
+                <w:lang w:val="en-US"/>
+              </w:rPr>
+            </w:r>
+            <w:r>
+              <w:rPr>
+                <w:highlight w:val="none"/>
+                <w:lang w:val="en-US"/>
+              </w:rPr>
+            </w:r>
+          </w:p>
+        </w:tc>
+        <w:tc>
+          <w:tcPr>
+            <w:tcBorders/>
+            <w:tcW w:w="1134" w:type="dxa"/>
+            <w:vMerge w:val="restart"/>
+            <w:textDirection w:val="lrTb"/>
+            <w:noWrap w:val="false"/>
+          </w:tcPr>
+          <w:p>
+            <w:pPr>
+              <w:pBdr/>
+              <w:spacing/>
+              <w:ind/>
+              <w:jc w:val="left"/>
+              <w:rPr>
+                <w:highlight w:val="none"/>
+                <w:lang w:val="en-US"/>
+              </w:rPr>
+            </w:pPr>
+            <w:r>
+              <w:rPr>
+                <w:highlight w:val="none"/>
+                <w:lang w:val="en-US"/>
+              </w:rPr>
+            </w:r>
+            <w:r>
+              <w:rPr>
+                <w:highlight w:val="none"/>
+                <w:lang w:val="en-US"/>
+              </w:rPr>
+            </w:r>
+          </w:p>
+        </w:tc>
+        <w:tc>
+          <w:tcPr>
+            <w:tcBorders/>
+            <w:tcW w:w="1559" w:type="dxa"/>
+            <w:vMerge w:val="restart"/>
+            <w:textDirection w:val="lrTb"/>
+            <w:noWrap w:val="false"/>
+          </w:tcPr>
+          <w:p>
+            <w:pPr>
+              <w:pBdr/>
+              <w:spacing/>
+              <w:ind/>
+              <w:jc w:val="left"/>
+              <w:rPr>
+                <w:highlight w:val="none"/>
+                <w:lang w:val="en-US"/>
+              </w:rPr>
+            </w:pPr>
+            <w:r>
+              <w:rPr>
+                <w:highlight w:val="none"/>
+                <w:lang w:val="en-US"/>
+              </w:rPr>
+            </w:r>
+            <w:r>
+              <w:rPr>
+                <w:highlight w:val="none"/>
+                <w:lang w:val="en-US"/>
+              </w:rPr>
+            </w:r>
+          </w:p>
+        </w:tc>
+        <w:tc>
+          <w:tcPr>
+            <w:tcBorders/>
+            <w:tcW w:w="1417" w:type="dxa"/>
+            <w:vMerge w:val="restart"/>
+            <w:textDirection w:val="lrTb"/>
+            <w:noWrap w:val="false"/>
+          </w:tcPr>
+          <w:p>
+            <w:pPr>
+              <w:pBdr/>
+              <w:spacing/>
+              <w:ind/>
+              <w:jc w:val="left"/>
+              <w:rPr>
+                <w:highlight w:val="none"/>
+                <w:lang w:val="en-US"/>
+              </w:rPr>
+            </w:pPr>
+            <w:r>
+              <w:rPr>
+                <w:highlight w:val="none"/>
+                <w:lang w:val="en-US"/>
+              </w:rPr>
+            </w:r>
+            <w:r>
+              <w:rPr>
+                <w:highlight w:val="none"/>
+                <w:lang w:val="en-US"/>
+              </w:rPr>
+            </w:r>
+          </w:p>
+        </w:tc>
+        <w:tc>
+          <w:tcPr>
+            <w:tcBorders/>
+            <w:tcW w:w="2126" w:type="dxa"/>
+            <w:vMerge w:val="restart"/>
+            <w:textDirection w:val="lrTb"/>
+            <w:noWrap w:val="false"/>
+          </w:tcPr>
+          <w:p>
+            <w:pPr>
+              <w:pBdr/>
+              <w:spacing/>
+              <w:ind/>
+              <w:jc w:val="left"/>
+              <w:rPr>
+                <w:highlight w:val="none"/>
+                <w:lang w:val="nl-NL"/>
+              </w:rPr>
+            </w:pPr>
+            <w:r>
+              <w:rPr>
+                <w:highlight w:val="none"/>
+                <w:lang w:val="nl-NL"/>
+              </w:rPr>
+            </w:r>
+            <w:r>
+              <w:rPr>
+                <w:highlight w:val="none"/>
+                <w:lang w:val="nl-NL"/>
+              </w:rPr>
+            </w:r>
+          </w:p>
+        </w:tc>
+        <w:tc>
+          <w:tcPr>
+            <w:tcBorders/>
+            <w:tcW w:w="3827" w:type="dxa"/>
+            <w:vMerge w:val="restart"/>
+            <w:textDirection w:val="lrTb"/>
+            <w:noWrap w:val="false"/>
+          </w:tcPr>
+          <w:p>
+            <w:pPr>
+              <w:pBdr/>
+              <w:spacing/>
+              <w:ind/>
+              <w:jc w:val="left"/>
+              <w:rPr>
+                <w:highlight w:val="none"/>
+                <w:lang w:val="en-US"/>
+              </w:rPr>
+            </w:pPr>
             <w:r>
               <w:rPr>
                 <w:highlight w:val="none"/>

--- a/Documentatie/logboek/Logboek Fabio.docx
+++ b/Documentatie/logboek/Logboek Fabio.docx
@@ -60,6 +60,12 @@
           <w:lang w:val="nl-NL"/>
         </w:rPr>
       </w:r>
+      <w:r>
+        <w:rPr>
+          <w:highlight w:val="none"/>
+          <w:lang w:val="nl-NL"/>
+        </w:rPr>
+      </w:r>
     </w:p>
     <w:p>
       <w:pPr>
@@ -81,7 +87,7 @@
       <w:r>
         <w:rPr>
           <w:highlight w:val="none"/>
-          <w:lang w:val="nl-NL" w:bidi="nl-NL"/>
+          <w:lang w:val="nl-NL"/>
         </w:rPr>
       </w:r>
       <w:r>
@@ -5807,6 +5813,12 @@
                 <w:lang w:val="en-US"/>
               </w:rPr>
             </w:r>
+            <w:r>
+              <w:rPr>
+                <w:highlight w:val="none"/>
+                <w:lang w:val="en-US"/>
+              </w:rPr>
+            </w:r>
           </w:p>
           <w:p>
             <w:pPr>
@@ -5856,6 +5868,12 @@
                 <w:lang w:val="en-US" w:bidi="en-US"/>
               </w:rPr>
               <w:t xml:space="preserve">1ste test autonoom rijden.</w:t>
+            </w:r>
+            <w:r>
+              <w:rPr>
+                <w:highlight w:val="none"/>
+                <w:lang w:val="en-US"/>
+              </w:rPr>
             </w:r>
             <w:r>
               <w:rPr>
@@ -5894,6 +5912,13 @@
                 <w:highlight w:val="none"/>
                 <w:lang w:val="en-US"/>
               </w:rPr>
+              <w:t xml:space="preserve">14-5-2026</w:t>
+            </w:r>
+            <w:r>
+              <w:rPr>
+                <w:highlight w:val="none"/>
+                <w:lang w:val="en-US"/>
+              </w:rPr>
             </w:r>
             <w:r>
               <w:rPr>
@@ -5934,6 +5959,12 @@
                 <w:lang w:val="en-US"/>
               </w:rPr>
             </w:r>
+            <w:r>
+              <w:rPr>
+                <w:highlight w:val="none"/>
+                <w:lang w:val="en-US"/>
+              </w:rPr>
+            </w:r>
           </w:p>
         </w:tc>
         <w:tc>
@@ -5967,6 +5998,12 @@
                 <w:lang w:val="en-US"/>
               </w:rPr>
             </w:r>
+            <w:r>
+              <w:rPr>
+                <w:highlight w:val="none"/>
+                <w:lang w:val="en-US"/>
+              </w:rPr>
+            </w:r>
           </w:p>
         </w:tc>
         <w:tc>
@@ -5993,6 +6030,7 @@
                 <w:highlight w:val="none"/>
                 <w:lang w:val="en-US"/>
               </w:rPr>
+              <w:t xml:space="preserve">Huis-hannah-rdw-hannah-huis</w:t>
             </w:r>
             <w:r>
               <w:rPr>
@@ -6033,6 +6071,12 @@
                 <w:lang w:val="nl-NL"/>
               </w:rPr>
             </w:r>
+            <w:r>
+              <w:rPr>
+                <w:highlight w:val="none"/>
+                <w:lang w:val="nl-NL"/>
+              </w:rPr>
+            </w:r>
           </w:p>
         </w:tc>
         <w:tc>
@@ -6054,6 +6098,12 @@
                 <w:lang w:val="en-US"/>
               </w:rPr>
             </w:pPr>
+            <w:r>
+              <w:rPr>
+                <w:highlight w:val="none"/>
+                <w:lang w:val="en-US"/>
+              </w:rPr>
+            </w:r>
             <w:r>
               <w:rPr>
                 <w:highlight w:val="none"/>
@@ -6097,6 +6147,13 @@
                 <w:highlight w:val="none"/>
                 <w:lang w:val="en-US"/>
               </w:rPr>
+              <w:t xml:space="preserve">28-5-2026</w:t>
+            </w:r>
+            <w:r>
+              <w:rPr>
+                <w:highlight w:val="none"/>
+                <w:lang w:val="en-US"/>
+              </w:rPr>
             </w:r>
             <w:r>
               <w:rPr>
@@ -6137,6 +6194,12 @@
                 <w:lang w:val="en-US"/>
               </w:rPr>
             </w:r>
+            <w:r>
+              <w:rPr>
+                <w:highlight w:val="none"/>
+                <w:lang w:val="en-US"/>
+              </w:rPr>
+            </w:r>
           </w:p>
         </w:tc>
         <w:tc>
@@ -6170,6 +6233,12 @@
                 <w:lang w:val="en-US"/>
               </w:rPr>
             </w:r>
+            <w:r>
+              <w:rPr>
+                <w:highlight w:val="none"/>
+                <w:lang w:val="en-US"/>
+              </w:rPr>
+            </w:r>
           </w:p>
         </w:tc>
         <w:tc>
@@ -6196,6 +6265,13 @@
                 <w:highlight w:val="none"/>
                 <w:lang w:val="en-US"/>
               </w:rPr>
+              <w:t xml:space="preserve">Huis-tom-lelystad-rdw-tom-huis</w:t>
+            </w:r>
+            <w:r>
+              <w:rPr>
+                <w:highlight w:val="none"/>
+                <w:lang w:val="en-US"/>
+              </w:rPr>
             </w:r>
             <w:r>
               <w:rPr>
@@ -6236,6 +6312,12 @@
                 <w:lang w:val="nl-NL"/>
               </w:rPr>
             </w:r>
+            <w:r>
+              <w:rPr>
+                <w:highlight w:val="none"/>
+                <w:lang w:val="nl-NL"/>
+              </w:rPr>
+            </w:r>
           </w:p>
         </w:tc>
         <w:tc>
@@ -6257,6 +6339,12 @@
                 <w:lang w:val="en-US"/>
               </w:rPr>
             </w:pPr>
+            <w:r>
+              <w:rPr>
+                <w:highlight w:val="none"/>
+                <w:lang w:val="en-US"/>
+              </w:rPr>
+            </w:r>
             <w:r>
               <w:rPr>
                 <w:highlight w:val="none"/>
@@ -6307,6 +6395,12 @@
                 <w:lang w:val="en-US"/>
               </w:rPr>
             </w:r>
+            <w:r>
+              <w:rPr>
+                <w:highlight w:val="none"/>
+                <w:lang w:val="en-US"/>
+              </w:rPr>
+            </w:r>
           </w:p>
         </w:tc>
         <w:tc>
@@ -6340,6 +6434,12 @@
                 <w:lang w:val="en-US"/>
               </w:rPr>
             </w:r>
+            <w:r>
+              <w:rPr>
+                <w:highlight w:val="none"/>
+                <w:lang w:val="en-US"/>
+              </w:rPr>
+            </w:r>
           </w:p>
         </w:tc>
         <w:tc>
@@ -6373,6 +6473,12 @@
                 <w:lang w:val="en-US"/>
               </w:rPr>
             </w:r>
+            <w:r>
+              <w:rPr>
+                <w:highlight w:val="none"/>
+                <w:lang w:val="en-US"/>
+              </w:rPr>
+            </w:r>
           </w:p>
         </w:tc>
         <w:tc>
@@ -6406,6 +6512,12 @@
                 <w:lang w:val="en-US"/>
               </w:rPr>
             </w:r>
+            <w:r>
+              <w:rPr>
+                <w:highlight w:val="none"/>
+                <w:lang w:val="en-US"/>
+              </w:rPr>
+            </w:r>
           </w:p>
         </w:tc>
         <w:tc>
@@ -6439,6 +6551,12 @@
                 <w:lang w:val="nl-NL"/>
               </w:rPr>
             </w:r>
+            <w:r>
+              <w:rPr>
+                <w:highlight w:val="none"/>
+                <w:lang w:val="nl-NL"/>
+              </w:rPr>
+            </w:r>
           </w:p>
         </w:tc>
         <w:tc>
@@ -6460,6 +6578,12 @@
                 <w:lang w:val="en-US"/>
               </w:rPr>
             </w:pPr>
+            <w:r>
+              <w:rPr>
+                <w:highlight w:val="none"/>
+                <w:lang w:val="en-US"/>
+              </w:rPr>
+            </w:r>
             <w:r>
               <w:rPr>
                 <w:highlight w:val="none"/>
@@ -6510,6 +6634,12 @@
                 <w:lang w:val="en-US"/>
               </w:rPr>
             </w:r>
+            <w:r>
+              <w:rPr>
+                <w:highlight w:val="none"/>
+                <w:lang w:val="en-US"/>
+              </w:rPr>
+            </w:r>
           </w:p>
         </w:tc>
         <w:tc>
@@ -6543,6 +6673,12 @@
                 <w:lang w:val="en-US"/>
               </w:rPr>
             </w:r>
+            <w:r>
+              <w:rPr>
+                <w:highlight w:val="none"/>
+                <w:lang w:val="en-US"/>
+              </w:rPr>
+            </w:r>
           </w:p>
         </w:tc>
         <w:tc>
@@ -6576,6 +6712,12 @@
                 <w:lang w:val="en-US"/>
               </w:rPr>
             </w:r>
+            <w:r>
+              <w:rPr>
+                <w:highlight w:val="none"/>
+                <w:lang w:val="en-US"/>
+              </w:rPr>
+            </w:r>
           </w:p>
         </w:tc>
         <w:tc>
@@ -6609,6 +6751,12 @@
                 <w:lang w:val="en-US"/>
               </w:rPr>
             </w:r>
+            <w:r>
+              <w:rPr>
+                <w:highlight w:val="none"/>
+                <w:lang w:val="en-US"/>
+              </w:rPr>
+            </w:r>
           </w:p>
         </w:tc>
         <w:tc>
@@ -6642,6 +6790,12 @@
                 <w:lang w:val="nl-NL"/>
               </w:rPr>
             </w:r>
+            <w:r>
+              <w:rPr>
+                <w:highlight w:val="none"/>
+                <w:lang w:val="nl-NL"/>
+              </w:rPr>
+            </w:r>
           </w:p>
         </w:tc>
         <w:tc>
@@ -6663,6 +6817,12 @@
                 <w:lang w:val="en-US"/>
               </w:rPr>
             </w:pPr>
+            <w:r>
+              <w:rPr>
+                <w:highlight w:val="none"/>
+                <w:lang w:val="en-US"/>
+              </w:rPr>
+            </w:r>
             <w:r>
               <w:rPr>
                 <w:highlight w:val="none"/>
@@ -6713,6 +6873,12 @@
                 <w:lang w:val="en-US"/>
               </w:rPr>
             </w:r>
+            <w:r>
+              <w:rPr>
+                <w:highlight w:val="none"/>
+                <w:lang w:val="en-US"/>
+              </w:rPr>
+            </w:r>
           </w:p>
         </w:tc>
         <w:tc>
@@ -6746,6 +6912,12 @@
                 <w:lang w:val="en-US"/>
               </w:rPr>
             </w:r>
+            <w:r>
+              <w:rPr>
+                <w:highlight w:val="none"/>
+                <w:lang w:val="en-US"/>
+              </w:rPr>
+            </w:r>
           </w:p>
         </w:tc>
         <w:tc>
@@ -6779,6 +6951,12 @@
                 <w:lang w:val="en-US"/>
               </w:rPr>
             </w:r>
+            <w:r>
+              <w:rPr>
+                <w:highlight w:val="none"/>
+                <w:lang w:val="en-US"/>
+              </w:rPr>
+            </w:r>
           </w:p>
         </w:tc>
         <w:tc>
@@ -6812,6 +6990,12 @@
                 <w:lang w:val="en-US"/>
               </w:rPr>
             </w:r>
+            <w:r>
+              <w:rPr>
+                <w:highlight w:val="none"/>
+                <w:lang w:val="en-US"/>
+              </w:rPr>
+            </w:r>
           </w:p>
         </w:tc>
         <w:tc>
@@ -6845,6 +7029,12 @@
                 <w:lang w:val="nl-NL"/>
               </w:rPr>
             </w:r>
+            <w:r>
+              <w:rPr>
+                <w:highlight w:val="none"/>
+                <w:lang w:val="nl-NL"/>
+              </w:rPr>
+            </w:r>
           </w:p>
         </w:tc>
         <w:tc>
@@ -6866,6 +7056,12 @@
                 <w:lang w:val="en-US"/>
               </w:rPr>
             </w:pPr>
+            <w:r>
+              <w:rPr>
+                <w:highlight w:val="none"/>
+                <w:lang w:val="en-US"/>
+              </w:rPr>
+            </w:r>
             <w:r>
               <w:rPr>
                 <w:highlight w:val="none"/>
@@ -6916,6 +7112,12 @@
                 <w:lang w:val="en-US"/>
               </w:rPr>
             </w:r>
+            <w:r>
+              <w:rPr>
+                <w:highlight w:val="none"/>
+                <w:lang w:val="en-US"/>
+              </w:rPr>
+            </w:r>
           </w:p>
         </w:tc>
         <w:tc>
@@ -6949,6 +7151,12 @@
                 <w:lang w:val="en-US"/>
               </w:rPr>
             </w:r>
+            <w:r>
+              <w:rPr>
+                <w:highlight w:val="none"/>
+                <w:lang w:val="en-US"/>
+              </w:rPr>
+            </w:r>
           </w:p>
         </w:tc>
         <w:tc>
@@ -6982,6 +7190,12 @@
                 <w:lang w:val="en-US"/>
               </w:rPr>
             </w:r>
+            <w:r>
+              <w:rPr>
+                <w:highlight w:val="none"/>
+                <w:lang w:val="en-US"/>
+              </w:rPr>
+            </w:r>
           </w:p>
         </w:tc>
         <w:tc>
@@ -7015,6 +7229,12 @@
                 <w:lang w:val="en-US"/>
               </w:rPr>
             </w:r>
+            <w:r>
+              <w:rPr>
+                <w:highlight w:val="none"/>
+                <w:lang w:val="en-US"/>
+              </w:rPr>
+            </w:r>
           </w:p>
         </w:tc>
         <w:tc>
@@ -7048,6 +7268,12 @@
                 <w:lang w:val="nl-NL"/>
               </w:rPr>
             </w:r>
+            <w:r>
+              <w:rPr>
+                <w:highlight w:val="none"/>
+                <w:lang w:val="nl-NL"/>
+              </w:rPr>
+            </w:r>
           </w:p>
         </w:tc>
         <w:tc>
@@ -7069,6 +7295,12 @@
                 <w:lang w:val="en-US"/>
               </w:rPr>
             </w:pPr>
+            <w:r>
+              <w:rPr>
+                <w:highlight w:val="none"/>
+                <w:lang w:val="en-US"/>
+              </w:rPr>
+            </w:r>
             <w:r>
               <w:rPr>
                 <w:highlight w:val="none"/>

--- a/Documentatie/logboek/Logboek Fabio.docx
+++ b/Documentatie/logboek/Logboek Fabio.docx
@@ -6030,7 +6030,242 @@
                 <w:highlight w:val="none"/>
                 <w:lang w:val="en-US"/>
               </w:rPr>
-              <w:t xml:space="preserve">Huis-hannah-rdw-hannah-huis</w:t>
+              <w:t xml:space="preserve">280</w:t>
+            </w:r>
+            <w:r>
+              <w:rPr>
+                <w:highlight w:val="none"/>
+                <w:lang w:val="en-US"/>
+              </w:rPr>
+            </w:r>
+          </w:p>
+        </w:tc>
+        <w:tc>
+          <w:tcPr>
+            <w:tcBorders/>
+            <w:tcW w:w="2126" w:type="dxa"/>
+            <w:vMerge w:val="restart"/>
+            <w:textDirection w:val="lrTb"/>
+            <w:noWrap w:val="false"/>
+          </w:tcPr>
+          <w:p>
+            <w:pPr>
+              <w:pBdr/>
+              <w:spacing/>
+              <w:ind/>
+              <w:jc w:val="left"/>
+              <w:rPr>
+                <w:highlight w:val="none"/>
+                <w:lang w:val="nl-NL"/>
+              </w:rPr>
+            </w:pPr>
+            <w:r>
+              <w:rPr>
+                <w:highlight w:val="none"/>
+                <w:lang w:val="nl-NL"/>
+              </w:rPr>
+            </w:r>
+            <w:r>
+              <w:rPr>
+                <w:highlight w:val="none"/>
+                <w:lang w:val="nl-NL"/>
+              </w:rPr>
+            </w:r>
+            <w:r>
+              <w:rPr>
+                <w:highlight w:val="none"/>
+                <w:lang w:val="nl-NL"/>
+              </w:rPr>
+            </w:r>
+          </w:p>
+        </w:tc>
+        <w:tc>
+          <w:tcPr>
+            <w:tcBorders/>
+            <w:tcW w:w="3827" w:type="dxa"/>
+            <w:vMerge w:val="restart"/>
+            <w:textDirection w:val="lrTb"/>
+            <w:noWrap w:val="false"/>
+          </w:tcPr>
+          <w:p>
+            <w:pPr>
+              <w:pBdr/>
+              <w:spacing/>
+              <w:ind/>
+              <w:jc w:val="left"/>
+              <w:rPr>
+                <w:highlight w:val="none"/>
+                <w:lang w:val="en-US"/>
+              </w:rPr>
+            </w:pPr>
+            <w:r>
+              <w:rPr>
+                <w:highlight w:val="none"/>
+                <w:lang w:val="en-US"/>
+              </w:rPr>
+            </w:r>
+            <w:r>
+              <w:rPr>
+                <w:highlight w:val="none"/>
+                <w:lang w:val="en-US"/>
+              </w:rPr>
+            </w:r>
+            <w:r>
+              <w:rPr>
+                <w:highlight w:val="none"/>
+                <w:lang w:val="en-US"/>
+              </w:rPr>
+            </w:r>
+          </w:p>
+        </w:tc>
+      </w:tr>
+      <w:tr>
+        <w:trPr>
+          <w:trHeight w:val="219"/>
+        </w:trPr>
+        <w:tc>
+          <w:tcPr>
+            <w:tcBorders/>
+            <w:tcW w:w="1417" w:type="dxa"/>
+            <w:vMerge w:val="restart"/>
+            <w:textDirection w:val="lrTb"/>
+            <w:noWrap w:val="false"/>
+          </w:tcPr>
+          <w:p>
+            <w:pPr>
+              <w:pBdr/>
+              <w:spacing/>
+              <w:ind/>
+              <w:jc w:val="left"/>
+              <w:rPr>
+                <w:highlight w:val="none"/>
+                <w:lang w:val="en-US"/>
+              </w:rPr>
+            </w:pPr>
+            <w:r>
+              <w:rPr>
+                <w:highlight w:val="none"/>
+                <w:lang w:val="en-US"/>
+              </w:rPr>
+              <w:t xml:space="preserve">28-5-2026</w:t>
+            </w:r>
+            <w:r>
+              <w:rPr>
+                <w:highlight w:val="none"/>
+                <w:lang w:val="en-US"/>
+              </w:rPr>
+            </w:r>
+            <w:r>
+              <w:rPr>
+                <w:highlight w:val="none"/>
+                <w:lang w:val="en-US"/>
+              </w:rPr>
+            </w:r>
+          </w:p>
+        </w:tc>
+        <w:tc>
+          <w:tcPr>
+            <w:tcBorders/>
+            <w:tcW w:w="1134" w:type="dxa"/>
+            <w:vMerge w:val="restart"/>
+            <w:textDirection w:val="lrTb"/>
+            <w:noWrap w:val="false"/>
+          </w:tcPr>
+          <w:p>
+            <w:pPr>
+              <w:pBdr/>
+              <w:spacing/>
+              <w:ind/>
+              <w:jc w:val="left"/>
+              <w:rPr>
+                <w:highlight w:val="none"/>
+                <w:lang w:val="en-US"/>
+              </w:rPr>
+            </w:pPr>
+            <w:r>
+              <w:rPr>
+                <w:highlight w:val="none"/>
+                <w:lang w:val="en-US"/>
+              </w:rPr>
+            </w:r>
+            <w:r>
+              <w:rPr>
+                <w:highlight w:val="none"/>
+                <w:lang w:val="en-US"/>
+              </w:rPr>
+            </w:r>
+            <w:r>
+              <w:rPr>
+                <w:highlight w:val="none"/>
+                <w:lang w:val="en-US"/>
+              </w:rPr>
+            </w:r>
+          </w:p>
+        </w:tc>
+        <w:tc>
+          <w:tcPr>
+            <w:tcBorders/>
+            <w:tcW w:w="1559" w:type="dxa"/>
+            <w:vMerge w:val="restart"/>
+            <w:textDirection w:val="lrTb"/>
+            <w:noWrap w:val="false"/>
+          </w:tcPr>
+          <w:p>
+            <w:pPr>
+              <w:pBdr/>
+              <w:spacing/>
+              <w:ind/>
+              <w:jc w:val="left"/>
+              <w:rPr>
+                <w:highlight w:val="none"/>
+                <w:lang w:val="en-US"/>
+              </w:rPr>
+            </w:pPr>
+            <w:r>
+              <w:rPr>
+                <w:highlight w:val="none"/>
+                <w:lang w:val="en-US"/>
+              </w:rPr>
+            </w:r>
+            <w:r>
+              <w:rPr>
+                <w:highlight w:val="none"/>
+                <w:lang w:val="en-US"/>
+              </w:rPr>
+            </w:r>
+            <w:r>
+              <w:rPr>
+                <w:highlight w:val="none"/>
+                <w:lang w:val="en-US"/>
+              </w:rPr>
+            </w:r>
+          </w:p>
+        </w:tc>
+        <w:tc>
+          <w:tcPr>
+            <w:tcBorders/>
+            <w:tcW w:w="1417" w:type="dxa"/>
+            <w:vMerge w:val="restart"/>
+            <w:textDirection w:val="lrTb"/>
+            <w:noWrap w:val="false"/>
+          </w:tcPr>
+          <w:p>
+            <w:pPr>
+              <w:pBdr/>
+              <w:spacing/>
+              <w:ind/>
+              <w:jc w:val="left"/>
+              <w:rPr>
+                <w:highlight w:val="none"/>
+                <w:lang w:val="en-US"/>
+              </w:rPr>
+            </w:pPr>
+            <w:r>
+              <w:rPr>
+                <w:highlight w:val="none"/>
+                <w:lang w:val="en-US"/>
+              </w:rPr>
+              <w:t xml:space="preserve">282</w:t>
             </w:r>
             <w:r>
               <w:rPr>
@@ -6147,7 +6382,7 @@
                 <w:highlight w:val="none"/>
                 <w:lang w:val="en-US"/>
               </w:rPr>
-              <w:t xml:space="preserve">28-5-2026</w:t>
+              <w:t xml:space="preserve">10-6-2026</w:t>
             </w:r>
             <w:r>
               <w:rPr>
@@ -6265,7 +6500,7 @@
                 <w:highlight w:val="none"/>
                 <w:lang w:val="en-US"/>
               </w:rPr>
-              <w:t xml:space="preserve">Huis-tom-lelystad-rdw-tom-huis</w:t>
+              <w:t xml:space="preserve">367</w:t>
             </w:r>
             <w:r>
               <w:rPr>
@@ -6388,12 +6623,7 @@
                 <w:highlight w:val="none"/>
                 <w:lang w:val="en-US"/>
               </w:rPr>
-            </w:r>
-            <w:r>
-              <w:rPr>
-                <w:highlight w:val="none"/>
-                <w:lang w:val="en-US"/>
-              </w:rPr>
+              <w:t xml:space="preserve">16-6-2026</w:t>
             </w:r>
             <w:r>
               <w:rPr>
@@ -6434,12 +6664,6 @@
                 <w:lang w:val="en-US"/>
               </w:rPr>
             </w:r>
-            <w:r>
-              <w:rPr>
-                <w:highlight w:val="none"/>
-                <w:lang w:val="en-US"/>
-              </w:rPr>
-            </w:r>
           </w:p>
         </w:tc>
         <w:tc>
@@ -6473,12 +6697,6 @@
                 <w:lang w:val="en-US"/>
               </w:rPr>
             </w:r>
-            <w:r>
-              <w:rPr>
-                <w:highlight w:val="none"/>
-                <w:lang w:val="en-US"/>
-              </w:rPr>
-            </w:r>
           </w:p>
         </w:tc>
         <w:tc>
@@ -6505,12 +6723,7 @@
                 <w:highlight w:val="none"/>
                 <w:lang w:val="en-US"/>
               </w:rPr>
-            </w:r>
-            <w:r>
-              <w:rPr>
-                <w:highlight w:val="none"/>
-                <w:lang w:val="en-US"/>
-              </w:rPr>
+              <w:t xml:space="preserve">300</w:t>
             </w:r>
             <w:r>
               <w:rPr>
@@ -6551,12 +6764,6 @@
                 <w:lang w:val="nl-NL"/>
               </w:rPr>
             </w:r>
-            <w:r>
-              <w:rPr>
-                <w:highlight w:val="none"/>
-                <w:lang w:val="nl-NL"/>
-              </w:rPr>
-            </w:r>
           </w:p>
         </w:tc>
         <w:tc>
@@ -6578,729 +6785,6 @@
                 <w:lang w:val="en-US"/>
               </w:rPr>
             </w:pPr>
-            <w:r>
-              <w:rPr>
-                <w:highlight w:val="none"/>
-                <w:lang w:val="en-US"/>
-              </w:rPr>
-            </w:r>
-            <w:r>
-              <w:rPr>
-                <w:highlight w:val="none"/>
-                <w:lang w:val="en-US"/>
-              </w:rPr>
-            </w:r>
-            <w:r>
-              <w:rPr>
-                <w:highlight w:val="none"/>
-                <w:lang w:val="en-US"/>
-              </w:rPr>
-            </w:r>
-          </w:p>
-        </w:tc>
-      </w:tr>
-      <w:tr>
-        <w:trPr>
-          <w:trHeight w:val="186"/>
-        </w:trPr>
-        <w:tc>
-          <w:tcPr>
-            <w:tcBorders/>
-            <w:tcW w:w="1417" w:type="dxa"/>
-            <w:vMerge w:val="restart"/>
-            <w:textDirection w:val="lrTb"/>
-            <w:noWrap w:val="false"/>
-          </w:tcPr>
-          <w:p>
-            <w:pPr>
-              <w:pBdr/>
-              <w:spacing/>
-              <w:ind/>
-              <w:jc w:val="left"/>
-              <w:rPr>
-                <w:highlight w:val="none"/>
-                <w:lang w:val="en-US"/>
-              </w:rPr>
-            </w:pPr>
-            <w:r>
-              <w:rPr>
-                <w:highlight w:val="none"/>
-                <w:lang w:val="en-US"/>
-              </w:rPr>
-            </w:r>
-            <w:r>
-              <w:rPr>
-                <w:highlight w:val="none"/>
-                <w:lang w:val="en-US"/>
-              </w:rPr>
-            </w:r>
-            <w:r>
-              <w:rPr>
-                <w:highlight w:val="none"/>
-                <w:lang w:val="en-US"/>
-              </w:rPr>
-            </w:r>
-          </w:p>
-        </w:tc>
-        <w:tc>
-          <w:tcPr>
-            <w:tcBorders/>
-            <w:tcW w:w="1134" w:type="dxa"/>
-            <w:vMerge w:val="restart"/>
-            <w:textDirection w:val="lrTb"/>
-            <w:noWrap w:val="false"/>
-          </w:tcPr>
-          <w:p>
-            <w:pPr>
-              <w:pBdr/>
-              <w:spacing/>
-              <w:ind/>
-              <w:jc w:val="left"/>
-              <w:rPr>
-                <w:highlight w:val="none"/>
-                <w:lang w:val="en-US"/>
-              </w:rPr>
-            </w:pPr>
-            <w:r>
-              <w:rPr>
-                <w:highlight w:val="none"/>
-                <w:lang w:val="en-US"/>
-              </w:rPr>
-            </w:r>
-            <w:r>
-              <w:rPr>
-                <w:highlight w:val="none"/>
-                <w:lang w:val="en-US"/>
-              </w:rPr>
-            </w:r>
-            <w:r>
-              <w:rPr>
-                <w:highlight w:val="none"/>
-                <w:lang w:val="en-US"/>
-              </w:rPr>
-            </w:r>
-          </w:p>
-        </w:tc>
-        <w:tc>
-          <w:tcPr>
-            <w:tcBorders/>
-            <w:tcW w:w="1559" w:type="dxa"/>
-            <w:vMerge w:val="restart"/>
-            <w:textDirection w:val="lrTb"/>
-            <w:noWrap w:val="false"/>
-          </w:tcPr>
-          <w:p>
-            <w:pPr>
-              <w:pBdr/>
-              <w:spacing/>
-              <w:ind/>
-              <w:jc w:val="left"/>
-              <w:rPr>
-                <w:highlight w:val="none"/>
-                <w:lang w:val="en-US"/>
-              </w:rPr>
-            </w:pPr>
-            <w:r>
-              <w:rPr>
-                <w:highlight w:val="none"/>
-                <w:lang w:val="en-US"/>
-              </w:rPr>
-            </w:r>
-            <w:r>
-              <w:rPr>
-                <w:highlight w:val="none"/>
-                <w:lang w:val="en-US"/>
-              </w:rPr>
-            </w:r>
-            <w:r>
-              <w:rPr>
-                <w:highlight w:val="none"/>
-                <w:lang w:val="en-US"/>
-              </w:rPr>
-            </w:r>
-          </w:p>
-        </w:tc>
-        <w:tc>
-          <w:tcPr>
-            <w:tcBorders/>
-            <w:tcW w:w="1417" w:type="dxa"/>
-            <w:vMerge w:val="restart"/>
-            <w:textDirection w:val="lrTb"/>
-            <w:noWrap w:val="false"/>
-          </w:tcPr>
-          <w:p>
-            <w:pPr>
-              <w:pBdr/>
-              <w:spacing/>
-              <w:ind/>
-              <w:jc w:val="left"/>
-              <w:rPr>
-                <w:highlight w:val="none"/>
-                <w:lang w:val="en-US"/>
-              </w:rPr>
-            </w:pPr>
-            <w:r>
-              <w:rPr>
-                <w:highlight w:val="none"/>
-                <w:lang w:val="en-US"/>
-              </w:rPr>
-            </w:r>
-            <w:r>
-              <w:rPr>
-                <w:highlight w:val="none"/>
-                <w:lang w:val="en-US"/>
-              </w:rPr>
-            </w:r>
-            <w:r>
-              <w:rPr>
-                <w:highlight w:val="none"/>
-                <w:lang w:val="en-US"/>
-              </w:rPr>
-            </w:r>
-          </w:p>
-        </w:tc>
-        <w:tc>
-          <w:tcPr>
-            <w:tcBorders/>
-            <w:tcW w:w="2126" w:type="dxa"/>
-            <w:vMerge w:val="restart"/>
-            <w:textDirection w:val="lrTb"/>
-            <w:noWrap w:val="false"/>
-          </w:tcPr>
-          <w:p>
-            <w:pPr>
-              <w:pBdr/>
-              <w:spacing/>
-              <w:ind/>
-              <w:jc w:val="left"/>
-              <w:rPr>
-                <w:highlight w:val="none"/>
-                <w:lang w:val="nl-NL"/>
-              </w:rPr>
-            </w:pPr>
-            <w:r>
-              <w:rPr>
-                <w:highlight w:val="none"/>
-                <w:lang w:val="nl-NL"/>
-              </w:rPr>
-            </w:r>
-            <w:r>
-              <w:rPr>
-                <w:highlight w:val="none"/>
-                <w:lang w:val="nl-NL"/>
-              </w:rPr>
-            </w:r>
-            <w:r>
-              <w:rPr>
-                <w:highlight w:val="none"/>
-                <w:lang w:val="nl-NL"/>
-              </w:rPr>
-            </w:r>
-          </w:p>
-        </w:tc>
-        <w:tc>
-          <w:tcPr>
-            <w:tcBorders/>
-            <w:tcW w:w="3827" w:type="dxa"/>
-            <w:vMerge w:val="restart"/>
-            <w:textDirection w:val="lrTb"/>
-            <w:noWrap w:val="false"/>
-          </w:tcPr>
-          <w:p>
-            <w:pPr>
-              <w:pBdr/>
-              <w:spacing/>
-              <w:ind/>
-              <w:jc w:val="left"/>
-              <w:rPr>
-                <w:highlight w:val="none"/>
-                <w:lang w:val="en-US"/>
-              </w:rPr>
-            </w:pPr>
-            <w:r>
-              <w:rPr>
-                <w:highlight w:val="none"/>
-                <w:lang w:val="en-US"/>
-              </w:rPr>
-            </w:r>
-            <w:r>
-              <w:rPr>
-                <w:highlight w:val="none"/>
-                <w:lang w:val="en-US"/>
-              </w:rPr>
-            </w:r>
-            <w:r>
-              <w:rPr>
-                <w:highlight w:val="none"/>
-                <w:lang w:val="en-US"/>
-              </w:rPr>
-            </w:r>
-          </w:p>
-        </w:tc>
-      </w:tr>
-      <w:tr>
-        <w:trPr>
-          <w:trHeight w:val="186"/>
-        </w:trPr>
-        <w:tc>
-          <w:tcPr>
-            <w:tcBorders/>
-            <w:tcW w:w="1417" w:type="dxa"/>
-            <w:vMerge w:val="restart"/>
-            <w:textDirection w:val="lrTb"/>
-            <w:noWrap w:val="false"/>
-          </w:tcPr>
-          <w:p>
-            <w:pPr>
-              <w:pBdr/>
-              <w:spacing/>
-              <w:ind/>
-              <w:jc w:val="left"/>
-              <w:rPr>
-                <w:highlight w:val="none"/>
-                <w:lang w:val="en-US"/>
-              </w:rPr>
-            </w:pPr>
-            <w:r>
-              <w:rPr>
-                <w:highlight w:val="none"/>
-                <w:lang w:val="en-US"/>
-              </w:rPr>
-            </w:r>
-            <w:r>
-              <w:rPr>
-                <w:highlight w:val="none"/>
-                <w:lang w:val="en-US"/>
-              </w:rPr>
-            </w:r>
-            <w:r>
-              <w:rPr>
-                <w:highlight w:val="none"/>
-                <w:lang w:val="en-US"/>
-              </w:rPr>
-            </w:r>
-          </w:p>
-        </w:tc>
-        <w:tc>
-          <w:tcPr>
-            <w:tcBorders/>
-            <w:tcW w:w="1134" w:type="dxa"/>
-            <w:vMerge w:val="restart"/>
-            <w:textDirection w:val="lrTb"/>
-            <w:noWrap w:val="false"/>
-          </w:tcPr>
-          <w:p>
-            <w:pPr>
-              <w:pBdr/>
-              <w:spacing/>
-              <w:ind/>
-              <w:jc w:val="left"/>
-              <w:rPr>
-                <w:highlight w:val="none"/>
-                <w:lang w:val="en-US"/>
-              </w:rPr>
-            </w:pPr>
-            <w:r>
-              <w:rPr>
-                <w:highlight w:val="none"/>
-                <w:lang w:val="en-US"/>
-              </w:rPr>
-            </w:r>
-            <w:r>
-              <w:rPr>
-                <w:highlight w:val="none"/>
-                <w:lang w:val="en-US"/>
-              </w:rPr>
-            </w:r>
-            <w:r>
-              <w:rPr>
-                <w:highlight w:val="none"/>
-                <w:lang w:val="en-US"/>
-              </w:rPr>
-            </w:r>
-          </w:p>
-        </w:tc>
-        <w:tc>
-          <w:tcPr>
-            <w:tcBorders/>
-            <w:tcW w:w="1559" w:type="dxa"/>
-            <w:vMerge w:val="restart"/>
-            <w:textDirection w:val="lrTb"/>
-            <w:noWrap w:val="false"/>
-          </w:tcPr>
-          <w:p>
-            <w:pPr>
-              <w:pBdr/>
-              <w:spacing/>
-              <w:ind/>
-              <w:jc w:val="left"/>
-              <w:rPr>
-                <w:highlight w:val="none"/>
-                <w:lang w:val="en-US"/>
-              </w:rPr>
-            </w:pPr>
-            <w:r>
-              <w:rPr>
-                <w:highlight w:val="none"/>
-                <w:lang w:val="en-US"/>
-              </w:rPr>
-            </w:r>
-            <w:r>
-              <w:rPr>
-                <w:highlight w:val="none"/>
-                <w:lang w:val="en-US"/>
-              </w:rPr>
-            </w:r>
-            <w:r>
-              <w:rPr>
-                <w:highlight w:val="none"/>
-                <w:lang w:val="en-US"/>
-              </w:rPr>
-            </w:r>
-          </w:p>
-        </w:tc>
-        <w:tc>
-          <w:tcPr>
-            <w:tcBorders/>
-            <w:tcW w:w="1417" w:type="dxa"/>
-            <w:vMerge w:val="restart"/>
-            <w:textDirection w:val="lrTb"/>
-            <w:noWrap w:val="false"/>
-          </w:tcPr>
-          <w:p>
-            <w:pPr>
-              <w:pBdr/>
-              <w:spacing/>
-              <w:ind/>
-              <w:jc w:val="left"/>
-              <w:rPr>
-                <w:highlight w:val="none"/>
-                <w:lang w:val="en-US"/>
-              </w:rPr>
-            </w:pPr>
-            <w:r>
-              <w:rPr>
-                <w:highlight w:val="none"/>
-                <w:lang w:val="en-US"/>
-              </w:rPr>
-            </w:r>
-            <w:r>
-              <w:rPr>
-                <w:highlight w:val="none"/>
-                <w:lang w:val="en-US"/>
-              </w:rPr>
-            </w:r>
-            <w:r>
-              <w:rPr>
-                <w:highlight w:val="none"/>
-                <w:lang w:val="en-US"/>
-              </w:rPr>
-            </w:r>
-          </w:p>
-        </w:tc>
-        <w:tc>
-          <w:tcPr>
-            <w:tcBorders/>
-            <w:tcW w:w="2126" w:type="dxa"/>
-            <w:vMerge w:val="restart"/>
-            <w:textDirection w:val="lrTb"/>
-            <w:noWrap w:val="false"/>
-          </w:tcPr>
-          <w:p>
-            <w:pPr>
-              <w:pBdr/>
-              <w:spacing/>
-              <w:ind/>
-              <w:jc w:val="left"/>
-              <w:rPr>
-                <w:highlight w:val="none"/>
-                <w:lang w:val="nl-NL"/>
-              </w:rPr>
-            </w:pPr>
-            <w:r>
-              <w:rPr>
-                <w:highlight w:val="none"/>
-                <w:lang w:val="nl-NL"/>
-              </w:rPr>
-            </w:r>
-            <w:r>
-              <w:rPr>
-                <w:highlight w:val="none"/>
-                <w:lang w:val="nl-NL"/>
-              </w:rPr>
-            </w:r>
-            <w:r>
-              <w:rPr>
-                <w:highlight w:val="none"/>
-                <w:lang w:val="nl-NL"/>
-              </w:rPr>
-            </w:r>
-          </w:p>
-        </w:tc>
-        <w:tc>
-          <w:tcPr>
-            <w:tcBorders/>
-            <w:tcW w:w="3827" w:type="dxa"/>
-            <w:vMerge w:val="restart"/>
-            <w:textDirection w:val="lrTb"/>
-            <w:noWrap w:val="false"/>
-          </w:tcPr>
-          <w:p>
-            <w:pPr>
-              <w:pBdr/>
-              <w:spacing/>
-              <w:ind/>
-              <w:jc w:val="left"/>
-              <w:rPr>
-                <w:highlight w:val="none"/>
-                <w:lang w:val="en-US"/>
-              </w:rPr>
-            </w:pPr>
-            <w:r>
-              <w:rPr>
-                <w:highlight w:val="none"/>
-                <w:lang w:val="en-US"/>
-              </w:rPr>
-            </w:r>
-            <w:r>
-              <w:rPr>
-                <w:highlight w:val="none"/>
-                <w:lang w:val="en-US"/>
-              </w:rPr>
-            </w:r>
-            <w:r>
-              <w:rPr>
-                <w:highlight w:val="none"/>
-                <w:lang w:val="en-US"/>
-              </w:rPr>
-            </w:r>
-          </w:p>
-        </w:tc>
-      </w:tr>
-      <w:tr>
-        <w:trPr>
-          <w:trHeight w:val="186"/>
-        </w:trPr>
-        <w:tc>
-          <w:tcPr>
-            <w:tcBorders/>
-            <w:tcW w:w="1417" w:type="dxa"/>
-            <w:vMerge w:val="restart"/>
-            <w:textDirection w:val="lrTb"/>
-            <w:noWrap w:val="false"/>
-          </w:tcPr>
-          <w:p>
-            <w:pPr>
-              <w:pBdr/>
-              <w:spacing/>
-              <w:ind/>
-              <w:jc w:val="left"/>
-              <w:rPr>
-                <w:highlight w:val="none"/>
-                <w:lang w:val="en-US"/>
-              </w:rPr>
-            </w:pPr>
-            <w:r>
-              <w:rPr>
-                <w:highlight w:val="none"/>
-                <w:lang w:val="en-US"/>
-              </w:rPr>
-            </w:r>
-            <w:r>
-              <w:rPr>
-                <w:highlight w:val="none"/>
-                <w:lang w:val="en-US"/>
-              </w:rPr>
-            </w:r>
-            <w:r>
-              <w:rPr>
-                <w:highlight w:val="none"/>
-                <w:lang w:val="en-US"/>
-              </w:rPr>
-            </w:r>
-          </w:p>
-        </w:tc>
-        <w:tc>
-          <w:tcPr>
-            <w:tcBorders/>
-            <w:tcW w:w="1134" w:type="dxa"/>
-            <w:vMerge w:val="restart"/>
-            <w:textDirection w:val="lrTb"/>
-            <w:noWrap w:val="false"/>
-          </w:tcPr>
-          <w:p>
-            <w:pPr>
-              <w:pBdr/>
-              <w:spacing/>
-              <w:ind/>
-              <w:jc w:val="left"/>
-              <w:rPr>
-                <w:highlight w:val="none"/>
-                <w:lang w:val="en-US"/>
-              </w:rPr>
-            </w:pPr>
-            <w:r>
-              <w:rPr>
-                <w:highlight w:val="none"/>
-                <w:lang w:val="en-US"/>
-              </w:rPr>
-            </w:r>
-            <w:r>
-              <w:rPr>
-                <w:highlight w:val="none"/>
-                <w:lang w:val="en-US"/>
-              </w:rPr>
-            </w:r>
-            <w:r>
-              <w:rPr>
-                <w:highlight w:val="none"/>
-                <w:lang w:val="en-US"/>
-              </w:rPr>
-            </w:r>
-          </w:p>
-        </w:tc>
-        <w:tc>
-          <w:tcPr>
-            <w:tcBorders/>
-            <w:tcW w:w="1559" w:type="dxa"/>
-            <w:vMerge w:val="restart"/>
-            <w:textDirection w:val="lrTb"/>
-            <w:noWrap w:val="false"/>
-          </w:tcPr>
-          <w:p>
-            <w:pPr>
-              <w:pBdr/>
-              <w:spacing/>
-              <w:ind/>
-              <w:jc w:val="left"/>
-              <w:rPr>
-                <w:highlight w:val="none"/>
-                <w:lang w:val="en-US"/>
-              </w:rPr>
-            </w:pPr>
-            <w:r>
-              <w:rPr>
-                <w:highlight w:val="none"/>
-                <w:lang w:val="en-US"/>
-              </w:rPr>
-            </w:r>
-            <w:r>
-              <w:rPr>
-                <w:highlight w:val="none"/>
-                <w:lang w:val="en-US"/>
-              </w:rPr>
-            </w:r>
-            <w:r>
-              <w:rPr>
-                <w:highlight w:val="none"/>
-                <w:lang w:val="en-US"/>
-              </w:rPr>
-            </w:r>
-          </w:p>
-        </w:tc>
-        <w:tc>
-          <w:tcPr>
-            <w:tcBorders/>
-            <w:tcW w:w="1417" w:type="dxa"/>
-            <w:vMerge w:val="restart"/>
-            <w:textDirection w:val="lrTb"/>
-            <w:noWrap w:val="false"/>
-          </w:tcPr>
-          <w:p>
-            <w:pPr>
-              <w:pBdr/>
-              <w:spacing/>
-              <w:ind/>
-              <w:jc w:val="left"/>
-              <w:rPr>
-                <w:highlight w:val="none"/>
-                <w:lang w:val="en-US"/>
-              </w:rPr>
-            </w:pPr>
-            <w:r>
-              <w:rPr>
-                <w:highlight w:val="none"/>
-                <w:lang w:val="en-US"/>
-              </w:rPr>
-            </w:r>
-            <w:r>
-              <w:rPr>
-                <w:highlight w:val="none"/>
-                <w:lang w:val="en-US"/>
-              </w:rPr>
-            </w:r>
-            <w:r>
-              <w:rPr>
-                <w:highlight w:val="none"/>
-                <w:lang w:val="en-US"/>
-              </w:rPr>
-            </w:r>
-          </w:p>
-        </w:tc>
-        <w:tc>
-          <w:tcPr>
-            <w:tcBorders/>
-            <w:tcW w:w="2126" w:type="dxa"/>
-            <w:vMerge w:val="restart"/>
-            <w:textDirection w:val="lrTb"/>
-            <w:noWrap w:val="false"/>
-          </w:tcPr>
-          <w:p>
-            <w:pPr>
-              <w:pBdr/>
-              <w:spacing/>
-              <w:ind/>
-              <w:jc w:val="left"/>
-              <w:rPr>
-                <w:highlight w:val="none"/>
-                <w:lang w:val="nl-NL"/>
-              </w:rPr>
-            </w:pPr>
-            <w:r>
-              <w:rPr>
-                <w:highlight w:val="none"/>
-                <w:lang w:val="nl-NL"/>
-              </w:rPr>
-            </w:r>
-            <w:r>
-              <w:rPr>
-                <w:highlight w:val="none"/>
-                <w:lang w:val="nl-NL"/>
-              </w:rPr>
-            </w:r>
-            <w:r>
-              <w:rPr>
-                <w:highlight w:val="none"/>
-                <w:lang w:val="nl-NL"/>
-              </w:rPr>
-            </w:r>
-          </w:p>
-        </w:tc>
-        <w:tc>
-          <w:tcPr>
-            <w:tcBorders/>
-            <w:tcW w:w="3827" w:type="dxa"/>
-            <w:vMerge w:val="restart"/>
-            <w:textDirection w:val="lrTb"/>
-            <w:noWrap w:val="false"/>
-          </w:tcPr>
-          <w:p>
-            <w:pPr>
-              <w:pBdr/>
-              <w:spacing/>
-              <w:ind/>
-              <w:jc w:val="left"/>
-              <w:rPr>
-                <w:highlight w:val="none"/>
-                <w:lang w:val="en-US"/>
-              </w:rPr>
-            </w:pPr>
-            <w:r>
-              <w:rPr>
-                <w:highlight w:val="none"/>
-                <w:lang w:val="en-US"/>
-              </w:rPr>
-            </w:r>
             <w:r>
               <w:rPr>
                 <w:highlight w:val="none"/>
